--- a/docx/dynamic-code-docs/INDEX.docx
+++ b/docx/dynamic-code-docs/INDEX.docx
@@ -2,7 +2,7 @@
 <file path=word/document.xml><?xml version="1.0" encoding="utf-8"?>
 <w:document xmlns:w="http://schemas.openxmlformats.org/wordprocessingml/2006/main" xmlns:m="http://schemas.openxmlformats.org/officeDocument/2006/math" xmlns:r="http://schemas.openxmlformats.org/officeDocument/2006/relationships" xmlns:o="urn:schemas-microsoft-com:office:office" xmlns:v="urn:schemas-microsoft-com:vml" xmlns:w10="urn:schemas-microsoft-com:office:word" xmlns:a="http://schemas.openxmlformats.org/drawingml/2006/main" xmlns:pic="http://schemas.openxmlformats.org/drawingml/2006/picture" xmlns:wp="http://schemas.openxmlformats.org/drawingml/2006/wordprocessingDrawing">
   <w:body>
-    <w:bookmarkStart w:id="228" w:name="sec1"/>
+    <w:bookmarkStart w:id="232" w:name="sec1"/>
     <w:p>
       <w:pPr>
         <w:pStyle w:val="Heading1"/>
@@ -65,11 +65,11 @@
         <w:pStyle w:val="FirstParagraph"/>
       </w:pPr>
       <w:r>
-        <w:t xml:space="preserve">Generated: 2026-09-10</w:t>
+        <w:t xml:space="preserve">Generated: 2026-09-15</w:t>
       </w:r>
     </w:p>
     <w:bookmarkEnd w:id="9"/>
-    <w:bookmarkStart w:id="227" w:name="sec3"/>
+    <w:bookmarkStart w:id="231" w:name="sec3"/>
     <w:p>
       <w:pPr>
         <w:pStyle w:val="Heading2"/>
@@ -1247,6 +1247,23 @@
           <w:rPr>
             <w:rStyle w:val="Hyperlink"/>
           </w:rPr>
+          <w:t xml:space="preserve">Get-CommandHelp</w:t>
+        </w:r>
+      </w:hyperlink>
+    </w:p>
+    <w:p>
+      <w:pPr>
+        <w:pStyle w:val="Compact"/>
+        <w:numPr>
+          <w:ilvl w:val="0"/>
+          <w:numId w:val="1002"/>
+        </w:numPr>
+      </w:pPr>
+      <w:hyperlink r:id="rId79">
+        <w:r>
+          <w:rPr>
+            <w:rStyle w:val="Hyperlink"/>
+          </w:rPr>
           <w:t xml:space="preserve">Get-DateFileTimestamp</w:t>
         </w:r>
       </w:hyperlink>
@@ -1259,7 +1276,7 @@
           <w:numId w:val="1002"/>
         </w:numPr>
       </w:pPr>
-      <w:hyperlink r:id="rId79">
+      <w:hyperlink r:id="rId80">
         <w:r>
           <w:rPr>
             <w:rStyle w:val="Hyperlink"/>
@@ -1276,7 +1293,7 @@
           <w:numId w:val="1002"/>
         </w:numPr>
       </w:pPr>
-      <w:hyperlink r:id="rId80">
+      <w:hyperlink r:id="rId81">
         <w:r>
           <w:rPr>
             <w:rStyle w:val="Hyperlink"/>
@@ -1293,7 +1310,7 @@
           <w:numId w:val="1002"/>
         </w:numPr>
       </w:pPr>
-      <w:hyperlink r:id="rId81">
+      <w:hyperlink r:id="rId82">
         <w:r>
           <w:rPr>
             <w:rStyle w:val="Hyperlink"/>
@@ -1310,7 +1327,7 @@
           <w:numId w:val="1002"/>
         </w:numPr>
       </w:pPr>
-      <w:hyperlink r:id="rId82">
+      <w:hyperlink r:id="rId83">
         <w:r>
           <w:rPr>
             <w:rStyle w:val="Hyperlink"/>
@@ -1327,7 +1344,7 @@
           <w:numId w:val="1002"/>
         </w:numPr>
       </w:pPr>
-      <w:hyperlink r:id="rId83">
+      <w:hyperlink r:id="rId84">
         <w:r>
           <w:rPr>
             <w:rStyle w:val="Hyperlink"/>
@@ -1344,7 +1361,7 @@
           <w:numId w:val="1002"/>
         </w:numPr>
       </w:pPr>
-      <w:hyperlink r:id="rId84">
+      <w:hyperlink r:id="rId85">
         <w:r>
           <w:rPr>
             <w:rStyle w:val="Hyperlink"/>
@@ -1361,7 +1378,7 @@
           <w:numId w:val="1002"/>
         </w:numPr>
       </w:pPr>
-      <w:hyperlink r:id="rId85">
+      <w:hyperlink r:id="rId86">
         <w:r>
           <w:rPr>
             <w:rStyle w:val="Hyperlink"/>
@@ -1378,7 +1395,7 @@
           <w:numId w:val="1002"/>
         </w:numPr>
       </w:pPr>
-      <w:hyperlink r:id="rId86">
+      <w:hyperlink r:id="rId87">
         <w:r>
           <w:rPr>
             <w:rStyle w:val="Hyperlink"/>
@@ -1395,7 +1412,7 @@
           <w:numId w:val="1002"/>
         </w:numPr>
       </w:pPr>
-      <w:hyperlink r:id="rId87">
+      <w:hyperlink r:id="rId88">
         <w:r>
           <w:rPr>
             <w:rStyle w:val="Hyperlink"/>
@@ -1412,7 +1429,7 @@
           <w:numId w:val="1002"/>
         </w:numPr>
       </w:pPr>
-      <w:hyperlink r:id="rId88">
+      <w:hyperlink r:id="rId89">
         <w:r>
           <w:rPr>
             <w:rStyle w:val="Hyperlink"/>
@@ -1429,7 +1446,7 @@
           <w:numId w:val="1002"/>
         </w:numPr>
       </w:pPr>
-      <w:hyperlink r:id="rId89">
+      <w:hyperlink r:id="rId90">
         <w:r>
           <w:rPr>
             <w:rStyle w:val="Hyperlink"/>
@@ -1446,7 +1463,7 @@
           <w:numId w:val="1002"/>
         </w:numPr>
       </w:pPr>
-      <w:hyperlink r:id="rId90">
+      <w:hyperlink r:id="rId91">
         <w:r>
           <w:rPr>
             <w:rStyle w:val="Hyperlink"/>
@@ -1463,7 +1480,7 @@
           <w:numId w:val="1002"/>
         </w:numPr>
       </w:pPr>
-      <w:hyperlink r:id="rId91">
+      <w:hyperlink r:id="rId92">
         <w:r>
           <w:rPr>
             <w:rStyle w:val="Hyperlink"/>
@@ -1480,7 +1497,7 @@
           <w:numId w:val="1002"/>
         </w:numPr>
       </w:pPr>
-      <w:hyperlink r:id="rId92">
+      <w:hyperlink r:id="rId93">
         <w:r>
           <w:rPr>
             <w:rStyle w:val="Hyperlink"/>
@@ -1497,7 +1514,7 @@
           <w:numId w:val="1002"/>
         </w:numPr>
       </w:pPr>
-      <w:hyperlink r:id="rId93">
+      <w:hyperlink r:id="rId94">
         <w:r>
           <w:rPr>
             <w:rStyle w:val="Hyperlink"/>
@@ -1514,7 +1531,7 @@
           <w:numId w:val="1002"/>
         </w:numPr>
       </w:pPr>
-      <w:hyperlink r:id="rId94">
+      <w:hyperlink r:id="rId95">
         <w:r>
           <w:rPr>
             <w:rStyle w:val="Hyperlink"/>
@@ -1531,7 +1548,7 @@
           <w:numId w:val="1002"/>
         </w:numPr>
       </w:pPr>
-      <w:hyperlink r:id="rId95">
+      <w:hyperlink r:id="rId96">
         <w:r>
           <w:rPr>
             <w:rStyle w:val="Hyperlink"/>
@@ -1548,7 +1565,7 @@
           <w:numId w:val="1002"/>
         </w:numPr>
       </w:pPr>
-      <w:hyperlink r:id="rId96">
+      <w:hyperlink r:id="rId97">
         <w:r>
           <w:rPr>
             <w:rStyle w:val="Hyperlink"/>
@@ -1565,7 +1582,7 @@
           <w:numId w:val="1002"/>
         </w:numPr>
       </w:pPr>
-      <w:hyperlink r:id="rId97">
+      <w:hyperlink r:id="rId98">
         <w:r>
           <w:rPr>
             <w:rStyle w:val="Hyperlink"/>
@@ -1582,7 +1599,7 @@
           <w:numId w:val="1002"/>
         </w:numPr>
       </w:pPr>
-      <w:hyperlink r:id="rId98">
+      <w:hyperlink r:id="rId99">
         <w:r>
           <w:rPr>
             <w:rStyle w:val="Hyperlink"/>
@@ -1599,7 +1616,7 @@
           <w:numId w:val="1002"/>
         </w:numPr>
       </w:pPr>
-      <w:hyperlink r:id="rId99">
+      <w:hyperlink r:id="rId100">
         <w:r>
           <w:rPr>
             <w:rStyle w:val="Hyperlink"/>
@@ -1616,7 +1633,7 @@
           <w:numId w:val="1002"/>
         </w:numPr>
       </w:pPr>
-      <w:hyperlink r:id="rId100">
+      <w:hyperlink r:id="rId101">
         <w:r>
           <w:rPr>
             <w:rStyle w:val="Hyperlink"/>
@@ -1633,7 +1650,7 @@
           <w:numId w:val="1002"/>
         </w:numPr>
       </w:pPr>
-      <w:hyperlink r:id="rId101">
+      <w:hyperlink r:id="rId102">
         <w:r>
           <w:rPr>
             <w:rStyle w:val="Hyperlink"/>
@@ -1650,7 +1667,7 @@
           <w:numId w:val="1002"/>
         </w:numPr>
       </w:pPr>
-      <w:hyperlink r:id="rId102">
+      <w:hyperlink r:id="rId103">
         <w:r>
           <w:rPr>
             <w:rStyle w:val="Hyperlink"/>
@@ -1667,7 +1684,7 @@
           <w:numId w:val="1002"/>
         </w:numPr>
       </w:pPr>
-      <w:hyperlink r:id="rId103">
+      <w:hyperlink r:id="rId104">
         <w:r>
           <w:rPr>
             <w:rStyle w:val="Hyperlink"/>
@@ -1684,7 +1701,7 @@
           <w:numId w:val="1002"/>
         </w:numPr>
       </w:pPr>
-      <w:hyperlink r:id="rId104">
+      <w:hyperlink r:id="rId105">
         <w:r>
           <w:rPr>
             <w:rStyle w:val="Hyperlink"/>
@@ -1701,7 +1718,7 @@
           <w:numId w:val="1002"/>
         </w:numPr>
       </w:pPr>
-      <w:hyperlink r:id="rId105">
+      <w:hyperlink r:id="rId106">
         <w:r>
           <w:rPr>
             <w:rStyle w:val="Hyperlink"/>
@@ -1718,7 +1735,7 @@
           <w:numId w:val="1002"/>
         </w:numPr>
       </w:pPr>
-      <w:hyperlink r:id="rId106">
+      <w:hyperlink r:id="rId107">
         <w:r>
           <w:rPr>
             <w:rStyle w:val="Hyperlink"/>
@@ -1735,7 +1752,7 @@
           <w:numId w:val="1002"/>
         </w:numPr>
       </w:pPr>
-      <w:hyperlink r:id="rId107">
+      <w:hyperlink r:id="rId108">
         <w:r>
           <w:rPr>
             <w:rStyle w:val="Hyperlink"/>
@@ -1752,7 +1769,7 @@
           <w:numId w:val="1002"/>
         </w:numPr>
       </w:pPr>
-      <w:hyperlink r:id="rId108">
+      <w:hyperlink r:id="rId109">
         <w:r>
           <w:rPr>
             <w:rStyle w:val="Hyperlink"/>
@@ -1769,7 +1786,7 @@
           <w:numId w:val="1002"/>
         </w:numPr>
       </w:pPr>
-      <w:hyperlink r:id="rId109">
+      <w:hyperlink r:id="rId110">
         <w:r>
           <w:rPr>
             <w:rStyle w:val="Hyperlink"/>
@@ -1786,7 +1803,7 @@
           <w:numId w:val="1002"/>
         </w:numPr>
       </w:pPr>
-      <w:hyperlink r:id="rId110">
+      <w:hyperlink r:id="rId111">
         <w:r>
           <w:rPr>
             <w:rStyle w:val="Hyperlink"/>
@@ -1803,7 +1820,7 @@
           <w:numId w:val="1002"/>
         </w:numPr>
       </w:pPr>
-      <w:hyperlink r:id="rId111">
+      <w:hyperlink r:id="rId112">
         <w:r>
           <w:rPr>
             <w:rStyle w:val="Hyperlink"/>
@@ -1820,7 +1837,7 @@
           <w:numId w:val="1002"/>
         </w:numPr>
       </w:pPr>
-      <w:hyperlink r:id="rId112">
+      <w:hyperlink r:id="rId113">
         <w:r>
           <w:rPr>
             <w:rStyle w:val="Hyperlink"/>
@@ -1837,7 +1854,7 @@
           <w:numId w:val="1002"/>
         </w:numPr>
       </w:pPr>
-      <w:hyperlink r:id="rId113">
+      <w:hyperlink r:id="rId114">
         <w:r>
           <w:rPr>
             <w:rStyle w:val="Hyperlink"/>
@@ -1854,7 +1871,7 @@
           <w:numId w:val="1002"/>
         </w:numPr>
       </w:pPr>
-      <w:hyperlink r:id="rId114">
+      <w:hyperlink r:id="rId115">
         <w:r>
           <w:rPr>
             <w:rStyle w:val="Hyperlink"/>
@@ -1871,7 +1888,7 @@
           <w:numId w:val="1002"/>
         </w:numPr>
       </w:pPr>
-      <w:hyperlink r:id="rId115">
+      <w:hyperlink r:id="rId116">
         <w:r>
           <w:rPr>
             <w:rStyle w:val="Hyperlink"/>
@@ -1888,7 +1905,7 @@
           <w:numId w:val="1002"/>
         </w:numPr>
       </w:pPr>
-      <w:hyperlink r:id="rId116">
+      <w:hyperlink r:id="rId117">
         <w:r>
           <w:rPr>
             <w:rStyle w:val="Hyperlink"/>
@@ -1905,7 +1922,7 @@
           <w:numId w:val="1002"/>
         </w:numPr>
       </w:pPr>
-      <w:hyperlink r:id="rId117">
+      <w:hyperlink r:id="rId118">
         <w:r>
           <w:rPr>
             <w:rStyle w:val="Hyperlink"/>
@@ -1922,7 +1939,7 @@
           <w:numId w:val="1002"/>
         </w:numPr>
       </w:pPr>
-      <w:hyperlink r:id="rId118">
+      <w:hyperlink r:id="rId119">
         <w:r>
           <w:rPr>
             <w:rStyle w:val="Hyperlink"/>
@@ -1939,7 +1956,7 @@
           <w:numId w:val="1002"/>
         </w:numPr>
       </w:pPr>
-      <w:hyperlink r:id="rId119">
+      <w:hyperlink r:id="rId120">
         <w:r>
           <w:rPr>
             <w:rStyle w:val="Hyperlink"/>
@@ -1956,7 +1973,7 @@
           <w:numId w:val="1002"/>
         </w:numPr>
       </w:pPr>
-      <w:hyperlink r:id="rId120">
+      <w:hyperlink r:id="rId121">
         <w:r>
           <w:rPr>
             <w:rStyle w:val="Hyperlink"/>
@@ -1973,7 +1990,7 @@
           <w:numId w:val="1002"/>
         </w:numPr>
       </w:pPr>
-      <w:hyperlink r:id="rId121">
+      <w:hyperlink r:id="rId122">
         <w:r>
           <w:rPr>
             <w:rStyle w:val="Hyperlink"/>
@@ -1990,7 +2007,7 @@
           <w:numId w:val="1002"/>
         </w:numPr>
       </w:pPr>
-      <w:hyperlink r:id="rId122">
+      <w:hyperlink r:id="rId123">
         <w:r>
           <w:rPr>
             <w:rStyle w:val="Hyperlink"/>
@@ -2007,7 +2024,7 @@
           <w:numId w:val="1002"/>
         </w:numPr>
       </w:pPr>
-      <w:hyperlink r:id="rId123">
+      <w:hyperlink r:id="rId124">
         <w:r>
           <w:rPr>
             <w:rStyle w:val="Hyperlink"/>
@@ -2024,7 +2041,7 @@
           <w:numId w:val="1002"/>
         </w:numPr>
       </w:pPr>
-      <w:hyperlink r:id="rId124">
+      <w:hyperlink r:id="rId125">
         <w:r>
           <w:rPr>
             <w:rStyle w:val="Hyperlink"/>
@@ -2041,7 +2058,7 @@
           <w:numId w:val="1002"/>
         </w:numPr>
       </w:pPr>
-      <w:hyperlink r:id="rId125">
+      <w:hyperlink r:id="rId126">
         <w:r>
           <w:rPr>
             <w:rStyle w:val="Hyperlink"/>
@@ -2058,7 +2075,7 @@
           <w:numId w:val="1002"/>
         </w:numPr>
       </w:pPr>
-      <w:hyperlink r:id="rId126">
+      <w:hyperlink r:id="rId127">
         <w:r>
           <w:rPr>
             <w:rStyle w:val="Hyperlink"/>
@@ -2075,7 +2092,7 @@
           <w:numId w:val="1002"/>
         </w:numPr>
       </w:pPr>
-      <w:hyperlink r:id="rId127">
+      <w:hyperlink r:id="rId128">
         <w:r>
           <w:rPr>
             <w:rStyle w:val="Hyperlink"/>
@@ -2092,7 +2109,7 @@
           <w:numId w:val="1002"/>
         </w:numPr>
       </w:pPr>
-      <w:hyperlink r:id="rId128">
+      <w:hyperlink r:id="rId129">
         <w:r>
           <w:rPr>
             <w:rStyle w:val="Hyperlink"/>
@@ -2109,7 +2126,7 @@
           <w:numId w:val="1002"/>
         </w:numPr>
       </w:pPr>
-      <w:hyperlink r:id="rId129">
+      <w:hyperlink r:id="rId130">
         <w:r>
           <w:rPr>
             <w:rStyle w:val="Hyperlink"/>
@@ -2126,7 +2143,7 @@
           <w:numId w:val="1002"/>
         </w:numPr>
       </w:pPr>
-      <w:hyperlink r:id="rId130">
+      <w:hyperlink r:id="rId131">
         <w:r>
           <w:rPr>
             <w:rStyle w:val="Hyperlink"/>
@@ -2143,7 +2160,7 @@
           <w:numId w:val="1002"/>
         </w:numPr>
       </w:pPr>
-      <w:hyperlink r:id="rId131">
+      <w:hyperlink r:id="rId132">
         <w:r>
           <w:rPr>
             <w:rStyle w:val="Hyperlink"/>
@@ -2160,7 +2177,7 @@
           <w:numId w:val="1002"/>
         </w:numPr>
       </w:pPr>
-      <w:hyperlink r:id="rId132">
+      <w:hyperlink r:id="rId133">
         <w:r>
           <w:rPr>
             <w:rStyle w:val="Hyperlink"/>
@@ -2177,7 +2194,7 @@
           <w:numId w:val="1002"/>
         </w:numPr>
       </w:pPr>
-      <w:hyperlink r:id="rId133">
+      <w:hyperlink r:id="rId134">
         <w:r>
           <w:rPr>
             <w:rStyle w:val="Hyperlink"/>
@@ -2194,7 +2211,7 @@
           <w:numId w:val="1002"/>
         </w:numPr>
       </w:pPr>
-      <w:hyperlink r:id="rId134">
+      <w:hyperlink r:id="rId135">
         <w:r>
           <w:rPr>
             <w:rStyle w:val="Hyperlink"/>
@@ -2211,7 +2228,7 @@
           <w:numId w:val="1002"/>
         </w:numPr>
       </w:pPr>
-      <w:hyperlink r:id="rId135">
+      <w:hyperlink r:id="rId136">
         <w:r>
           <w:rPr>
             <w:rStyle w:val="Hyperlink"/>
@@ -2228,7 +2245,7 @@
           <w:numId w:val="1002"/>
         </w:numPr>
       </w:pPr>
-      <w:hyperlink r:id="rId136">
+      <w:hyperlink r:id="rId137">
         <w:r>
           <w:rPr>
             <w:rStyle w:val="Hyperlink"/>
@@ -2245,7 +2262,7 @@
           <w:numId w:val="1002"/>
         </w:numPr>
       </w:pPr>
-      <w:hyperlink r:id="rId137">
+      <w:hyperlink r:id="rId138">
         <w:r>
           <w:rPr>
             <w:rStyle w:val="Hyperlink"/>
@@ -2262,7 +2279,7 @@
           <w:numId w:val="1002"/>
         </w:numPr>
       </w:pPr>
-      <w:hyperlink r:id="rId138">
+      <w:hyperlink r:id="rId139">
         <w:r>
           <w:rPr>
             <w:rStyle w:val="Hyperlink"/>
@@ -2279,7 +2296,7 @@
           <w:numId w:val="1002"/>
         </w:numPr>
       </w:pPr>
-      <w:hyperlink r:id="rId139">
+      <w:hyperlink r:id="rId140">
         <w:r>
           <w:rPr>
             <w:rStyle w:val="Hyperlink"/>
@@ -2296,7 +2313,7 @@
           <w:numId w:val="1002"/>
         </w:numPr>
       </w:pPr>
-      <w:hyperlink r:id="rId140">
+      <w:hyperlink r:id="rId141">
         <w:r>
           <w:rPr>
             <w:rStyle w:val="Hyperlink"/>
@@ -2313,7 +2330,7 @@
           <w:numId w:val="1002"/>
         </w:numPr>
       </w:pPr>
-      <w:hyperlink r:id="rId141">
+      <w:hyperlink r:id="rId142">
         <w:r>
           <w:rPr>
             <w:rStyle w:val="Hyperlink"/>
@@ -2330,7 +2347,7 @@
           <w:numId w:val="1002"/>
         </w:numPr>
       </w:pPr>
-      <w:hyperlink r:id="rId142">
+      <w:hyperlink r:id="rId143">
         <w:r>
           <w:rPr>
             <w:rStyle w:val="Hyperlink"/>
@@ -2347,7 +2364,7 @@
           <w:numId w:val="1002"/>
         </w:numPr>
       </w:pPr>
-      <w:hyperlink r:id="rId143">
+      <w:hyperlink r:id="rId144">
         <w:r>
           <w:rPr>
             <w:rStyle w:val="Hyperlink"/>
@@ -2364,7 +2381,7 @@
           <w:numId w:val="1002"/>
         </w:numPr>
       </w:pPr>
-      <w:hyperlink r:id="rId144">
+      <w:hyperlink r:id="rId145">
         <w:r>
           <w:rPr>
             <w:rStyle w:val="Hyperlink"/>
@@ -2381,7 +2398,7 @@
           <w:numId w:val="1002"/>
         </w:numPr>
       </w:pPr>
-      <w:hyperlink r:id="rId145">
+      <w:hyperlink r:id="rId146">
         <w:r>
           <w:rPr>
             <w:rStyle w:val="Hyperlink"/>
@@ -2398,7 +2415,7 @@
           <w:numId w:val="1002"/>
         </w:numPr>
       </w:pPr>
-      <w:hyperlink r:id="rId146">
+      <w:hyperlink r:id="rId147">
         <w:r>
           <w:rPr>
             <w:rStyle w:val="Hyperlink"/>
@@ -2415,7 +2432,7 @@
           <w:numId w:val="1002"/>
         </w:numPr>
       </w:pPr>
-      <w:hyperlink r:id="rId147">
+      <w:hyperlink r:id="rId148">
         <w:r>
           <w:rPr>
             <w:rStyle w:val="Hyperlink"/>
@@ -2432,7 +2449,7 @@
           <w:numId w:val="1002"/>
         </w:numPr>
       </w:pPr>
-      <w:hyperlink r:id="rId148">
+      <w:hyperlink r:id="rId149">
         <w:r>
           <w:rPr>
             <w:rStyle w:val="Hyperlink"/>
@@ -2449,7 +2466,7 @@
           <w:numId w:val="1002"/>
         </w:numPr>
       </w:pPr>
-      <w:hyperlink r:id="rId149">
+      <w:hyperlink r:id="rId150">
         <w:r>
           <w:rPr>
             <w:rStyle w:val="Hyperlink"/>
@@ -2466,7 +2483,7 @@
           <w:numId w:val="1002"/>
         </w:numPr>
       </w:pPr>
-      <w:hyperlink r:id="rId150">
+      <w:hyperlink r:id="rId151">
         <w:r>
           <w:rPr>
             <w:rStyle w:val="Hyperlink"/>
@@ -2483,7 +2500,7 @@
           <w:numId w:val="1002"/>
         </w:numPr>
       </w:pPr>
-      <w:hyperlink r:id="rId151">
+      <w:hyperlink r:id="rId152">
         <w:r>
           <w:rPr>
             <w:rStyle w:val="Hyperlink"/>
@@ -2500,7 +2517,7 @@
           <w:numId w:val="1002"/>
         </w:numPr>
       </w:pPr>
-      <w:hyperlink r:id="rId152">
+      <w:hyperlink r:id="rId153">
         <w:r>
           <w:rPr>
             <w:rStyle w:val="Hyperlink"/>
@@ -2517,7 +2534,7 @@
           <w:numId w:val="1002"/>
         </w:numPr>
       </w:pPr>
-      <w:hyperlink r:id="rId153">
+      <w:hyperlink r:id="rId154">
         <w:r>
           <w:rPr>
             <w:rStyle w:val="Hyperlink"/>
@@ -2534,7 +2551,7 @@
           <w:numId w:val="1002"/>
         </w:numPr>
       </w:pPr>
-      <w:hyperlink r:id="rId154">
+      <w:hyperlink r:id="rId155">
         <w:r>
           <w:rPr>
             <w:rStyle w:val="Hyperlink"/>
@@ -2551,7 +2568,7 @@
           <w:numId w:val="1002"/>
         </w:numPr>
       </w:pPr>
-      <w:hyperlink r:id="rId155">
+      <w:hyperlink r:id="rId156">
         <w:r>
           <w:rPr>
             <w:rStyle w:val="Hyperlink"/>
@@ -2568,7 +2585,7 @@
           <w:numId w:val="1002"/>
         </w:numPr>
       </w:pPr>
-      <w:hyperlink r:id="rId156">
+      <w:hyperlink r:id="rId157">
         <w:r>
           <w:rPr>
             <w:rStyle w:val="Hyperlink"/>
@@ -2585,7 +2602,7 @@
           <w:numId w:val="1002"/>
         </w:numPr>
       </w:pPr>
-      <w:hyperlink r:id="rId157">
+      <w:hyperlink r:id="rId158">
         <w:r>
           <w:rPr>
             <w:rStyle w:val="Hyperlink"/>
@@ -2602,7 +2619,7 @@
           <w:numId w:val="1002"/>
         </w:numPr>
       </w:pPr>
-      <w:hyperlink r:id="rId158">
+      <w:hyperlink r:id="rId159">
         <w:r>
           <w:rPr>
             <w:rStyle w:val="Hyperlink"/>
@@ -2619,7 +2636,7 @@
           <w:numId w:val="1002"/>
         </w:numPr>
       </w:pPr>
-      <w:hyperlink r:id="rId159">
+      <w:hyperlink r:id="rId160">
         <w:r>
           <w:rPr>
             <w:rStyle w:val="Hyperlink"/>
@@ -2636,7 +2653,7 @@
           <w:numId w:val="1002"/>
         </w:numPr>
       </w:pPr>
-      <w:hyperlink r:id="rId160">
+      <w:hyperlink r:id="rId161">
         <w:r>
           <w:rPr>
             <w:rStyle w:val="Hyperlink"/>
@@ -2653,7 +2670,7 @@
           <w:numId w:val="1002"/>
         </w:numPr>
       </w:pPr>
-      <w:hyperlink r:id="rId161">
+      <w:hyperlink r:id="rId162">
         <w:r>
           <w:rPr>
             <w:rStyle w:val="Hyperlink"/>
@@ -2670,7 +2687,7 @@
           <w:numId w:val="1002"/>
         </w:numPr>
       </w:pPr>
-      <w:hyperlink r:id="rId162">
+      <w:hyperlink r:id="rId163">
         <w:r>
           <w:rPr>
             <w:rStyle w:val="Hyperlink"/>
@@ -2687,7 +2704,7 @@
           <w:numId w:val="1002"/>
         </w:numPr>
       </w:pPr>
-      <w:hyperlink r:id="rId163">
+      <w:hyperlink r:id="rId164">
         <w:r>
           <w:rPr>
             <w:rStyle w:val="Hyperlink"/>
@@ -2704,7 +2721,7 @@
           <w:numId w:val="1002"/>
         </w:numPr>
       </w:pPr>
-      <w:hyperlink r:id="rId164">
+      <w:hyperlink r:id="rId165">
         <w:r>
           <w:rPr>
             <w:rStyle w:val="Hyperlink"/>
@@ -2721,7 +2738,24 @@
           <w:numId w:val="1002"/>
         </w:numPr>
       </w:pPr>
-      <w:hyperlink r:id="rId165">
+      <w:hyperlink r:id="rId166">
+        <w:r>
+          <w:rPr>
+            <w:rStyle w:val="Hyperlink"/>
+          </w:rPr>
+          <w:t xml:space="preserve">run-help-param-tests</w:t>
+        </w:r>
+      </w:hyperlink>
+    </w:p>
+    <w:p>
+      <w:pPr>
+        <w:pStyle w:val="Compact"/>
+        <w:numPr>
+          <w:ilvl w:val="0"/>
+          <w:numId w:val="1002"/>
+        </w:numPr>
+      </w:pPr>
+      <w:hyperlink r:id="rId167">
         <w:r>
           <w:rPr>
             <w:rStyle w:val="Hyperlink"/>
@@ -2738,7 +2772,7 @@
           <w:numId w:val="1002"/>
         </w:numPr>
       </w:pPr>
-      <w:hyperlink r:id="rId166">
+      <w:hyperlink r:id="rId168">
         <w:r>
           <w:rPr>
             <w:rStyle w:val="Hyperlink"/>
@@ -2755,7 +2789,7 @@
           <w:numId w:val="1002"/>
         </w:numPr>
       </w:pPr>
-      <w:hyperlink r:id="rId167">
+      <w:hyperlink r:id="rId169">
         <w:r>
           <w:rPr>
             <w:rStyle w:val="Hyperlink"/>
@@ -2772,7 +2806,7 @@
           <w:numId w:val="1002"/>
         </w:numPr>
       </w:pPr>
-      <w:hyperlink r:id="rId168">
+      <w:hyperlink r:id="rId170">
         <w:r>
           <w:rPr>
             <w:rStyle w:val="Hyperlink"/>
@@ -2789,7 +2823,7 @@
           <w:numId w:val="1002"/>
         </w:numPr>
       </w:pPr>
-      <w:hyperlink r:id="rId169">
+      <w:hyperlink r:id="rId171">
         <w:r>
           <w:rPr>
             <w:rStyle w:val="Hyperlink"/>
@@ -2806,7 +2840,7 @@
           <w:numId w:val="1002"/>
         </w:numPr>
       </w:pPr>
-      <w:hyperlink r:id="rId170">
+      <w:hyperlink r:id="rId172">
         <w:r>
           <w:rPr>
             <w:rStyle w:val="Hyperlink"/>
@@ -2823,7 +2857,7 @@
           <w:numId w:val="1002"/>
         </w:numPr>
       </w:pPr>
-      <w:hyperlink r:id="rId171">
+      <w:hyperlink r:id="rId173">
         <w:r>
           <w:rPr>
             <w:rStyle w:val="Hyperlink"/>
@@ -2840,7 +2874,7 @@
           <w:numId w:val="1002"/>
         </w:numPr>
       </w:pPr>
-      <w:hyperlink r:id="rId172">
+      <w:hyperlink r:id="rId174">
         <w:r>
           <w:rPr>
             <w:rStyle w:val="Hyperlink"/>
@@ -2857,7 +2891,24 @@
           <w:numId w:val="1002"/>
         </w:numPr>
       </w:pPr>
-      <w:hyperlink r:id="rId173">
+      <w:hyperlink r:id="rId175">
+        <w:r>
+          <w:rPr>
+            <w:rStyle w:val="Hyperlink"/>
+          </w:rPr>
+          <w:t xml:space="preserve">secret-scan</w:t>
+        </w:r>
+      </w:hyperlink>
+    </w:p>
+    <w:p>
+      <w:pPr>
+        <w:pStyle w:val="Compact"/>
+        <w:numPr>
+          <w:ilvl w:val="0"/>
+          <w:numId w:val="1002"/>
+        </w:numPr>
+      </w:pPr>
+      <w:hyperlink r:id="rId176">
         <w:r>
           <w:rPr>
             <w:rStyle w:val="Hyperlink"/>
@@ -2874,7 +2925,7 @@
           <w:numId w:val="1002"/>
         </w:numPr>
       </w:pPr>
-      <w:hyperlink r:id="rId174">
+      <w:hyperlink r:id="rId177">
         <w:r>
           <w:rPr>
             <w:rStyle w:val="Hyperlink"/>
@@ -2891,7 +2942,7 @@
           <w:numId w:val="1002"/>
         </w:numPr>
       </w:pPr>
-      <w:hyperlink r:id="rId175">
+      <w:hyperlink r:id="rId178">
         <w:r>
           <w:rPr>
             <w:rStyle w:val="Hyperlink"/>
@@ -2908,7 +2959,7 @@
           <w:numId w:val="1002"/>
         </w:numPr>
       </w:pPr>
-      <w:hyperlink r:id="rId176">
+      <w:hyperlink r:id="rId179">
         <w:r>
           <w:rPr>
             <w:rStyle w:val="Hyperlink"/>
@@ -2925,7 +2976,7 @@
           <w:numId w:val="1002"/>
         </w:numPr>
       </w:pPr>
-      <w:hyperlink r:id="rId177">
+      <w:hyperlink r:id="rId180">
         <w:r>
           <w:rPr>
             <w:rStyle w:val="Hyperlink"/>
@@ -2942,7 +2993,7 @@
           <w:numId w:val="1002"/>
         </w:numPr>
       </w:pPr>
-      <w:hyperlink r:id="rId178">
+      <w:hyperlink r:id="rId181">
         <w:r>
           <w:rPr>
             <w:rStyle w:val="Hyperlink"/>
@@ -2959,7 +3010,7 @@
           <w:numId w:val="1002"/>
         </w:numPr>
       </w:pPr>
-      <w:hyperlink r:id="rId179">
+      <w:hyperlink r:id="rId182">
         <w:r>
           <w:rPr>
             <w:rStyle w:val="Hyperlink"/>
@@ -2976,7 +3027,7 @@
           <w:numId w:val="1002"/>
         </w:numPr>
       </w:pPr>
-      <w:hyperlink r:id="rId180">
+      <w:hyperlink r:id="rId183">
         <w:r>
           <w:rPr>
             <w:rStyle w:val="Hyperlink"/>
@@ -2993,7 +3044,7 @@
           <w:numId w:val="1002"/>
         </w:numPr>
       </w:pPr>
-      <w:hyperlink r:id="rId181">
+      <w:hyperlink r:id="rId184">
         <w:r>
           <w:rPr>
             <w:rStyle w:val="Hyperlink"/>
@@ -3010,7 +3061,24 @@
           <w:numId w:val="1002"/>
         </w:numPr>
       </w:pPr>
-      <w:hyperlink r:id="rId182">
+      <w:hyperlink r:id="rId185">
+        <w:r>
+          <w:rPr>
+            <w:rStyle w:val="Hyperlink"/>
+          </w:rPr>
+          <w:t xml:space="preserve">Set-TopAnchorCore</w:t>
+        </w:r>
+      </w:hyperlink>
+    </w:p>
+    <w:p>
+      <w:pPr>
+        <w:pStyle w:val="Compact"/>
+        <w:numPr>
+          <w:ilvl w:val="0"/>
+          <w:numId w:val="1002"/>
+        </w:numPr>
+      </w:pPr>
+      <w:hyperlink r:id="rId186">
         <w:r>
           <w:rPr>
             <w:rStyle w:val="Hyperlink"/>
@@ -3027,7 +3095,7 @@
           <w:numId w:val="1002"/>
         </w:numPr>
       </w:pPr>
-      <w:hyperlink r:id="rId183">
+      <w:hyperlink r:id="rId187">
         <w:r>
           <w:rPr>
             <w:rStyle w:val="Hyperlink"/>
@@ -3044,7 +3112,7 @@
           <w:numId w:val="1002"/>
         </w:numPr>
       </w:pPr>
-      <w:hyperlink r:id="rId184">
+      <w:hyperlink r:id="rId188">
         <w:r>
           <w:rPr>
             <w:rStyle w:val="Hyperlink"/>
@@ -3061,7 +3129,7 @@
           <w:numId w:val="1002"/>
         </w:numPr>
       </w:pPr>
-      <w:hyperlink r:id="rId185">
+      <w:hyperlink r:id="rId189">
         <w:r>
           <w:rPr>
             <w:rStyle w:val="Hyperlink"/>
@@ -3078,7 +3146,7 @@
           <w:numId w:val="1002"/>
         </w:numPr>
       </w:pPr>
-      <w:hyperlink r:id="rId186">
+      <w:hyperlink r:id="rId190">
         <w:r>
           <w:rPr>
             <w:rStyle w:val="Hyperlink"/>
@@ -3095,7 +3163,7 @@
           <w:numId w:val="1002"/>
         </w:numPr>
       </w:pPr>
-      <w:hyperlink r:id="rId187">
+      <w:hyperlink r:id="rId191">
         <w:r>
           <w:rPr>
             <w:rStyle w:val="Hyperlink"/>
@@ -3112,7 +3180,7 @@
           <w:numId w:val="1002"/>
         </w:numPr>
       </w:pPr>
-      <w:hyperlink r:id="rId188">
+      <w:hyperlink r:id="rId192">
         <w:r>
           <w:rPr>
             <w:rStyle w:val="Hyperlink"/>
@@ -3129,7 +3197,7 @@
           <w:numId w:val="1002"/>
         </w:numPr>
       </w:pPr>
-      <w:hyperlink r:id="rId189">
+      <w:hyperlink r:id="rId193">
         <w:r>
           <w:rPr>
             <w:rStyle w:val="Hyperlink"/>
@@ -3146,7 +3214,7 @@
           <w:numId w:val="1002"/>
         </w:numPr>
       </w:pPr>
-      <w:hyperlink r:id="rId190">
+      <w:hyperlink r:id="rId194">
         <w:r>
           <w:rPr>
             <w:rStyle w:val="Hyperlink"/>
@@ -3163,7 +3231,7 @@
           <w:numId w:val="1002"/>
         </w:numPr>
       </w:pPr>
-      <w:hyperlink r:id="rId191">
+      <w:hyperlink r:id="rId195">
         <w:r>
           <w:rPr>
             <w:rStyle w:val="Hyperlink"/>
@@ -3180,7 +3248,7 @@
           <w:numId w:val="1002"/>
         </w:numPr>
       </w:pPr>
-      <w:hyperlink r:id="rId192">
+      <w:hyperlink r:id="rId196">
         <w:r>
           <w:rPr>
             <w:rStyle w:val="Hyperlink"/>
@@ -3197,7 +3265,7 @@
           <w:numId w:val="1002"/>
         </w:numPr>
       </w:pPr>
-      <w:hyperlink r:id="rId193">
+      <w:hyperlink r:id="rId197">
         <w:r>
           <w:rPr>
             <w:rStyle w:val="Hyperlink"/>
@@ -3214,7 +3282,7 @@
           <w:numId w:val="1002"/>
         </w:numPr>
       </w:pPr>
-      <w:hyperlink r:id="rId194">
+      <w:hyperlink r:id="rId198">
         <w:r>
           <w:rPr>
             <w:rStyle w:val="Hyperlink"/>
@@ -3231,7 +3299,7 @@
           <w:numId w:val="1002"/>
         </w:numPr>
       </w:pPr>
-      <w:hyperlink r:id="rId195">
+      <w:hyperlink r:id="rId199">
         <w:r>
           <w:rPr>
             <w:rStyle w:val="Hyperlink"/>
@@ -3248,7 +3316,7 @@
           <w:numId w:val="1002"/>
         </w:numPr>
       </w:pPr>
-      <w:hyperlink r:id="rId196">
+      <w:hyperlink r:id="rId200">
         <w:r>
           <w:rPr>
             <w:rStyle w:val="Hyperlink"/>
@@ -3265,7 +3333,7 @@
           <w:numId w:val="1002"/>
         </w:numPr>
       </w:pPr>
-      <w:hyperlink r:id="rId197">
+      <w:hyperlink r:id="rId201">
         <w:r>
           <w:rPr>
             <w:rStyle w:val="Hyperlink"/>
@@ -3282,7 +3350,7 @@
           <w:numId w:val="1002"/>
         </w:numPr>
       </w:pPr>
-      <w:hyperlink r:id="rId198">
+      <w:hyperlink r:id="rId202">
         <w:r>
           <w:rPr>
             <w:rStyle w:val="Hyperlink"/>
@@ -3299,7 +3367,7 @@
           <w:numId w:val="1002"/>
         </w:numPr>
       </w:pPr>
-      <w:hyperlink r:id="rId199">
+      <w:hyperlink r:id="rId203">
         <w:r>
           <w:rPr>
             <w:rStyle w:val="Hyperlink"/>
@@ -3316,7 +3384,7 @@
           <w:numId w:val="1002"/>
         </w:numPr>
       </w:pPr>
-      <w:hyperlink r:id="rId200">
+      <w:hyperlink r:id="rId204">
         <w:r>
           <w:rPr>
             <w:rStyle w:val="Hyperlink"/>
@@ -3333,7 +3401,7 @@
           <w:numId w:val="1002"/>
         </w:numPr>
       </w:pPr>
-      <w:hyperlink r:id="rId201">
+      <w:hyperlink r:id="rId205">
         <w:r>
           <w:rPr>
             <w:rStyle w:val="Hyperlink"/>
@@ -3350,7 +3418,7 @@
           <w:numId w:val="1002"/>
         </w:numPr>
       </w:pPr>
-      <w:hyperlink r:id="rId202">
+      <w:hyperlink r:id="rId206">
         <w:r>
           <w:rPr>
             <w:rStyle w:val="Hyperlink"/>
@@ -3367,7 +3435,7 @@
           <w:numId w:val="1002"/>
         </w:numPr>
       </w:pPr>
-      <w:hyperlink r:id="rId203">
+      <w:hyperlink r:id="rId207">
         <w:r>
           <w:rPr>
             <w:rStyle w:val="Hyperlink"/>
@@ -3384,7 +3452,7 @@
           <w:numId w:val="1002"/>
         </w:numPr>
       </w:pPr>
-      <w:hyperlink r:id="rId204">
+      <w:hyperlink r:id="rId208">
         <w:r>
           <w:rPr>
             <w:rStyle w:val="Hyperlink"/>
@@ -3401,7 +3469,7 @@
           <w:numId w:val="1002"/>
         </w:numPr>
       </w:pPr>
-      <w:hyperlink r:id="rId205">
+      <w:hyperlink r:id="rId209">
         <w:r>
           <w:rPr>
             <w:rStyle w:val="Hyperlink"/>
@@ -3418,7 +3486,7 @@
           <w:numId w:val="1002"/>
         </w:numPr>
       </w:pPr>
-      <w:hyperlink r:id="rId206">
+      <w:hyperlink r:id="rId210">
         <w:r>
           <w:rPr>
             <w:rStyle w:val="Hyperlink"/>
@@ -3435,7 +3503,7 @@
           <w:numId w:val="1002"/>
         </w:numPr>
       </w:pPr>
-      <w:hyperlink r:id="rId207">
+      <w:hyperlink r:id="rId211">
         <w:r>
           <w:rPr>
             <w:rStyle w:val="Hyperlink"/>
@@ -3452,7 +3520,7 @@
           <w:numId w:val="1002"/>
         </w:numPr>
       </w:pPr>
-      <w:hyperlink r:id="rId208">
+      <w:hyperlink r:id="rId212">
         <w:r>
           <w:rPr>
             <w:rStyle w:val="Hyperlink"/>
@@ -3469,7 +3537,7 @@
           <w:numId w:val="1002"/>
         </w:numPr>
       </w:pPr>
-      <w:hyperlink r:id="rId209">
+      <w:hyperlink r:id="rId213">
         <w:r>
           <w:rPr>
             <w:rStyle w:val="Hyperlink"/>
@@ -3486,7 +3554,7 @@
           <w:numId w:val="1002"/>
         </w:numPr>
       </w:pPr>
-      <w:hyperlink r:id="rId210">
+      <w:hyperlink r:id="rId214">
         <w:r>
           <w:rPr>
             <w:rStyle w:val="Hyperlink"/>
@@ -3503,7 +3571,7 @@
           <w:numId w:val="1002"/>
         </w:numPr>
       </w:pPr>
-      <w:hyperlink r:id="rId211">
+      <w:hyperlink r:id="rId215">
         <w:r>
           <w:rPr>
             <w:rStyle w:val="Hyperlink"/>
@@ -3520,7 +3588,7 @@
           <w:numId w:val="1002"/>
         </w:numPr>
       </w:pPr>
-      <w:hyperlink r:id="rId212">
+      <w:hyperlink r:id="rId216">
         <w:r>
           <w:rPr>
             <w:rStyle w:val="Hyperlink"/>
@@ -3537,7 +3605,7 @@
           <w:numId w:val="1002"/>
         </w:numPr>
       </w:pPr>
-      <w:hyperlink r:id="rId213">
+      <w:hyperlink r:id="rId217">
         <w:r>
           <w:rPr>
             <w:rStyle w:val="Hyperlink"/>
@@ -3554,7 +3622,7 @@
           <w:numId w:val="1002"/>
         </w:numPr>
       </w:pPr>
-      <w:hyperlink r:id="rId214">
+      <w:hyperlink r:id="rId218">
         <w:r>
           <w:rPr>
             <w:rStyle w:val="Hyperlink"/>
@@ -3571,7 +3639,7 @@
           <w:numId w:val="1002"/>
         </w:numPr>
       </w:pPr>
-      <w:hyperlink r:id="rId215">
+      <w:hyperlink r:id="rId219">
         <w:r>
           <w:rPr>
             <w:rStyle w:val="Hyperlink"/>
@@ -3588,7 +3656,7 @@
           <w:numId w:val="1002"/>
         </w:numPr>
       </w:pPr>
-      <w:hyperlink r:id="rId216">
+      <w:hyperlink r:id="rId220">
         <w:r>
           <w:rPr>
             <w:rStyle w:val="Hyperlink"/>
@@ -3605,7 +3673,7 @@
           <w:numId w:val="1002"/>
         </w:numPr>
       </w:pPr>
-      <w:hyperlink r:id="rId217">
+      <w:hyperlink r:id="rId221">
         <w:r>
           <w:rPr>
             <w:rStyle w:val="Hyperlink"/>
@@ -3622,7 +3690,7 @@
           <w:numId w:val="1002"/>
         </w:numPr>
       </w:pPr>
-      <w:hyperlink r:id="rId218">
+      <w:hyperlink r:id="rId222">
         <w:r>
           <w:rPr>
             <w:rStyle w:val="Hyperlink"/>
@@ -3639,7 +3707,7 @@
           <w:numId w:val="1002"/>
         </w:numPr>
       </w:pPr>
-      <w:hyperlink r:id="rId219">
+      <w:hyperlink r:id="rId223">
         <w:r>
           <w:rPr>
             <w:rStyle w:val="Hyperlink"/>
@@ -3656,7 +3724,7 @@
           <w:numId w:val="1002"/>
         </w:numPr>
       </w:pPr>
-      <w:hyperlink r:id="rId220">
+      <w:hyperlink r:id="rId224">
         <w:r>
           <w:rPr>
             <w:rStyle w:val="Hyperlink"/>
@@ -3673,7 +3741,7 @@
           <w:numId w:val="1002"/>
         </w:numPr>
       </w:pPr>
-      <w:hyperlink r:id="rId221">
+      <w:hyperlink r:id="rId225">
         <w:r>
           <w:rPr>
             <w:rStyle w:val="Hyperlink"/>
@@ -3690,7 +3758,7 @@
           <w:numId w:val="1002"/>
         </w:numPr>
       </w:pPr>
-      <w:hyperlink r:id="rId222">
+      <w:hyperlink r:id="rId226">
         <w:r>
           <w:rPr>
             <w:rStyle w:val="Hyperlink"/>
@@ -3707,7 +3775,7 @@
           <w:numId w:val="1002"/>
         </w:numPr>
       </w:pPr>
-      <w:hyperlink r:id="rId223">
+      <w:hyperlink r:id="rId227">
         <w:r>
           <w:rPr>
             <w:rStyle w:val="Hyperlink"/>
@@ -3724,7 +3792,7 @@
           <w:numId w:val="1002"/>
         </w:numPr>
       </w:pPr>
-      <w:hyperlink r:id="rId224">
+      <w:hyperlink r:id="rId228">
         <w:r>
           <w:rPr>
             <w:rStyle w:val="Hyperlink"/>
@@ -3741,7 +3809,7 @@
           <w:numId w:val="1002"/>
         </w:numPr>
       </w:pPr>
-      <w:hyperlink r:id="rId225">
+      <w:hyperlink r:id="rId229">
         <w:r>
           <w:rPr>
             <w:rStyle w:val="Hyperlink"/>
@@ -3758,7 +3826,7 @@
           <w:numId w:val="1002"/>
         </w:numPr>
       </w:pPr>
-      <w:hyperlink r:id="rId226">
+      <w:hyperlink r:id="rId230">
         <w:r>
           <w:rPr>
             <w:rStyle w:val="Hyperlink"/>
@@ -3774,8 +3842,8 @@
         </w:pict>
       </w:r>
     </w:p>
-    <w:bookmarkEnd w:id="227"/>
-    <w:bookmarkEnd w:id="228"/>
+    <w:bookmarkEnd w:id="231"/>
+    <w:bookmarkEnd w:id="232"/>
     <w:sectPr>
       <w:pgSz w:w="16838" w:h="11906" w:orient="landscape"/>
       <w:footnotePr>

--- a/docx/dynamic-code-docs/INDEX.docx
+++ b/docx/dynamic-code-docs/INDEX.docx
@@ -65,7 +65,7 @@
         <w:pStyle w:val="FirstParagraph"/>
       </w:pPr>
       <w:r>
-        <w:t xml:space="preserve">Generated: 2026-09-15</w:t>
+        <w:t xml:space="preserve">Generated: 2026-09-16</w:t>
       </w:r>
     </w:p>
     <w:bookmarkEnd w:id="9"/>

--- a/docx/dynamic-code-docs/INDEX.docx
+++ b/docx/dynamic-code-docs/INDEX.docx
@@ -2,7 +2,7 @@
 <file path=word/document.xml><?xml version="1.0" encoding="utf-8"?>
 <w:document xmlns:w="http://schemas.openxmlformats.org/wordprocessingml/2006/main" xmlns:m="http://schemas.openxmlformats.org/officeDocument/2006/math" xmlns:r="http://schemas.openxmlformats.org/officeDocument/2006/relationships" xmlns:o="urn:schemas-microsoft-com:office:office" xmlns:v="urn:schemas-microsoft-com:vml" xmlns:w10="urn:schemas-microsoft-com:office:word" xmlns:a="http://schemas.openxmlformats.org/drawingml/2006/main" xmlns:pic="http://schemas.openxmlformats.org/drawingml/2006/picture" xmlns:wp="http://schemas.openxmlformats.org/drawingml/2006/wordprocessingDrawing">
   <w:body>
-    <w:bookmarkStart w:id="232" w:name="sec1"/>
+    <w:bookmarkStart w:id="233" w:name="sec1"/>
     <w:p>
       <w:pPr>
         <w:pStyle w:val="Heading1"/>
@@ -65,11 +65,11 @@
         <w:pStyle w:val="FirstParagraph"/>
       </w:pPr>
       <w:r>
-        <w:t xml:space="preserve">Generated: 2026-09-16</w:t>
+        <w:t xml:space="preserve">Generated: 2026-09-17</w:t>
       </w:r>
     </w:p>
     <w:bookmarkEnd w:id="9"/>
-    <w:bookmarkStart w:id="231" w:name="sec3"/>
+    <w:bookmarkStart w:id="232" w:name="sec3"/>
     <w:p>
       <w:pPr>
         <w:pStyle w:val="Heading2"/>
@@ -2607,6 +2607,23 @@
           <w:rPr>
             <w:rStyle w:val="Hyperlink"/>
           </w:rPr>
+          <w:t xml:space="preserve">Resolve-OneViewMaintTarget</w:t>
+        </w:r>
+      </w:hyperlink>
+    </w:p>
+    <w:p>
+      <w:pPr>
+        <w:pStyle w:val="Compact"/>
+        <w:numPr>
+          <w:ilvl w:val="0"/>
+          <w:numId w:val="1002"/>
+        </w:numPr>
+      </w:pPr>
+      <w:hyperlink r:id="rId159">
+        <w:r>
+          <w:rPr>
+            <w:rStyle w:val="Hyperlink"/>
+          </w:rPr>
           <w:t xml:space="preserve">Resolve-OneViewSession</w:t>
         </w:r>
       </w:hyperlink>
@@ -2619,7 +2636,7 @@
           <w:numId w:val="1002"/>
         </w:numPr>
       </w:pPr>
-      <w:hyperlink r:id="rId159">
+      <w:hyperlink r:id="rId160">
         <w:r>
           <w:rPr>
             <w:rStyle w:val="Hyperlink"/>
@@ -2636,7 +2653,7 @@
           <w:numId w:val="1002"/>
         </w:numPr>
       </w:pPr>
-      <w:hyperlink r:id="rId160">
+      <w:hyperlink r:id="rId161">
         <w:r>
           <w:rPr>
             <w:rStyle w:val="Hyperlink"/>
@@ -2653,7 +2670,7 @@
           <w:numId w:val="1002"/>
         </w:numPr>
       </w:pPr>
-      <w:hyperlink r:id="rId161">
+      <w:hyperlink r:id="rId162">
         <w:r>
           <w:rPr>
             <w:rStyle w:val="Hyperlink"/>
@@ -2670,7 +2687,7 @@
           <w:numId w:val="1002"/>
         </w:numPr>
       </w:pPr>
-      <w:hyperlink r:id="rId162">
+      <w:hyperlink r:id="rId163">
         <w:r>
           <w:rPr>
             <w:rStyle w:val="Hyperlink"/>
@@ -2687,7 +2704,7 @@
           <w:numId w:val="1002"/>
         </w:numPr>
       </w:pPr>
-      <w:hyperlink r:id="rId163">
+      <w:hyperlink r:id="rId164">
         <w:r>
           <w:rPr>
             <w:rStyle w:val="Hyperlink"/>
@@ -2704,7 +2721,7 @@
           <w:numId w:val="1002"/>
         </w:numPr>
       </w:pPr>
-      <w:hyperlink r:id="rId164">
+      <w:hyperlink r:id="rId165">
         <w:r>
           <w:rPr>
             <w:rStyle w:val="Hyperlink"/>
@@ -2721,7 +2738,7 @@
           <w:numId w:val="1002"/>
         </w:numPr>
       </w:pPr>
-      <w:hyperlink r:id="rId165">
+      <w:hyperlink r:id="rId166">
         <w:r>
           <w:rPr>
             <w:rStyle w:val="Hyperlink"/>
@@ -2738,7 +2755,7 @@
           <w:numId w:val="1002"/>
         </w:numPr>
       </w:pPr>
-      <w:hyperlink r:id="rId166">
+      <w:hyperlink r:id="rId167">
         <w:r>
           <w:rPr>
             <w:rStyle w:val="Hyperlink"/>
@@ -2755,7 +2772,7 @@
           <w:numId w:val="1002"/>
         </w:numPr>
       </w:pPr>
-      <w:hyperlink r:id="rId167">
+      <w:hyperlink r:id="rId168">
         <w:r>
           <w:rPr>
             <w:rStyle w:val="Hyperlink"/>
@@ -2772,7 +2789,7 @@
           <w:numId w:val="1002"/>
         </w:numPr>
       </w:pPr>
-      <w:hyperlink r:id="rId168">
+      <w:hyperlink r:id="rId169">
         <w:r>
           <w:rPr>
             <w:rStyle w:val="Hyperlink"/>
@@ -2789,7 +2806,7 @@
           <w:numId w:val="1002"/>
         </w:numPr>
       </w:pPr>
-      <w:hyperlink r:id="rId169">
+      <w:hyperlink r:id="rId170">
         <w:r>
           <w:rPr>
             <w:rStyle w:val="Hyperlink"/>
@@ -2806,7 +2823,7 @@
           <w:numId w:val="1002"/>
         </w:numPr>
       </w:pPr>
-      <w:hyperlink r:id="rId170">
+      <w:hyperlink r:id="rId171">
         <w:r>
           <w:rPr>
             <w:rStyle w:val="Hyperlink"/>
@@ -2823,7 +2840,7 @@
           <w:numId w:val="1002"/>
         </w:numPr>
       </w:pPr>
-      <w:hyperlink r:id="rId171">
+      <w:hyperlink r:id="rId172">
         <w:r>
           <w:rPr>
             <w:rStyle w:val="Hyperlink"/>
@@ -2840,7 +2857,7 @@
           <w:numId w:val="1002"/>
         </w:numPr>
       </w:pPr>
-      <w:hyperlink r:id="rId172">
+      <w:hyperlink r:id="rId173">
         <w:r>
           <w:rPr>
             <w:rStyle w:val="Hyperlink"/>
@@ -2857,7 +2874,7 @@
           <w:numId w:val="1002"/>
         </w:numPr>
       </w:pPr>
-      <w:hyperlink r:id="rId173">
+      <w:hyperlink r:id="rId174">
         <w:r>
           <w:rPr>
             <w:rStyle w:val="Hyperlink"/>
@@ -2874,7 +2891,7 @@
           <w:numId w:val="1002"/>
         </w:numPr>
       </w:pPr>
-      <w:hyperlink r:id="rId174">
+      <w:hyperlink r:id="rId175">
         <w:r>
           <w:rPr>
             <w:rStyle w:val="Hyperlink"/>
@@ -2891,7 +2908,7 @@
           <w:numId w:val="1002"/>
         </w:numPr>
       </w:pPr>
-      <w:hyperlink r:id="rId175">
+      <w:hyperlink r:id="rId176">
         <w:r>
           <w:rPr>
             <w:rStyle w:val="Hyperlink"/>
@@ -2908,7 +2925,7 @@
           <w:numId w:val="1002"/>
         </w:numPr>
       </w:pPr>
-      <w:hyperlink r:id="rId176">
+      <w:hyperlink r:id="rId177">
         <w:r>
           <w:rPr>
             <w:rStyle w:val="Hyperlink"/>
@@ -2925,7 +2942,7 @@
           <w:numId w:val="1002"/>
         </w:numPr>
       </w:pPr>
-      <w:hyperlink r:id="rId177">
+      <w:hyperlink r:id="rId178">
         <w:r>
           <w:rPr>
             <w:rStyle w:val="Hyperlink"/>
@@ -2942,7 +2959,7 @@
           <w:numId w:val="1002"/>
         </w:numPr>
       </w:pPr>
-      <w:hyperlink r:id="rId178">
+      <w:hyperlink r:id="rId179">
         <w:r>
           <w:rPr>
             <w:rStyle w:val="Hyperlink"/>
@@ -2959,7 +2976,7 @@
           <w:numId w:val="1002"/>
         </w:numPr>
       </w:pPr>
-      <w:hyperlink r:id="rId179">
+      <w:hyperlink r:id="rId180">
         <w:r>
           <w:rPr>
             <w:rStyle w:val="Hyperlink"/>
@@ -2976,7 +2993,7 @@
           <w:numId w:val="1002"/>
         </w:numPr>
       </w:pPr>
-      <w:hyperlink r:id="rId180">
+      <w:hyperlink r:id="rId181">
         <w:r>
           <w:rPr>
             <w:rStyle w:val="Hyperlink"/>
@@ -2993,7 +3010,7 @@
           <w:numId w:val="1002"/>
         </w:numPr>
       </w:pPr>
-      <w:hyperlink r:id="rId181">
+      <w:hyperlink r:id="rId182">
         <w:r>
           <w:rPr>
             <w:rStyle w:val="Hyperlink"/>
@@ -3010,7 +3027,7 @@
           <w:numId w:val="1002"/>
         </w:numPr>
       </w:pPr>
-      <w:hyperlink r:id="rId182">
+      <w:hyperlink r:id="rId183">
         <w:r>
           <w:rPr>
             <w:rStyle w:val="Hyperlink"/>
@@ -3027,7 +3044,7 @@
           <w:numId w:val="1002"/>
         </w:numPr>
       </w:pPr>
-      <w:hyperlink r:id="rId183">
+      <w:hyperlink r:id="rId184">
         <w:r>
           <w:rPr>
             <w:rStyle w:val="Hyperlink"/>
@@ -3044,7 +3061,7 @@
           <w:numId w:val="1002"/>
         </w:numPr>
       </w:pPr>
-      <w:hyperlink r:id="rId184">
+      <w:hyperlink r:id="rId185">
         <w:r>
           <w:rPr>
             <w:rStyle w:val="Hyperlink"/>
@@ -3061,7 +3078,7 @@
           <w:numId w:val="1002"/>
         </w:numPr>
       </w:pPr>
-      <w:hyperlink r:id="rId185">
+      <w:hyperlink r:id="rId186">
         <w:r>
           <w:rPr>
             <w:rStyle w:val="Hyperlink"/>
@@ -3078,7 +3095,7 @@
           <w:numId w:val="1002"/>
         </w:numPr>
       </w:pPr>
-      <w:hyperlink r:id="rId186">
+      <w:hyperlink r:id="rId187">
         <w:r>
           <w:rPr>
             <w:rStyle w:val="Hyperlink"/>
@@ -3095,7 +3112,7 @@
           <w:numId w:val="1002"/>
         </w:numPr>
       </w:pPr>
-      <w:hyperlink r:id="rId187">
+      <w:hyperlink r:id="rId188">
         <w:r>
           <w:rPr>
             <w:rStyle w:val="Hyperlink"/>
@@ -3112,7 +3129,7 @@
           <w:numId w:val="1002"/>
         </w:numPr>
       </w:pPr>
-      <w:hyperlink r:id="rId188">
+      <w:hyperlink r:id="rId189">
         <w:r>
           <w:rPr>
             <w:rStyle w:val="Hyperlink"/>
@@ -3129,7 +3146,7 @@
           <w:numId w:val="1002"/>
         </w:numPr>
       </w:pPr>
-      <w:hyperlink r:id="rId189">
+      <w:hyperlink r:id="rId190">
         <w:r>
           <w:rPr>
             <w:rStyle w:val="Hyperlink"/>
@@ -3146,7 +3163,7 @@
           <w:numId w:val="1002"/>
         </w:numPr>
       </w:pPr>
-      <w:hyperlink r:id="rId190">
+      <w:hyperlink r:id="rId191">
         <w:r>
           <w:rPr>
             <w:rStyle w:val="Hyperlink"/>
@@ -3163,7 +3180,7 @@
           <w:numId w:val="1002"/>
         </w:numPr>
       </w:pPr>
-      <w:hyperlink r:id="rId191">
+      <w:hyperlink r:id="rId192">
         <w:r>
           <w:rPr>
             <w:rStyle w:val="Hyperlink"/>
@@ -3180,7 +3197,7 @@
           <w:numId w:val="1002"/>
         </w:numPr>
       </w:pPr>
-      <w:hyperlink r:id="rId192">
+      <w:hyperlink r:id="rId193">
         <w:r>
           <w:rPr>
             <w:rStyle w:val="Hyperlink"/>
@@ -3197,7 +3214,7 @@
           <w:numId w:val="1002"/>
         </w:numPr>
       </w:pPr>
-      <w:hyperlink r:id="rId193">
+      <w:hyperlink r:id="rId194">
         <w:r>
           <w:rPr>
             <w:rStyle w:val="Hyperlink"/>
@@ -3214,7 +3231,7 @@
           <w:numId w:val="1002"/>
         </w:numPr>
       </w:pPr>
-      <w:hyperlink r:id="rId194">
+      <w:hyperlink r:id="rId195">
         <w:r>
           <w:rPr>
             <w:rStyle w:val="Hyperlink"/>
@@ -3231,7 +3248,7 @@
           <w:numId w:val="1002"/>
         </w:numPr>
       </w:pPr>
-      <w:hyperlink r:id="rId195">
+      <w:hyperlink r:id="rId196">
         <w:r>
           <w:rPr>
             <w:rStyle w:val="Hyperlink"/>
@@ -3248,7 +3265,7 @@
           <w:numId w:val="1002"/>
         </w:numPr>
       </w:pPr>
-      <w:hyperlink r:id="rId196">
+      <w:hyperlink r:id="rId197">
         <w:r>
           <w:rPr>
             <w:rStyle w:val="Hyperlink"/>
@@ -3265,7 +3282,7 @@
           <w:numId w:val="1002"/>
         </w:numPr>
       </w:pPr>
-      <w:hyperlink r:id="rId197">
+      <w:hyperlink r:id="rId198">
         <w:r>
           <w:rPr>
             <w:rStyle w:val="Hyperlink"/>
@@ -3282,7 +3299,7 @@
           <w:numId w:val="1002"/>
         </w:numPr>
       </w:pPr>
-      <w:hyperlink r:id="rId198">
+      <w:hyperlink r:id="rId199">
         <w:r>
           <w:rPr>
             <w:rStyle w:val="Hyperlink"/>
@@ -3299,7 +3316,7 @@
           <w:numId w:val="1002"/>
         </w:numPr>
       </w:pPr>
-      <w:hyperlink r:id="rId199">
+      <w:hyperlink r:id="rId200">
         <w:r>
           <w:rPr>
             <w:rStyle w:val="Hyperlink"/>
@@ -3316,7 +3333,7 @@
           <w:numId w:val="1002"/>
         </w:numPr>
       </w:pPr>
-      <w:hyperlink r:id="rId200">
+      <w:hyperlink r:id="rId201">
         <w:r>
           <w:rPr>
             <w:rStyle w:val="Hyperlink"/>
@@ -3333,7 +3350,7 @@
           <w:numId w:val="1002"/>
         </w:numPr>
       </w:pPr>
-      <w:hyperlink r:id="rId201">
+      <w:hyperlink r:id="rId202">
         <w:r>
           <w:rPr>
             <w:rStyle w:val="Hyperlink"/>
@@ -3350,7 +3367,7 @@
           <w:numId w:val="1002"/>
         </w:numPr>
       </w:pPr>
-      <w:hyperlink r:id="rId202">
+      <w:hyperlink r:id="rId203">
         <w:r>
           <w:rPr>
             <w:rStyle w:val="Hyperlink"/>
@@ -3367,7 +3384,7 @@
           <w:numId w:val="1002"/>
         </w:numPr>
       </w:pPr>
-      <w:hyperlink r:id="rId203">
+      <w:hyperlink r:id="rId204">
         <w:r>
           <w:rPr>
             <w:rStyle w:val="Hyperlink"/>
@@ -3384,7 +3401,7 @@
           <w:numId w:val="1002"/>
         </w:numPr>
       </w:pPr>
-      <w:hyperlink r:id="rId204">
+      <w:hyperlink r:id="rId205">
         <w:r>
           <w:rPr>
             <w:rStyle w:val="Hyperlink"/>
@@ -3401,7 +3418,7 @@
           <w:numId w:val="1002"/>
         </w:numPr>
       </w:pPr>
-      <w:hyperlink r:id="rId205">
+      <w:hyperlink r:id="rId206">
         <w:r>
           <w:rPr>
             <w:rStyle w:val="Hyperlink"/>
@@ -3418,7 +3435,7 @@
           <w:numId w:val="1002"/>
         </w:numPr>
       </w:pPr>
-      <w:hyperlink r:id="rId206">
+      <w:hyperlink r:id="rId207">
         <w:r>
           <w:rPr>
             <w:rStyle w:val="Hyperlink"/>
@@ -3435,7 +3452,7 @@
           <w:numId w:val="1002"/>
         </w:numPr>
       </w:pPr>
-      <w:hyperlink r:id="rId207">
+      <w:hyperlink r:id="rId208">
         <w:r>
           <w:rPr>
             <w:rStyle w:val="Hyperlink"/>
@@ -3452,7 +3469,7 @@
           <w:numId w:val="1002"/>
         </w:numPr>
       </w:pPr>
-      <w:hyperlink r:id="rId208">
+      <w:hyperlink r:id="rId209">
         <w:r>
           <w:rPr>
             <w:rStyle w:val="Hyperlink"/>
@@ -3469,7 +3486,7 @@
           <w:numId w:val="1002"/>
         </w:numPr>
       </w:pPr>
-      <w:hyperlink r:id="rId209">
+      <w:hyperlink r:id="rId210">
         <w:r>
           <w:rPr>
             <w:rStyle w:val="Hyperlink"/>
@@ -3486,7 +3503,7 @@
           <w:numId w:val="1002"/>
         </w:numPr>
       </w:pPr>
-      <w:hyperlink r:id="rId210">
+      <w:hyperlink r:id="rId211">
         <w:r>
           <w:rPr>
             <w:rStyle w:val="Hyperlink"/>
@@ -3503,7 +3520,7 @@
           <w:numId w:val="1002"/>
         </w:numPr>
       </w:pPr>
-      <w:hyperlink r:id="rId211">
+      <w:hyperlink r:id="rId212">
         <w:r>
           <w:rPr>
             <w:rStyle w:val="Hyperlink"/>
@@ -3520,7 +3537,7 @@
           <w:numId w:val="1002"/>
         </w:numPr>
       </w:pPr>
-      <w:hyperlink r:id="rId212">
+      <w:hyperlink r:id="rId213">
         <w:r>
           <w:rPr>
             <w:rStyle w:val="Hyperlink"/>
@@ -3537,7 +3554,7 @@
           <w:numId w:val="1002"/>
         </w:numPr>
       </w:pPr>
-      <w:hyperlink r:id="rId213">
+      <w:hyperlink r:id="rId214">
         <w:r>
           <w:rPr>
             <w:rStyle w:val="Hyperlink"/>
@@ -3554,7 +3571,7 @@
           <w:numId w:val="1002"/>
         </w:numPr>
       </w:pPr>
-      <w:hyperlink r:id="rId214">
+      <w:hyperlink r:id="rId215">
         <w:r>
           <w:rPr>
             <w:rStyle w:val="Hyperlink"/>
@@ -3571,7 +3588,7 @@
           <w:numId w:val="1002"/>
         </w:numPr>
       </w:pPr>
-      <w:hyperlink r:id="rId215">
+      <w:hyperlink r:id="rId216">
         <w:r>
           <w:rPr>
             <w:rStyle w:val="Hyperlink"/>
@@ -3588,7 +3605,7 @@
           <w:numId w:val="1002"/>
         </w:numPr>
       </w:pPr>
-      <w:hyperlink r:id="rId216">
+      <w:hyperlink r:id="rId217">
         <w:r>
           <w:rPr>
             <w:rStyle w:val="Hyperlink"/>
@@ -3605,7 +3622,7 @@
           <w:numId w:val="1002"/>
         </w:numPr>
       </w:pPr>
-      <w:hyperlink r:id="rId217">
+      <w:hyperlink r:id="rId218">
         <w:r>
           <w:rPr>
             <w:rStyle w:val="Hyperlink"/>
@@ -3622,7 +3639,7 @@
           <w:numId w:val="1002"/>
         </w:numPr>
       </w:pPr>
-      <w:hyperlink r:id="rId218">
+      <w:hyperlink r:id="rId219">
         <w:r>
           <w:rPr>
             <w:rStyle w:val="Hyperlink"/>
@@ -3639,7 +3656,7 @@
           <w:numId w:val="1002"/>
         </w:numPr>
       </w:pPr>
-      <w:hyperlink r:id="rId219">
+      <w:hyperlink r:id="rId220">
         <w:r>
           <w:rPr>
             <w:rStyle w:val="Hyperlink"/>
@@ -3656,7 +3673,7 @@
           <w:numId w:val="1002"/>
         </w:numPr>
       </w:pPr>
-      <w:hyperlink r:id="rId220">
+      <w:hyperlink r:id="rId221">
         <w:r>
           <w:rPr>
             <w:rStyle w:val="Hyperlink"/>
@@ -3673,7 +3690,7 @@
           <w:numId w:val="1002"/>
         </w:numPr>
       </w:pPr>
-      <w:hyperlink r:id="rId221">
+      <w:hyperlink r:id="rId222">
         <w:r>
           <w:rPr>
             <w:rStyle w:val="Hyperlink"/>
@@ -3690,7 +3707,7 @@
           <w:numId w:val="1002"/>
         </w:numPr>
       </w:pPr>
-      <w:hyperlink r:id="rId222">
+      <w:hyperlink r:id="rId223">
         <w:r>
           <w:rPr>
             <w:rStyle w:val="Hyperlink"/>
@@ -3707,7 +3724,7 @@
           <w:numId w:val="1002"/>
         </w:numPr>
       </w:pPr>
-      <w:hyperlink r:id="rId223">
+      <w:hyperlink r:id="rId224">
         <w:r>
           <w:rPr>
             <w:rStyle w:val="Hyperlink"/>
@@ -3724,7 +3741,7 @@
           <w:numId w:val="1002"/>
         </w:numPr>
       </w:pPr>
-      <w:hyperlink r:id="rId224">
+      <w:hyperlink r:id="rId225">
         <w:r>
           <w:rPr>
             <w:rStyle w:val="Hyperlink"/>
@@ -3741,7 +3758,7 @@
           <w:numId w:val="1002"/>
         </w:numPr>
       </w:pPr>
-      <w:hyperlink r:id="rId225">
+      <w:hyperlink r:id="rId226">
         <w:r>
           <w:rPr>
             <w:rStyle w:val="Hyperlink"/>
@@ -3758,7 +3775,7 @@
           <w:numId w:val="1002"/>
         </w:numPr>
       </w:pPr>
-      <w:hyperlink r:id="rId226">
+      <w:hyperlink r:id="rId227">
         <w:r>
           <w:rPr>
             <w:rStyle w:val="Hyperlink"/>
@@ -3775,7 +3792,7 @@
           <w:numId w:val="1002"/>
         </w:numPr>
       </w:pPr>
-      <w:hyperlink r:id="rId227">
+      <w:hyperlink r:id="rId228">
         <w:r>
           <w:rPr>
             <w:rStyle w:val="Hyperlink"/>
@@ -3792,7 +3809,7 @@
           <w:numId w:val="1002"/>
         </w:numPr>
       </w:pPr>
-      <w:hyperlink r:id="rId228">
+      <w:hyperlink r:id="rId229">
         <w:r>
           <w:rPr>
             <w:rStyle w:val="Hyperlink"/>
@@ -3809,7 +3826,7 @@
           <w:numId w:val="1002"/>
         </w:numPr>
       </w:pPr>
-      <w:hyperlink r:id="rId229">
+      <w:hyperlink r:id="rId230">
         <w:r>
           <w:rPr>
             <w:rStyle w:val="Hyperlink"/>
@@ -3826,7 +3843,7 @@
           <w:numId w:val="1002"/>
         </w:numPr>
       </w:pPr>
-      <w:hyperlink r:id="rId230">
+      <w:hyperlink r:id="rId231">
         <w:r>
           <w:rPr>
             <w:rStyle w:val="Hyperlink"/>
@@ -3842,8 +3859,8 @@
         </w:pict>
       </w:r>
     </w:p>
-    <w:bookmarkEnd w:id="231"/>
     <w:bookmarkEnd w:id="232"/>
+    <w:bookmarkEnd w:id="233"/>
     <w:sectPr>
       <w:pgSz w:w="16838" w:h="11906" w:orient="landscape"/>
       <w:footnotePr>

--- a/docx/dynamic-code-docs/INDEX.docx
+++ b/docx/dynamic-code-docs/INDEX.docx
@@ -65,7 +65,7 @@
         <w:pStyle w:val="FirstParagraph"/>
       </w:pPr>
       <w:r>
-        <w:t xml:space="preserve">Generated: 2026-09-17</w:t>
+        <w:t xml:space="preserve">Generated: 2026-09-18</w:t>
       </w:r>
     </w:p>
     <w:bookmarkEnd w:id="9"/>

--- a/docx/dynamic-code-docs/INDEX.docx
+++ b/docx/dynamic-code-docs/INDEX.docx
@@ -65,7 +65,7 @@
         <w:pStyle w:val="FirstParagraph"/>
       </w:pPr>
       <w:r>
-        <w:t xml:space="preserve">Generated: 2026-09-18</w:t>
+        <w:t xml:space="preserve">Generated: 2026-09-21</w:t>
       </w:r>
     </w:p>
     <w:bookmarkEnd w:id="9"/>

--- a/docx/dynamic-code-docs/INDEX.docx
+++ b/docx/dynamic-code-docs/INDEX.docx
@@ -2,7 +2,7 @@
 <file path=word/document.xml><?xml version="1.0" encoding="utf-8"?>
 <w:document xmlns:w="http://schemas.openxmlformats.org/wordprocessingml/2006/main" xmlns:m="http://schemas.openxmlformats.org/officeDocument/2006/math" xmlns:r="http://schemas.openxmlformats.org/officeDocument/2006/relationships" xmlns:o="urn:schemas-microsoft-com:office:office" xmlns:v="urn:schemas-microsoft-com:vml" xmlns:w10="urn:schemas-microsoft-com:office:word" xmlns:a="http://schemas.openxmlformats.org/drawingml/2006/main" xmlns:pic="http://schemas.openxmlformats.org/drawingml/2006/picture" xmlns:wp="http://schemas.openxmlformats.org/drawingml/2006/wordprocessingDrawing">
   <w:body>
-    <w:bookmarkStart w:id="233" w:name="sec1"/>
+    <w:bookmarkStart w:id="235" w:name="sec1"/>
     <w:p>
       <w:pPr>
         <w:pStyle w:val="Heading1"/>
@@ -65,11 +65,11 @@
         <w:pStyle w:val="FirstParagraph"/>
       </w:pPr>
       <w:r>
-        <w:t xml:space="preserve">Generated: 2026-09-21</w:t>
+        <w:t xml:space="preserve">Generated: 2026-09-22</w:t>
       </w:r>
     </w:p>
     <w:bookmarkEnd w:id="9"/>
-    <w:bookmarkStart w:id="232" w:name="sec3"/>
+    <w:bookmarkStart w:id="234" w:name="sec3"/>
     <w:p>
       <w:pPr>
         <w:pStyle w:val="Heading2"/>
@@ -499,6 +499,23 @@
           <w:rPr>
             <w:rStyle w:val="Hyperlink"/>
           </w:rPr>
+          <w:t xml:space="preserve">_Get-OneViewMaintenanceMode</w:t>
+        </w:r>
+      </w:hyperlink>
+    </w:p>
+    <w:p>
+      <w:pPr>
+        <w:pStyle w:val="Compact"/>
+        <w:numPr>
+          <w:ilvl w:val="0"/>
+          <w:numId w:val="1002"/>
+        </w:numPr>
+      </w:pPr>
+      <w:hyperlink r:id="rId35">
+        <w:r>
+          <w:rPr>
+            <w:rStyle w:val="Hyperlink"/>
+          </w:rPr>
           <w:t xml:space="preserve">_Get-OneViewMajorVersion</w:t>
         </w:r>
       </w:hyperlink>
@@ -511,7 +528,7 @@
           <w:numId w:val="1002"/>
         </w:numPr>
       </w:pPr>
-      <w:hyperlink r:id="rId35">
+      <w:hyperlink r:id="rId36">
         <w:r>
           <w:rPr>
             <w:rStyle w:val="Hyperlink"/>
@@ -528,7 +545,24 @@
           <w:numId w:val="1002"/>
         </w:numPr>
       </w:pPr>
-      <w:hyperlink r:id="rId36">
+      <w:hyperlink r:id="rId37">
+        <w:r>
+          <w:rPr>
+            <w:rStyle w:val="Hyperlink"/>
+          </w:rPr>
+          <w:t xml:space="preserve">_Get-OneViewServerMaintenanceLookup</w:t>
+        </w:r>
+      </w:hyperlink>
+    </w:p>
+    <w:p>
+      <w:pPr>
+        <w:pStyle w:val="Compact"/>
+        <w:numPr>
+          <w:ilvl w:val="0"/>
+          <w:numId w:val="1002"/>
+        </w:numPr>
+      </w:pPr>
+      <w:hyperlink r:id="rId38">
         <w:r>
           <w:rPr>
             <w:rStyle w:val="Hyperlink"/>
@@ -545,7 +579,7 @@
           <w:numId w:val="1002"/>
         </w:numPr>
       </w:pPr>
-      <w:hyperlink r:id="rId37">
+      <w:hyperlink r:id="rId39">
         <w:r>
           <w:rPr>
             <w:rStyle w:val="Hyperlink"/>
@@ -562,7 +596,7 @@
           <w:numId w:val="1002"/>
         </w:numPr>
       </w:pPr>
-      <w:hyperlink r:id="rId38">
+      <w:hyperlink r:id="rId40">
         <w:r>
           <w:rPr>
             <w:rStyle w:val="Hyperlink"/>
@@ -579,7 +613,7 @@
           <w:numId w:val="1002"/>
         </w:numPr>
       </w:pPr>
-      <w:hyperlink r:id="rId39">
+      <w:hyperlink r:id="rId41">
         <w:r>
           <w:rPr>
             <w:rStyle w:val="Hyperlink"/>
@@ -596,7 +630,7 @@
           <w:numId w:val="1002"/>
         </w:numPr>
       </w:pPr>
-      <w:hyperlink r:id="rId40">
+      <w:hyperlink r:id="rId42">
         <w:r>
           <w:rPr>
             <w:rStyle w:val="Hyperlink"/>
@@ -613,7 +647,7 @@
           <w:numId w:val="1002"/>
         </w:numPr>
       </w:pPr>
-      <w:hyperlink r:id="rId41">
+      <w:hyperlink r:id="rId43">
         <w:r>
           <w:rPr>
             <w:rStyle w:val="Hyperlink"/>
@@ -630,7 +664,7 @@
           <w:numId w:val="1002"/>
         </w:numPr>
       </w:pPr>
-      <w:hyperlink r:id="rId42">
+      <w:hyperlink r:id="rId44">
         <w:r>
           <w:rPr>
             <w:rStyle w:val="Hyperlink"/>
@@ -647,7 +681,7 @@
           <w:numId w:val="1002"/>
         </w:numPr>
       </w:pPr>
-      <w:hyperlink r:id="rId43">
+      <w:hyperlink r:id="rId45">
         <w:r>
           <w:rPr>
             <w:rStyle w:val="Hyperlink"/>
@@ -664,7 +698,7 @@
           <w:numId w:val="1002"/>
         </w:numPr>
       </w:pPr>
-      <w:hyperlink r:id="rId44">
+      <w:hyperlink r:id="rId46">
         <w:r>
           <w:rPr>
             <w:rStyle w:val="Hyperlink"/>
@@ -681,7 +715,7 @@
           <w:numId w:val="1002"/>
         </w:numPr>
       </w:pPr>
-      <w:hyperlink r:id="rId45">
+      <w:hyperlink r:id="rId47">
         <w:r>
           <w:rPr>
             <w:rStyle w:val="Hyperlink"/>
@@ -698,7 +732,7 @@
           <w:numId w:val="1002"/>
         </w:numPr>
       </w:pPr>
-      <w:hyperlink r:id="rId46">
+      <w:hyperlink r:id="rId48">
         <w:r>
           <w:rPr>
             <w:rStyle w:val="Hyperlink"/>
@@ -715,7 +749,7 @@
           <w:numId w:val="1002"/>
         </w:numPr>
       </w:pPr>
-      <w:hyperlink r:id="rId47">
+      <w:hyperlink r:id="rId49">
         <w:r>
           <w:rPr>
             <w:rStyle w:val="Hyperlink"/>
@@ -732,7 +766,7 @@
           <w:numId w:val="1002"/>
         </w:numPr>
       </w:pPr>
-      <w:hyperlink r:id="rId48">
+      <w:hyperlink r:id="rId50">
         <w:r>
           <w:rPr>
             <w:rStyle w:val="Hyperlink"/>
@@ -749,7 +783,7 @@
           <w:numId w:val="1002"/>
         </w:numPr>
       </w:pPr>
-      <w:hyperlink r:id="rId49">
+      <w:hyperlink r:id="rId51">
         <w:r>
           <w:rPr>
             <w:rStyle w:val="Hyperlink"/>
@@ -766,7 +800,7 @@
           <w:numId w:val="1002"/>
         </w:numPr>
       </w:pPr>
-      <w:hyperlink r:id="rId50">
+      <w:hyperlink r:id="rId52">
         <w:r>
           <w:rPr>
             <w:rStyle w:val="Hyperlink"/>
@@ -783,7 +817,7 @@
           <w:numId w:val="1002"/>
         </w:numPr>
       </w:pPr>
-      <w:hyperlink r:id="rId51">
+      <w:hyperlink r:id="rId53">
         <w:r>
           <w:rPr>
             <w:rStyle w:val="Hyperlink"/>
@@ -800,7 +834,7 @@
           <w:numId w:val="1002"/>
         </w:numPr>
       </w:pPr>
-      <w:hyperlink r:id="rId52">
+      <w:hyperlink r:id="rId54">
         <w:r>
           <w:rPr>
             <w:rStyle w:val="Hyperlink"/>
@@ -817,7 +851,7 @@
           <w:numId w:val="1002"/>
         </w:numPr>
       </w:pPr>
-      <w:hyperlink r:id="rId53">
+      <w:hyperlink r:id="rId55">
         <w:r>
           <w:rPr>
             <w:rStyle w:val="Hyperlink"/>
@@ -834,7 +868,7 @@
           <w:numId w:val="1002"/>
         </w:numPr>
       </w:pPr>
-      <w:hyperlink r:id="rId54">
+      <w:hyperlink r:id="rId56">
         <w:r>
           <w:rPr>
             <w:rStyle w:val="Hyperlink"/>
@@ -851,7 +885,7 @@
           <w:numId w:val="1002"/>
         </w:numPr>
       </w:pPr>
-      <w:hyperlink r:id="rId55">
+      <w:hyperlink r:id="rId57">
         <w:r>
           <w:rPr>
             <w:rStyle w:val="Hyperlink"/>
@@ -868,7 +902,7 @@
           <w:numId w:val="1002"/>
         </w:numPr>
       </w:pPr>
-      <w:hyperlink r:id="rId56">
+      <w:hyperlink r:id="rId58">
         <w:r>
           <w:rPr>
             <w:rStyle w:val="Hyperlink"/>
@@ -885,7 +919,7 @@
           <w:numId w:val="1002"/>
         </w:numPr>
       </w:pPr>
-      <w:hyperlink r:id="rId57">
+      <w:hyperlink r:id="rId59">
         <w:r>
           <w:rPr>
             <w:rStyle w:val="Hyperlink"/>
@@ -902,7 +936,7 @@
           <w:numId w:val="1002"/>
         </w:numPr>
       </w:pPr>
-      <w:hyperlink r:id="rId58">
+      <w:hyperlink r:id="rId60">
         <w:r>
           <w:rPr>
             <w:rStyle w:val="Hyperlink"/>
@@ -919,7 +953,7 @@
           <w:numId w:val="1002"/>
         </w:numPr>
       </w:pPr>
-      <w:hyperlink r:id="rId59">
+      <w:hyperlink r:id="rId61">
         <w:r>
           <w:rPr>
             <w:rStyle w:val="Hyperlink"/>
@@ -936,7 +970,7 @@
           <w:numId w:val="1002"/>
         </w:numPr>
       </w:pPr>
-      <w:hyperlink r:id="rId60">
+      <w:hyperlink r:id="rId62">
         <w:r>
           <w:rPr>
             <w:rStyle w:val="Hyperlink"/>
@@ -953,7 +987,7 @@
           <w:numId w:val="1002"/>
         </w:numPr>
       </w:pPr>
-      <w:hyperlink r:id="rId61">
+      <w:hyperlink r:id="rId63">
         <w:r>
           <w:rPr>
             <w:rStyle w:val="Hyperlink"/>
@@ -970,7 +1004,7 @@
           <w:numId w:val="1002"/>
         </w:numPr>
       </w:pPr>
-      <w:hyperlink r:id="rId62">
+      <w:hyperlink r:id="rId64">
         <w:r>
           <w:rPr>
             <w:rStyle w:val="Hyperlink"/>
@@ -987,7 +1021,7 @@
           <w:numId w:val="1002"/>
         </w:numPr>
       </w:pPr>
-      <w:hyperlink r:id="rId63">
+      <w:hyperlink r:id="rId65">
         <w:r>
           <w:rPr>
             <w:rStyle w:val="Hyperlink"/>
@@ -1004,7 +1038,7 @@
           <w:numId w:val="1002"/>
         </w:numPr>
       </w:pPr>
-      <w:hyperlink r:id="rId64">
+      <w:hyperlink r:id="rId66">
         <w:r>
           <w:rPr>
             <w:rStyle w:val="Hyperlink"/>
@@ -1021,7 +1055,7 @@
           <w:numId w:val="1002"/>
         </w:numPr>
       </w:pPr>
-      <w:hyperlink r:id="rId65">
+      <w:hyperlink r:id="rId67">
         <w:r>
           <w:rPr>
             <w:rStyle w:val="Hyperlink"/>
@@ -1038,7 +1072,7 @@
           <w:numId w:val="1002"/>
         </w:numPr>
       </w:pPr>
-      <w:hyperlink r:id="rId66">
+      <w:hyperlink r:id="rId68">
         <w:r>
           <w:rPr>
             <w:rStyle w:val="Hyperlink"/>
@@ -1055,7 +1089,7 @@
           <w:numId w:val="1002"/>
         </w:numPr>
       </w:pPr>
-      <w:hyperlink r:id="rId67">
+      <w:hyperlink r:id="rId69">
         <w:r>
           <w:rPr>
             <w:rStyle w:val="Hyperlink"/>
@@ -1072,7 +1106,7 @@
           <w:numId w:val="1002"/>
         </w:numPr>
       </w:pPr>
-      <w:hyperlink r:id="rId68">
+      <w:hyperlink r:id="rId70">
         <w:r>
           <w:rPr>
             <w:rStyle w:val="Hyperlink"/>
@@ -1089,7 +1123,7 @@
           <w:numId w:val="1002"/>
         </w:numPr>
       </w:pPr>
-      <w:hyperlink r:id="rId69">
+      <w:hyperlink r:id="rId71">
         <w:r>
           <w:rPr>
             <w:rStyle w:val="Hyperlink"/>
@@ -1106,7 +1140,7 @@
           <w:numId w:val="1002"/>
         </w:numPr>
       </w:pPr>
-      <w:hyperlink r:id="rId70">
+      <w:hyperlink r:id="rId72">
         <w:r>
           <w:rPr>
             <w:rStyle w:val="Hyperlink"/>
@@ -1123,7 +1157,7 @@
           <w:numId w:val="1002"/>
         </w:numPr>
       </w:pPr>
-      <w:hyperlink r:id="rId71">
+      <w:hyperlink r:id="rId73">
         <w:r>
           <w:rPr>
             <w:rStyle w:val="Hyperlink"/>
@@ -1140,7 +1174,7 @@
           <w:numId w:val="1002"/>
         </w:numPr>
       </w:pPr>
-      <w:hyperlink r:id="rId72">
+      <w:hyperlink r:id="rId74">
         <w:r>
           <w:rPr>
             <w:rStyle w:val="Hyperlink"/>
@@ -1157,7 +1191,7 @@
           <w:numId w:val="1002"/>
         </w:numPr>
       </w:pPr>
-      <w:hyperlink r:id="rId73">
+      <w:hyperlink r:id="rId75">
         <w:r>
           <w:rPr>
             <w:rStyle w:val="Hyperlink"/>
@@ -1174,7 +1208,7 @@
           <w:numId w:val="1002"/>
         </w:numPr>
       </w:pPr>
-      <w:hyperlink r:id="rId74">
+      <w:hyperlink r:id="rId76">
         <w:r>
           <w:rPr>
             <w:rStyle w:val="Hyperlink"/>
@@ -1191,7 +1225,7 @@
           <w:numId w:val="1002"/>
         </w:numPr>
       </w:pPr>
-      <w:hyperlink r:id="rId75">
+      <w:hyperlink r:id="rId77">
         <w:r>
           <w:rPr>
             <w:rStyle w:val="Hyperlink"/>
@@ -1208,7 +1242,7 @@
           <w:numId w:val="1002"/>
         </w:numPr>
       </w:pPr>
-      <w:hyperlink r:id="rId76">
+      <w:hyperlink r:id="rId78">
         <w:r>
           <w:rPr>
             <w:rStyle w:val="Hyperlink"/>
@@ -1225,7 +1259,7 @@
           <w:numId w:val="1002"/>
         </w:numPr>
       </w:pPr>
-      <w:hyperlink r:id="rId77">
+      <w:hyperlink r:id="rId79">
         <w:r>
           <w:rPr>
             <w:rStyle w:val="Hyperlink"/>
@@ -1242,7 +1276,7 @@
           <w:numId w:val="1002"/>
         </w:numPr>
       </w:pPr>
-      <w:hyperlink r:id="rId78">
+      <w:hyperlink r:id="rId80">
         <w:r>
           <w:rPr>
             <w:rStyle w:val="Hyperlink"/>
@@ -1259,7 +1293,7 @@
           <w:numId w:val="1002"/>
         </w:numPr>
       </w:pPr>
-      <w:hyperlink r:id="rId79">
+      <w:hyperlink r:id="rId81">
         <w:r>
           <w:rPr>
             <w:rStyle w:val="Hyperlink"/>
@@ -1276,7 +1310,7 @@
           <w:numId w:val="1002"/>
         </w:numPr>
       </w:pPr>
-      <w:hyperlink r:id="rId80">
+      <w:hyperlink r:id="rId82">
         <w:r>
           <w:rPr>
             <w:rStyle w:val="Hyperlink"/>
@@ -1293,7 +1327,7 @@
           <w:numId w:val="1002"/>
         </w:numPr>
       </w:pPr>
-      <w:hyperlink r:id="rId81">
+      <w:hyperlink r:id="rId83">
         <w:r>
           <w:rPr>
             <w:rStyle w:val="Hyperlink"/>
@@ -1310,7 +1344,7 @@
           <w:numId w:val="1002"/>
         </w:numPr>
       </w:pPr>
-      <w:hyperlink r:id="rId82">
+      <w:hyperlink r:id="rId84">
         <w:r>
           <w:rPr>
             <w:rStyle w:val="Hyperlink"/>
@@ -1327,7 +1361,7 @@
           <w:numId w:val="1002"/>
         </w:numPr>
       </w:pPr>
-      <w:hyperlink r:id="rId83">
+      <w:hyperlink r:id="rId85">
         <w:r>
           <w:rPr>
             <w:rStyle w:val="Hyperlink"/>
@@ -1344,7 +1378,7 @@
           <w:numId w:val="1002"/>
         </w:numPr>
       </w:pPr>
-      <w:hyperlink r:id="rId84">
+      <w:hyperlink r:id="rId86">
         <w:r>
           <w:rPr>
             <w:rStyle w:val="Hyperlink"/>
@@ -1361,7 +1395,7 @@
           <w:numId w:val="1002"/>
         </w:numPr>
       </w:pPr>
-      <w:hyperlink r:id="rId85">
+      <w:hyperlink r:id="rId87">
         <w:r>
           <w:rPr>
             <w:rStyle w:val="Hyperlink"/>
@@ -1378,7 +1412,7 @@
           <w:numId w:val="1002"/>
         </w:numPr>
       </w:pPr>
-      <w:hyperlink r:id="rId86">
+      <w:hyperlink r:id="rId88">
         <w:r>
           <w:rPr>
             <w:rStyle w:val="Hyperlink"/>
@@ -1395,7 +1429,7 @@
           <w:numId w:val="1002"/>
         </w:numPr>
       </w:pPr>
-      <w:hyperlink r:id="rId87">
+      <w:hyperlink r:id="rId89">
         <w:r>
           <w:rPr>
             <w:rStyle w:val="Hyperlink"/>
@@ -1412,7 +1446,7 @@
           <w:numId w:val="1002"/>
         </w:numPr>
       </w:pPr>
-      <w:hyperlink r:id="rId88">
+      <w:hyperlink r:id="rId90">
         <w:r>
           <w:rPr>
             <w:rStyle w:val="Hyperlink"/>
@@ -1429,7 +1463,7 @@
           <w:numId w:val="1002"/>
         </w:numPr>
       </w:pPr>
-      <w:hyperlink r:id="rId89">
+      <w:hyperlink r:id="rId91">
         <w:r>
           <w:rPr>
             <w:rStyle w:val="Hyperlink"/>
@@ -1446,7 +1480,7 @@
           <w:numId w:val="1002"/>
         </w:numPr>
       </w:pPr>
-      <w:hyperlink r:id="rId90">
+      <w:hyperlink r:id="rId92">
         <w:r>
           <w:rPr>
             <w:rStyle w:val="Hyperlink"/>
@@ -1463,7 +1497,7 @@
           <w:numId w:val="1002"/>
         </w:numPr>
       </w:pPr>
-      <w:hyperlink r:id="rId91">
+      <w:hyperlink r:id="rId93">
         <w:r>
           <w:rPr>
             <w:rStyle w:val="Hyperlink"/>
@@ -1480,7 +1514,7 @@
           <w:numId w:val="1002"/>
         </w:numPr>
       </w:pPr>
-      <w:hyperlink r:id="rId92">
+      <w:hyperlink r:id="rId94">
         <w:r>
           <w:rPr>
             <w:rStyle w:val="Hyperlink"/>
@@ -1497,7 +1531,7 @@
           <w:numId w:val="1002"/>
         </w:numPr>
       </w:pPr>
-      <w:hyperlink r:id="rId93">
+      <w:hyperlink r:id="rId95">
         <w:r>
           <w:rPr>
             <w:rStyle w:val="Hyperlink"/>
@@ -1514,7 +1548,7 @@
           <w:numId w:val="1002"/>
         </w:numPr>
       </w:pPr>
-      <w:hyperlink r:id="rId94">
+      <w:hyperlink r:id="rId96">
         <w:r>
           <w:rPr>
             <w:rStyle w:val="Hyperlink"/>
@@ -1531,7 +1565,7 @@
           <w:numId w:val="1002"/>
         </w:numPr>
       </w:pPr>
-      <w:hyperlink r:id="rId95">
+      <w:hyperlink r:id="rId97">
         <w:r>
           <w:rPr>
             <w:rStyle w:val="Hyperlink"/>
@@ -1548,7 +1582,7 @@
           <w:numId w:val="1002"/>
         </w:numPr>
       </w:pPr>
-      <w:hyperlink r:id="rId96">
+      <w:hyperlink r:id="rId98">
         <w:r>
           <w:rPr>
             <w:rStyle w:val="Hyperlink"/>
@@ -1565,7 +1599,7 @@
           <w:numId w:val="1002"/>
         </w:numPr>
       </w:pPr>
-      <w:hyperlink r:id="rId97">
+      <w:hyperlink r:id="rId99">
         <w:r>
           <w:rPr>
             <w:rStyle w:val="Hyperlink"/>
@@ -1582,7 +1616,7 @@
           <w:numId w:val="1002"/>
         </w:numPr>
       </w:pPr>
-      <w:hyperlink r:id="rId98">
+      <w:hyperlink r:id="rId100">
         <w:r>
           <w:rPr>
             <w:rStyle w:val="Hyperlink"/>
@@ -1599,7 +1633,7 @@
           <w:numId w:val="1002"/>
         </w:numPr>
       </w:pPr>
-      <w:hyperlink r:id="rId99">
+      <w:hyperlink r:id="rId101">
         <w:r>
           <w:rPr>
             <w:rStyle w:val="Hyperlink"/>
@@ -1616,7 +1650,7 @@
           <w:numId w:val="1002"/>
         </w:numPr>
       </w:pPr>
-      <w:hyperlink r:id="rId100">
+      <w:hyperlink r:id="rId102">
         <w:r>
           <w:rPr>
             <w:rStyle w:val="Hyperlink"/>
@@ -1633,7 +1667,7 @@
           <w:numId w:val="1002"/>
         </w:numPr>
       </w:pPr>
-      <w:hyperlink r:id="rId101">
+      <w:hyperlink r:id="rId103">
         <w:r>
           <w:rPr>
             <w:rStyle w:val="Hyperlink"/>
@@ -1650,7 +1684,7 @@
           <w:numId w:val="1002"/>
         </w:numPr>
       </w:pPr>
-      <w:hyperlink r:id="rId102">
+      <w:hyperlink r:id="rId104">
         <w:r>
           <w:rPr>
             <w:rStyle w:val="Hyperlink"/>
@@ -1667,7 +1701,7 @@
           <w:numId w:val="1002"/>
         </w:numPr>
       </w:pPr>
-      <w:hyperlink r:id="rId103">
+      <w:hyperlink r:id="rId105">
         <w:r>
           <w:rPr>
             <w:rStyle w:val="Hyperlink"/>
@@ -1684,7 +1718,7 @@
           <w:numId w:val="1002"/>
         </w:numPr>
       </w:pPr>
-      <w:hyperlink r:id="rId104">
+      <w:hyperlink r:id="rId106">
         <w:r>
           <w:rPr>
             <w:rStyle w:val="Hyperlink"/>
@@ -1701,7 +1735,7 @@
           <w:numId w:val="1002"/>
         </w:numPr>
       </w:pPr>
-      <w:hyperlink r:id="rId105">
+      <w:hyperlink r:id="rId107">
         <w:r>
           <w:rPr>
             <w:rStyle w:val="Hyperlink"/>
@@ -1718,7 +1752,7 @@
           <w:numId w:val="1002"/>
         </w:numPr>
       </w:pPr>
-      <w:hyperlink r:id="rId106">
+      <w:hyperlink r:id="rId108">
         <w:r>
           <w:rPr>
             <w:rStyle w:val="Hyperlink"/>
@@ -1735,7 +1769,7 @@
           <w:numId w:val="1002"/>
         </w:numPr>
       </w:pPr>
-      <w:hyperlink r:id="rId107">
+      <w:hyperlink r:id="rId109">
         <w:r>
           <w:rPr>
             <w:rStyle w:val="Hyperlink"/>
@@ -1752,7 +1786,7 @@
           <w:numId w:val="1002"/>
         </w:numPr>
       </w:pPr>
-      <w:hyperlink r:id="rId108">
+      <w:hyperlink r:id="rId110">
         <w:r>
           <w:rPr>
             <w:rStyle w:val="Hyperlink"/>
@@ -1769,7 +1803,7 @@
           <w:numId w:val="1002"/>
         </w:numPr>
       </w:pPr>
-      <w:hyperlink r:id="rId109">
+      <w:hyperlink r:id="rId111">
         <w:r>
           <w:rPr>
             <w:rStyle w:val="Hyperlink"/>
@@ -1786,7 +1820,7 @@
           <w:numId w:val="1002"/>
         </w:numPr>
       </w:pPr>
-      <w:hyperlink r:id="rId110">
+      <w:hyperlink r:id="rId112">
         <w:r>
           <w:rPr>
             <w:rStyle w:val="Hyperlink"/>
@@ -1803,7 +1837,7 @@
           <w:numId w:val="1002"/>
         </w:numPr>
       </w:pPr>
-      <w:hyperlink r:id="rId111">
+      <w:hyperlink r:id="rId113">
         <w:r>
           <w:rPr>
             <w:rStyle w:val="Hyperlink"/>
@@ -1820,7 +1854,7 @@
           <w:numId w:val="1002"/>
         </w:numPr>
       </w:pPr>
-      <w:hyperlink r:id="rId112">
+      <w:hyperlink r:id="rId114">
         <w:r>
           <w:rPr>
             <w:rStyle w:val="Hyperlink"/>
@@ -1837,7 +1871,7 @@
           <w:numId w:val="1002"/>
         </w:numPr>
       </w:pPr>
-      <w:hyperlink r:id="rId113">
+      <w:hyperlink r:id="rId115">
         <w:r>
           <w:rPr>
             <w:rStyle w:val="Hyperlink"/>
@@ -1854,7 +1888,7 @@
           <w:numId w:val="1002"/>
         </w:numPr>
       </w:pPr>
-      <w:hyperlink r:id="rId114">
+      <w:hyperlink r:id="rId116">
         <w:r>
           <w:rPr>
             <w:rStyle w:val="Hyperlink"/>
@@ -1871,7 +1905,7 @@
           <w:numId w:val="1002"/>
         </w:numPr>
       </w:pPr>
-      <w:hyperlink r:id="rId115">
+      <w:hyperlink r:id="rId117">
         <w:r>
           <w:rPr>
             <w:rStyle w:val="Hyperlink"/>
@@ -1888,7 +1922,7 @@
           <w:numId w:val="1002"/>
         </w:numPr>
       </w:pPr>
-      <w:hyperlink r:id="rId116">
+      <w:hyperlink r:id="rId118">
         <w:r>
           <w:rPr>
             <w:rStyle w:val="Hyperlink"/>
@@ -1905,7 +1939,7 @@
           <w:numId w:val="1002"/>
         </w:numPr>
       </w:pPr>
-      <w:hyperlink r:id="rId117">
+      <w:hyperlink r:id="rId119">
         <w:r>
           <w:rPr>
             <w:rStyle w:val="Hyperlink"/>
@@ -1922,7 +1956,7 @@
           <w:numId w:val="1002"/>
         </w:numPr>
       </w:pPr>
-      <w:hyperlink r:id="rId118">
+      <w:hyperlink r:id="rId120">
         <w:r>
           <w:rPr>
             <w:rStyle w:val="Hyperlink"/>
@@ -1939,7 +1973,7 @@
           <w:numId w:val="1002"/>
         </w:numPr>
       </w:pPr>
-      <w:hyperlink r:id="rId119">
+      <w:hyperlink r:id="rId121">
         <w:r>
           <w:rPr>
             <w:rStyle w:val="Hyperlink"/>
@@ -1956,7 +1990,7 @@
           <w:numId w:val="1002"/>
         </w:numPr>
       </w:pPr>
-      <w:hyperlink r:id="rId120">
+      <w:hyperlink r:id="rId122">
         <w:r>
           <w:rPr>
             <w:rStyle w:val="Hyperlink"/>
@@ -1973,7 +2007,7 @@
           <w:numId w:val="1002"/>
         </w:numPr>
       </w:pPr>
-      <w:hyperlink r:id="rId121">
+      <w:hyperlink r:id="rId123">
         <w:r>
           <w:rPr>
             <w:rStyle w:val="Hyperlink"/>
@@ -1990,7 +2024,7 @@
           <w:numId w:val="1002"/>
         </w:numPr>
       </w:pPr>
-      <w:hyperlink r:id="rId122">
+      <w:hyperlink r:id="rId124">
         <w:r>
           <w:rPr>
             <w:rStyle w:val="Hyperlink"/>
@@ -2007,7 +2041,7 @@
           <w:numId w:val="1002"/>
         </w:numPr>
       </w:pPr>
-      <w:hyperlink r:id="rId123">
+      <w:hyperlink r:id="rId125">
         <w:r>
           <w:rPr>
             <w:rStyle w:val="Hyperlink"/>
@@ -2024,7 +2058,7 @@
           <w:numId w:val="1002"/>
         </w:numPr>
       </w:pPr>
-      <w:hyperlink r:id="rId124">
+      <w:hyperlink r:id="rId126">
         <w:r>
           <w:rPr>
             <w:rStyle w:val="Hyperlink"/>
@@ -2041,7 +2075,7 @@
           <w:numId w:val="1002"/>
         </w:numPr>
       </w:pPr>
-      <w:hyperlink r:id="rId125">
+      <w:hyperlink r:id="rId127">
         <w:r>
           <w:rPr>
             <w:rStyle w:val="Hyperlink"/>
@@ -2058,7 +2092,7 @@
           <w:numId w:val="1002"/>
         </w:numPr>
       </w:pPr>
-      <w:hyperlink r:id="rId126">
+      <w:hyperlink r:id="rId128">
         <w:r>
           <w:rPr>
             <w:rStyle w:val="Hyperlink"/>
@@ -2075,7 +2109,7 @@
           <w:numId w:val="1002"/>
         </w:numPr>
       </w:pPr>
-      <w:hyperlink r:id="rId127">
+      <w:hyperlink r:id="rId129">
         <w:r>
           <w:rPr>
             <w:rStyle w:val="Hyperlink"/>
@@ -2092,7 +2126,7 @@
           <w:numId w:val="1002"/>
         </w:numPr>
       </w:pPr>
-      <w:hyperlink r:id="rId128">
+      <w:hyperlink r:id="rId130">
         <w:r>
           <w:rPr>
             <w:rStyle w:val="Hyperlink"/>
@@ -2109,7 +2143,7 @@
           <w:numId w:val="1002"/>
         </w:numPr>
       </w:pPr>
-      <w:hyperlink r:id="rId129">
+      <w:hyperlink r:id="rId131">
         <w:r>
           <w:rPr>
             <w:rStyle w:val="Hyperlink"/>
@@ -2126,7 +2160,7 @@
           <w:numId w:val="1002"/>
         </w:numPr>
       </w:pPr>
-      <w:hyperlink r:id="rId130">
+      <w:hyperlink r:id="rId132">
         <w:r>
           <w:rPr>
             <w:rStyle w:val="Hyperlink"/>
@@ -2143,7 +2177,7 @@
           <w:numId w:val="1002"/>
         </w:numPr>
       </w:pPr>
-      <w:hyperlink r:id="rId131">
+      <w:hyperlink r:id="rId133">
         <w:r>
           <w:rPr>
             <w:rStyle w:val="Hyperlink"/>
@@ -2160,7 +2194,7 @@
           <w:numId w:val="1002"/>
         </w:numPr>
       </w:pPr>
-      <w:hyperlink r:id="rId132">
+      <w:hyperlink r:id="rId134">
         <w:r>
           <w:rPr>
             <w:rStyle w:val="Hyperlink"/>
@@ -2177,7 +2211,7 @@
           <w:numId w:val="1002"/>
         </w:numPr>
       </w:pPr>
-      <w:hyperlink r:id="rId133">
+      <w:hyperlink r:id="rId135">
         <w:r>
           <w:rPr>
             <w:rStyle w:val="Hyperlink"/>
@@ -2194,7 +2228,7 @@
           <w:numId w:val="1002"/>
         </w:numPr>
       </w:pPr>
-      <w:hyperlink r:id="rId134">
+      <w:hyperlink r:id="rId136">
         <w:r>
           <w:rPr>
             <w:rStyle w:val="Hyperlink"/>
@@ -2211,7 +2245,7 @@
           <w:numId w:val="1002"/>
         </w:numPr>
       </w:pPr>
-      <w:hyperlink r:id="rId135">
+      <w:hyperlink r:id="rId137">
         <w:r>
           <w:rPr>
             <w:rStyle w:val="Hyperlink"/>
@@ -2228,7 +2262,7 @@
           <w:numId w:val="1002"/>
         </w:numPr>
       </w:pPr>
-      <w:hyperlink r:id="rId136">
+      <w:hyperlink r:id="rId138">
         <w:r>
           <w:rPr>
             <w:rStyle w:val="Hyperlink"/>
@@ -2245,7 +2279,7 @@
           <w:numId w:val="1002"/>
         </w:numPr>
       </w:pPr>
-      <w:hyperlink r:id="rId137">
+      <w:hyperlink r:id="rId139">
         <w:r>
           <w:rPr>
             <w:rStyle w:val="Hyperlink"/>
@@ -2262,7 +2296,7 @@
           <w:numId w:val="1002"/>
         </w:numPr>
       </w:pPr>
-      <w:hyperlink r:id="rId138">
+      <w:hyperlink r:id="rId140">
         <w:r>
           <w:rPr>
             <w:rStyle w:val="Hyperlink"/>
@@ -2279,7 +2313,7 @@
           <w:numId w:val="1002"/>
         </w:numPr>
       </w:pPr>
-      <w:hyperlink r:id="rId139">
+      <w:hyperlink r:id="rId141">
         <w:r>
           <w:rPr>
             <w:rStyle w:val="Hyperlink"/>
@@ -2296,7 +2330,7 @@
           <w:numId w:val="1002"/>
         </w:numPr>
       </w:pPr>
-      <w:hyperlink r:id="rId140">
+      <w:hyperlink r:id="rId142">
         <w:r>
           <w:rPr>
             <w:rStyle w:val="Hyperlink"/>
@@ -2313,7 +2347,7 @@
           <w:numId w:val="1002"/>
         </w:numPr>
       </w:pPr>
-      <w:hyperlink r:id="rId141">
+      <w:hyperlink r:id="rId143">
         <w:r>
           <w:rPr>
             <w:rStyle w:val="Hyperlink"/>
@@ -2330,7 +2364,7 @@
           <w:numId w:val="1002"/>
         </w:numPr>
       </w:pPr>
-      <w:hyperlink r:id="rId142">
+      <w:hyperlink r:id="rId144">
         <w:r>
           <w:rPr>
             <w:rStyle w:val="Hyperlink"/>
@@ -2347,7 +2381,7 @@
           <w:numId w:val="1002"/>
         </w:numPr>
       </w:pPr>
-      <w:hyperlink r:id="rId143">
+      <w:hyperlink r:id="rId145">
         <w:r>
           <w:rPr>
             <w:rStyle w:val="Hyperlink"/>
@@ -2364,7 +2398,7 @@
           <w:numId w:val="1002"/>
         </w:numPr>
       </w:pPr>
-      <w:hyperlink r:id="rId144">
+      <w:hyperlink r:id="rId146">
         <w:r>
           <w:rPr>
             <w:rStyle w:val="Hyperlink"/>
@@ -2381,7 +2415,7 @@
           <w:numId w:val="1002"/>
         </w:numPr>
       </w:pPr>
-      <w:hyperlink r:id="rId145">
+      <w:hyperlink r:id="rId147">
         <w:r>
           <w:rPr>
             <w:rStyle w:val="Hyperlink"/>
@@ -2398,7 +2432,7 @@
           <w:numId w:val="1002"/>
         </w:numPr>
       </w:pPr>
-      <w:hyperlink r:id="rId146">
+      <w:hyperlink r:id="rId148">
         <w:r>
           <w:rPr>
             <w:rStyle w:val="Hyperlink"/>
@@ -2415,7 +2449,7 @@
           <w:numId w:val="1002"/>
         </w:numPr>
       </w:pPr>
-      <w:hyperlink r:id="rId147">
+      <w:hyperlink r:id="rId149">
         <w:r>
           <w:rPr>
             <w:rStyle w:val="Hyperlink"/>
@@ -2432,7 +2466,7 @@
           <w:numId w:val="1002"/>
         </w:numPr>
       </w:pPr>
-      <w:hyperlink r:id="rId148">
+      <w:hyperlink r:id="rId150">
         <w:r>
           <w:rPr>
             <w:rStyle w:val="Hyperlink"/>
@@ -2449,7 +2483,7 @@
           <w:numId w:val="1002"/>
         </w:numPr>
       </w:pPr>
-      <w:hyperlink r:id="rId149">
+      <w:hyperlink r:id="rId151">
         <w:r>
           <w:rPr>
             <w:rStyle w:val="Hyperlink"/>
@@ -2466,7 +2500,7 @@
           <w:numId w:val="1002"/>
         </w:numPr>
       </w:pPr>
-      <w:hyperlink r:id="rId150">
+      <w:hyperlink r:id="rId152">
         <w:r>
           <w:rPr>
             <w:rStyle w:val="Hyperlink"/>
@@ -2483,7 +2517,7 @@
           <w:numId w:val="1002"/>
         </w:numPr>
       </w:pPr>
-      <w:hyperlink r:id="rId151">
+      <w:hyperlink r:id="rId153">
         <w:r>
           <w:rPr>
             <w:rStyle w:val="Hyperlink"/>
@@ -2500,7 +2534,7 @@
           <w:numId w:val="1002"/>
         </w:numPr>
       </w:pPr>
-      <w:hyperlink r:id="rId152">
+      <w:hyperlink r:id="rId154">
         <w:r>
           <w:rPr>
             <w:rStyle w:val="Hyperlink"/>
@@ -2517,7 +2551,7 @@
           <w:numId w:val="1002"/>
         </w:numPr>
       </w:pPr>
-      <w:hyperlink r:id="rId153">
+      <w:hyperlink r:id="rId155">
         <w:r>
           <w:rPr>
             <w:rStyle w:val="Hyperlink"/>
@@ -2534,7 +2568,7 @@
           <w:numId w:val="1002"/>
         </w:numPr>
       </w:pPr>
-      <w:hyperlink r:id="rId154">
+      <w:hyperlink r:id="rId156">
         <w:r>
           <w:rPr>
             <w:rStyle w:val="Hyperlink"/>
@@ -2551,7 +2585,7 @@
           <w:numId w:val="1002"/>
         </w:numPr>
       </w:pPr>
-      <w:hyperlink r:id="rId155">
+      <w:hyperlink r:id="rId157">
         <w:r>
           <w:rPr>
             <w:rStyle w:val="Hyperlink"/>
@@ -2568,7 +2602,7 @@
           <w:numId w:val="1002"/>
         </w:numPr>
       </w:pPr>
-      <w:hyperlink r:id="rId156">
+      <w:hyperlink r:id="rId158">
         <w:r>
           <w:rPr>
             <w:rStyle w:val="Hyperlink"/>
@@ -2585,7 +2619,7 @@
           <w:numId w:val="1002"/>
         </w:numPr>
       </w:pPr>
-      <w:hyperlink r:id="rId157">
+      <w:hyperlink r:id="rId159">
         <w:r>
           <w:rPr>
             <w:rStyle w:val="Hyperlink"/>
@@ -2602,7 +2636,7 @@
           <w:numId w:val="1002"/>
         </w:numPr>
       </w:pPr>
-      <w:hyperlink r:id="rId158">
+      <w:hyperlink r:id="rId160">
         <w:r>
           <w:rPr>
             <w:rStyle w:val="Hyperlink"/>
@@ -2619,7 +2653,7 @@
           <w:numId w:val="1002"/>
         </w:numPr>
       </w:pPr>
-      <w:hyperlink r:id="rId159">
+      <w:hyperlink r:id="rId161">
         <w:r>
           <w:rPr>
             <w:rStyle w:val="Hyperlink"/>
@@ -2636,7 +2670,7 @@
           <w:numId w:val="1002"/>
         </w:numPr>
       </w:pPr>
-      <w:hyperlink r:id="rId160">
+      <w:hyperlink r:id="rId162">
         <w:r>
           <w:rPr>
             <w:rStyle w:val="Hyperlink"/>
@@ -2653,7 +2687,7 @@
           <w:numId w:val="1002"/>
         </w:numPr>
       </w:pPr>
-      <w:hyperlink r:id="rId161">
+      <w:hyperlink r:id="rId163">
         <w:r>
           <w:rPr>
             <w:rStyle w:val="Hyperlink"/>
@@ -2670,7 +2704,7 @@
           <w:numId w:val="1002"/>
         </w:numPr>
       </w:pPr>
-      <w:hyperlink r:id="rId162">
+      <w:hyperlink r:id="rId164">
         <w:r>
           <w:rPr>
             <w:rStyle w:val="Hyperlink"/>
@@ -2687,7 +2721,7 @@
           <w:numId w:val="1002"/>
         </w:numPr>
       </w:pPr>
-      <w:hyperlink r:id="rId163">
+      <w:hyperlink r:id="rId165">
         <w:r>
           <w:rPr>
             <w:rStyle w:val="Hyperlink"/>
@@ -2704,7 +2738,7 @@
           <w:numId w:val="1002"/>
         </w:numPr>
       </w:pPr>
-      <w:hyperlink r:id="rId164">
+      <w:hyperlink r:id="rId166">
         <w:r>
           <w:rPr>
             <w:rStyle w:val="Hyperlink"/>
@@ -2721,7 +2755,7 @@
           <w:numId w:val="1002"/>
         </w:numPr>
       </w:pPr>
-      <w:hyperlink r:id="rId165">
+      <w:hyperlink r:id="rId167">
         <w:r>
           <w:rPr>
             <w:rStyle w:val="Hyperlink"/>
@@ -2738,7 +2772,7 @@
           <w:numId w:val="1002"/>
         </w:numPr>
       </w:pPr>
-      <w:hyperlink r:id="rId166">
+      <w:hyperlink r:id="rId168">
         <w:r>
           <w:rPr>
             <w:rStyle w:val="Hyperlink"/>
@@ -2755,7 +2789,7 @@
           <w:numId w:val="1002"/>
         </w:numPr>
       </w:pPr>
-      <w:hyperlink r:id="rId167">
+      <w:hyperlink r:id="rId169">
         <w:r>
           <w:rPr>
             <w:rStyle w:val="Hyperlink"/>
@@ -2772,7 +2806,7 @@
           <w:numId w:val="1002"/>
         </w:numPr>
       </w:pPr>
-      <w:hyperlink r:id="rId168">
+      <w:hyperlink r:id="rId170">
         <w:r>
           <w:rPr>
             <w:rStyle w:val="Hyperlink"/>
@@ -2789,7 +2823,7 @@
           <w:numId w:val="1002"/>
         </w:numPr>
       </w:pPr>
-      <w:hyperlink r:id="rId169">
+      <w:hyperlink r:id="rId171">
         <w:r>
           <w:rPr>
             <w:rStyle w:val="Hyperlink"/>
@@ -2806,7 +2840,7 @@
           <w:numId w:val="1002"/>
         </w:numPr>
       </w:pPr>
-      <w:hyperlink r:id="rId170">
+      <w:hyperlink r:id="rId172">
         <w:r>
           <w:rPr>
             <w:rStyle w:val="Hyperlink"/>
@@ -2823,7 +2857,7 @@
           <w:numId w:val="1002"/>
         </w:numPr>
       </w:pPr>
-      <w:hyperlink r:id="rId171">
+      <w:hyperlink r:id="rId173">
         <w:r>
           <w:rPr>
             <w:rStyle w:val="Hyperlink"/>
@@ -2840,7 +2874,7 @@
           <w:numId w:val="1002"/>
         </w:numPr>
       </w:pPr>
-      <w:hyperlink r:id="rId172">
+      <w:hyperlink r:id="rId174">
         <w:r>
           <w:rPr>
             <w:rStyle w:val="Hyperlink"/>
@@ -2857,7 +2891,7 @@
           <w:numId w:val="1002"/>
         </w:numPr>
       </w:pPr>
-      <w:hyperlink r:id="rId173">
+      <w:hyperlink r:id="rId175">
         <w:r>
           <w:rPr>
             <w:rStyle w:val="Hyperlink"/>
@@ -2874,7 +2908,7 @@
           <w:numId w:val="1002"/>
         </w:numPr>
       </w:pPr>
-      <w:hyperlink r:id="rId174">
+      <w:hyperlink r:id="rId176">
         <w:r>
           <w:rPr>
             <w:rStyle w:val="Hyperlink"/>
@@ -2891,7 +2925,7 @@
           <w:numId w:val="1002"/>
         </w:numPr>
       </w:pPr>
-      <w:hyperlink r:id="rId175">
+      <w:hyperlink r:id="rId177">
         <w:r>
           <w:rPr>
             <w:rStyle w:val="Hyperlink"/>
@@ -2908,7 +2942,7 @@
           <w:numId w:val="1002"/>
         </w:numPr>
       </w:pPr>
-      <w:hyperlink r:id="rId176">
+      <w:hyperlink r:id="rId178">
         <w:r>
           <w:rPr>
             <w:rStyle w:val="Hyperlink"/>
@@ -2925,7 +2959,7 @@
           <w:numId w:val="1002"/>
         </w:numPr>
       </w:pPr>
-      <w:hyperlink r:id="rId177">
+      <w:hyperlink r:id="rId179">
         <w:r>
           <w:rPr>
             <w:rStyle w:val="Hyperlink"/>
@@ -2942,7 +2976,7 @@
           <w:numId w:val="1002"/>
         </w:numPr>
       </w:pPr>
-      <w:hyperlink r:id="rId178">
+      <w:hyperlink r:id="rId180">
         <w:r>
           <w:rPr>
             <w:rStyle w:val="Hyperlink"/>
@@ -2959,7 +2993,7 @@
           <w:numId w:val="1002"/>
         </w:numPr>
       </w:pPr>
-      <w:hyperlink r:id="rId179">
+      <w:hyperlink r:id="rId181">
         <w:r>
           <w:rPr>
             <w:rStyle w:val="Hyperlink"/>
@@ -2976,7 +3010,7 @@
           <w:numId w:val="1002"/>
         </w:numPr>
       </w:pPr>
-      <w:hyperlink r:id="rId180">
+      <w:hyperlink r:id="rId182">
         <w:r>
           <w:rPr>
             <w:rStyle w:val="Hyperlink"/>
@@ -2993,7 +3027,7 @@
           <w:numId w:val="1002"/>
         </w:numPr>
       </w:pPr>
-      <w:hyperlink r:id="rId181">
+      <w:hyperlink r:id="rId183">
         <w:r>
           <w:rPr>
             <w:rStyle w:val="Hyperlink"/>
@@ -3010,7 +3044,7 @@
           <w:numId w:val="1002"/>
         </w:numPr>
       </w:pPr>
-      <w:hyperlink r:id="rId182">
+      <w:hyperlink r:id="rId184">
         <w:r>
           <w:rPr>
             <w:rStyle w:val="Hyperlink"/>
@@ -3027,7 +3061,7 @@
           <w:numId w:val="1002"/>
         </w:numPr>
       </w:pPr>
-      <w:hyperlink r:id="rId183">
+      <w:hyperlink r:id="rId185">
         <w:r>
           <w:rPr>
             <w:rStyle w:val="Hyperlink"/>
@@ -3044,7 +3078,7 @@
           <w:numId w:val="1002"/>
         </w:numPr>
       </w:pPr>
-      <w:hyperlink r:id="rId184">
+      <w:hyperlink r:id="rId186">
         <w:r>
           <w:rPr>
             <w:rStyle w:val="Hyperlink"/>
@@ -3061,7 +3095,7 @@
           <w:numId w:val="1002"/>
         </w:numPr>
       </w:pPr>
-      <w:hyperlink r:id="rId185">
+      <w:hyperlink r:id="rId187">
         <w:r>
           <w:rPr>
             <w:rStyle w:val="Hyperlink"/>
@@ -3078,7 +3112,7 @@
           <w:numId w:val="1002"/>
         </w:numPr>
       </w:pPr>
-      <w:hyperlink r:id="rId186">
+      <w:hyperlink r:id="rId188">
         <w:r>
           <w:rPr>
             <w:rStyle w:val="Hyperlink"/>
@@ -3095,7 +3129,7 @@
           <w:numId w:val="1002"/>
         </w:numPr>
       </w:pPr>
-      <w:hyperlink r:id="rId187">
+      <w:hyperlink r:id="rId189">
         <w:r>
           <w:rPr>
             <w:rStyle w:val="Hyperlink"/>
@@ -3112,7 +3146,7 @@
           <w:numId w:val="1002"/>
         </w:numPr>
       </w:pPr>
-      <w:hyperlink r:id="rId188">
+      <w:hyperlink r:id="rId190">
         <w:r>
           <w:rPr>
             <w:rStyle w:val="Hyperlink"/>
@@ -3129,7 +3163,7 @@
           <w:numId w:val="1002"/>
         </w:numPr>
       </w:pPr>
-      <w:hyperlink r:id="rId189">
+      <w:hyperlink r:id="rId191">
         <w:r>
           <w:rPr>
             <w:rStyle w:val="Hyperlink"/>
@@ -3146,7 +3180,7 @@
           <w:numId w:val="1002"/>
         </w:numPr>
       </w:pPr>
-      <w:hyperlink r:id="rId190">
+      <w:hyperlink r:id="rId192">
         <w:r>
           <w:rPr>
             <w:rStyle w:val="Hyperlink"/>
@@ -3163,7 +3197,7 @@
           <w:numId w:val="1002"/>
         </w:numPr>
       </w:pPr>
-      <w:hyperlink r:id="rId191">
+      <w:hyperlink r:id="rId193">
         <w:r>
           <w:rPr>
             <w:rStyle w:val="Hyperlink"/>
@@ -3180,7 +3214,7 @@
           <w:numId w:val="1002"/>
         </w:numPr>
       </w:pPr>
-      <w:hyperlink r:id="rId192">
+      <w:hyperlink r:id="rId194">
         <w:r>
           <w:rPr>
             <w:rStyle w:val="Hyperlink"/>
@@ -3197,7 +3231,7 @@
           <w:numId w:val="1002"/>
         </w:numPr>
       </w:pPr>
-      <w:hyperlink r:id="rId193">
+      <w:hyperlink r:id="rId195">
         <w:r>
           <w:rPr>
             <w:rStyle w:val="Hyperlink"/>
@@ -3214,7 +3248,7 @@
           <w:numId w:val="1002"/>
         </w:numPr>
       </w:pPr>
-      <w:hyperlink r:id="rId194">
+      <w:hyperlink r:id="rId196">
         <w:r>
           <w:rPr>
             <w:rStyle w:val="Hyperlink"/>
@@ -3231,7 +3265,7 @@
           <w:numId w:val="1002"/>
         </w:numPr>
       </w:pPr>
-      <w:hyperlink r:id="rId195">
+      <w:hyperlink r:id="rId197">
         <w:r>
           <w:rPr>
             <w:rStyle w:val="Hyperlink"/>
@@ -3248,7 +3282,7 @@
           <w:numId w:val="1002"/>
         </w:numPr>
       </w:pPr>
-      <w:hyperlink r:id="rId196">
+      <w:hyperlink r:id="rId198">
         <w:r>
           <w:rPr>
             <w:rStyle w:val="Hyperlink"/>
@@ -3265,7 +3299,7 @@
           <w:numId w:val="1002"/>
         </w:numPr>
       </w:pPr>
-      <w:hyperlink r:id="rId197">
+      <w:hyperlink r:id="rId199">
         <w:r>
           <w:rPr>
             <w:rStyle w:val="Hyperlink"/>
@@ -3282,7 +3316,7 @@
           <w:numId w:val="1002"/>
         </w:numPr>
       </w:pPr>
-      <w:hyperlink r:id="rId198">
+      <w:hyperlink r:id="rId200">
         <w:r>
           <w:rPr>
             <w:rStyle w:val="Hyperlink"/>
@@ -3299,7 +3333,7 @@
           <w:numId w:val="1002"/>
         </w:numPr>
       </w:pPr>
-      <w:hyperlink r:id="rId199">
+      <w:hyperlink r:id="rId201">
         <w:r>
           <w:rPr>
             <w:rStyle w:val="Hyperlink"/>
@@ -3316,7 +3350,7 @@
           <w:numId w:val="1002"/>
         </w:numPr>
       </w:pPr>
-      <w:hyperlink r:id="rId200">
+      <w:hyperlink r:id="rId202">
         <w:r>
           <w:rPr>
             <w:rStyle w:val="Hyperlink"/>
@@ -3333,7 +3367,7 @@
           <w:numId w:val="1002"/>
         </w:numPr>
       </w:pPr>
-      <w:hyperlink r:id="rId201">
+      <w:hyperlink r:id="rId203">
         <w:r>
           <w:rPr>
             <w:rStyle w:val="Hyperlink"/>
@@ -3350,7 +3384,7 @@
           <w:numId w:val="1002"/>
         </w:numPr>
       </w:pPr>
-      <w:hyperlink r:id="rId202">
+      <w:hyperlink r:id="rId204">
         <w:r>
           <w:rPr>
             <w:rStyle w:val="Hyperlink"/>
@@ -3367,7 +3401,7 @@
           <w:numId w:val="1002"/>
         </w:numPr>
       </w:pPr>
-      <w:hyperlink r:id="rId203">
+      <w:hyperlink r:id="rId205">
         <w:r>
           <w:rPr>
             <w:rStyle w:val="Hyperlink"/>
@@ -3384,7 +3418,7 @@
           <w:numId w:val="1002"/>
         </w:numPr>
       </w:pPr>
-      <w:hyperlink r:id="rId204">
+      <w:hyperlink r:id="rId206">
         <w:r>
           <w:rPr>
             <w:rStyle w:val="Hyperlink"/>
@@ -3401,7 +3435,7 @@
           <w:numId w:val="1002"/>
         </w:numPr>
       </w:pPr>
-      <w:hyperlink r:id="rId205">
+      <w:hyperlink r:id="rId207">
         <w:r>
           <w:rPr>
             <w:rStyle w:val="Hyperlink"/>
@@ -3418,7 +3452,7 @@
           <w:numId w:val="1002"/>
         </w:numPr>
       </w:pPr>
-      <w:hyperlink r:id="rId206">
+      <w:hyperlink r:id="rId208">
         <w:r>
           <w:rPr>
             <w:rStyle w:val="Hyperlink"/>
@@ -3435,7 +3469,7 @@
           <w:numId w:val="1002"/>
         </w:numPr>
       </w:pPr>
-      <w:hyperlink r:id="rId207">
+      <w:hyperlink r:id="rId209">
         <w:r>
           <w:rPr>
             <w:rStyle w:val="Hyperlink"/>
@@ -3452,7 +3486,7 @@
           <w:numId w:val="1002"/>
         </w:numPr>
       </w:pPr>
-      <w:hyperlink r:id="rId208">
+      <w:hyperlink r:id="rId210">
         <w:r>
           <w:rPr>
             <w:rStyle w:val="Hyperlink"/>
@@ -3469,7 +3503,7 @@
           <w:numId w:val="1002"/>
         </w:numPr>
       </w:pPr>
-      <w:hyperlink r:id="rId209">
+      <w:hyperlink r:id="rId211">
         <w:r>
           <w:rPr>
             <w:rStyle w:val="Hyperlink"/>
@@ -3486,7 +3520,7 @@
           <w:numId w:val="1002"/>
         </w:numPr>
       </w:pPr>
-      <w:hyperlink r:id="rId210">
+      <w:hyperlink r:id="rId212">
         <w:r>
           <w:rPr>
             <w:rStyle w:val="Hyperlink"/>
@@ -3503,7 +3537,7 @@
           <w:numId w:val="1002"/>
         </w:numPr>
       </w:pPr>
-      <w:hyperlink r:id="rId211">
+      <w:hyperlink r:id="rId213">
         <w:r>
           <w:rPr>
             <w:rStyle w:val="Hyperlink"/>
@@ -3520,7 +3554,7 @@
           <w:numId w:val="1002"/>
         </w:numPr>
       </w:pPr>
-      <w:hyperlink r:id="rId212">
+      <w:hyperlink r:id="rId214">
         <w:r>
           <w:rPr>
             <w:rStyle w:val="Hyperlink"/>
@@ -3537,7 +3571,7 @@
           <w:numId w:val="1002"/>
         </w:numPr>
       </w:pPr>
-      <w:hyperlink r:id="rId213">
+      <w:hyperlink r:id="rId215">
         <w:r>
           <w:rPr>
             <w:rStyle w:val="Hyperlink"/>
@@ -3554,7 +3588,7 @@
           <w:numId w:val="1002"/>
         </w:numPr>
       </w:pPr>
-      <w:hyperlink r:id="rId214">
+      <w:hyperlink r:id="rId216">
         <w:r>
           <w:rPr>
             <w:rStyle w:val="Hyperlink"/>
@@ -3571,7 +3605,7 @@
           <w:numId w:val="1002"/>
         </w:numPr>
       </w:pPr>
-      <w:hyperlink r:id="rId215">
+      <w:hyperlink r:id="rId217">
         <w:r>
           <w:rPr>
             <w:rStyle w:val="Hyperlink"/>
@@ -3588,7 +3622,7 @@
           <w:numId w:val="1002"/>
         </w:numPr>
       </w:pPr>
-      <w:hyperlink r:id="rId216">
+      <w:hyperlink r:id="rId218">
         <w:r>
           <w:rPr>
             <w:rStyle w:val="Hyperlink"/>
@@ -3605,7 +3639,7 @@
           <w:numId w:val="1002"/>
         </w:numPr>
       </w:pPr>
-      <w:hyperlink r:id="rId217">
+      <w:hyperlink r:id="rId219">
         <w:r>
           <w:rPr>
             <w:rStyle w:val="Hyperlink"/>
@@ -3622,7 +3656,7 @@
           <w:numId w:val="1002"/>
         </w:numPr>
       </w:pPr>
-      <w:hyperlink r:id="rId218">
+      <w:hyperlink r:id="rId220">
         <w:r>
           <w:rPr>
             <w:rStyle w:val="Hyperlink"/>
@@ -3639,7 +3673,7 @@
           <w:numId w:val="1002"/>
         </w:numPr>
       </w:pPr>
-      <w:hyperlink r:id="rId219">
+      <w:hyperlink r:id="rId221">
         <w:r>
           <w:rPr>
             <w:rStyle w:val="Hyperlink"/>
@@ -3656,7 +3690,7 @@
           <w:numId w:val="1002"/>
         </w:numPr>
       </w:pPr>
-      <w:hyperlink r:id="rId220">
+      <w:hyperlink r:id="rId222">
         <w:r>
           <w:rPr>
             <w:rStyle w:val="Hyperlink"/>
@@ -3673,7 +3707,7 @@
           <w:numId w:val="1002"/>
         </w:numPr>
       </w:pPr>
-      <w:hyperlink r:id="rId221">
+      <w:hyperlink r:id="rId223">
         <w:r>
           <w:rPr>
             <w:rStyle w:val="Hyperlink"/>
@@ -3690,7 +3724,7 @@
           <w:numId w:val="1002"/>
         </w:numPr>
       </w:pPr>
-      <w:hyperlink r:id="rId222">
+      <w:hyperlink r:id="rId224">
         <w:r>
           <w:rPr>
             <w:rStyle w:val="Hyperlink"/>
@@ -3707,7 +3741,7 @@
           <w:numId w:val="1002"/>
         </w:numPr>
       </w:pPr>
-      <w:hyperlink r:id="rId223">
+      <w:hyperlink r:id="rId225">
         <w:r>
           <w:rPr>
             <w:rStyle w:val="Hyperlink"/>
@@ -3724,7 +3758,7 @@
           <w:numId w:val="1002"/>
         </w:numPr>
       </w:pPr>
-      <w:hyperlink r:id="rId224">
+      <w:hyperlink r:id="rId226">
         <w:r>
           <w:rPr>
             <w:rStyle w:val="Hyperlink"/>
@@ -3741,7 +3775,7 @@
           <w:numId w:val="1002"/>
         </w:numPr>
       </w:pPr>
-      <w:hyperlink r:id="rId225">
+      <w:hyperlink r:id="rId227">
         <w:r>
           <w:rPr>
             <w:rStyle w:val="Hyperlink"/>
@@ -3758,7 +3792,7 @@
           <w:numId w:val="1002"/>
         </w:numPr>
       </w:pPr>
-      <w:hyperlink r:id="rId226">
+      <w:hyperlink r:id="rId228">
         <w:r>
           <w:rPr>
             <w:rStyle w:val="Hyperlink"/>
@@ -3775,7 +3809,7 @@
           <w:numId w:val="1002"/>
         </w:numPr>
       </w:pPr>
-      <w:hyperlink r:id="rId227">
+      <w:hyperlink r:id="rId229">
         <w:r>
           <w:rPr>
             <w:rStyle w:val="Hyperlink"/>
@@ -3792,7 +3826,7 @@
           <w:numId w:val="1002"/>
         </w:numPr>
       </w:pPr>
-      <w:hyperlink r:id="rId228">
+      <w:hyperlink r:id="rId230">
         <w:r>
           <w:rPr>
             <w:rStyle w:val="Hyperlink"/>
@@ -3809,7 +3843,7 @@
           <w:numId w:val="1002"/>
         </w:numPr>
       </w:pPr>
-      <w:hyperlink r:id="rId229">
+      <w:hyperlink r:id="rId231">
         <w:r>
           <w:rPr>
             <w:rStyle w:val="Hyperlink"/>
@@ -3826,7 +3860,7 @@
           <w:numId w:val="1002"/>
         </w:numPr>
       </w:pPr>
-      <w:hyperlink r:id="rId230">
+      <w:hyperlink r:id="rId232">
         <w:r>
           <w:rPr>
             <w:rStyle w:val="Hyperlink"/>
@@ -3843,7 +3877,7 @@
           <w:numId w:val="1002"/>
         </w:numPr>
       </w:pPr>
-      <w:hyperlink r:id="rId231">
+      <w:hyperlink r:id="rId233">
         <w:r>
           <w:rPr>
             <w:rStyle w:val="Hyperlink"/>
@@ -3859,8 +3893,8 @@
         </w:pict>
       </w:r>
     </w:p>
-    <w:bookmarkEnd w:id="232"/>
-    <w:bookmarkEnd w:id="233"/>
+    <w:bookmarkEnd w:id="234"/>
+    <w:bookmarkEnd w:id="235"/>
     <w:sectPr>
       <w:pgSz w:w="16838" w:h="11906" w:orient="landscape"/>
       <w:footnotePr>

--- a/docx/dynamic-code-docs/INDEX.docx
+++ b/docx/dynamic-code-docs/INDEX.docx
@@ -65,7 +65,7 @@
         <w:pStyle w:val="FirstParagraph"/>
       </w:pPr>
       <w:r>
-        <w:t xml:space="preserve">Generated: 2026-09-22</w:t>
+        <w:t xml:space="preserve">Generated: 2026-09-24</w:t>
       </w:r>
     </w:p>
     <w:bookmarkEnd w:id="9"/>

--- a/docx/dynamic-code-docs/INDEX.docx
+++ b/docx/dynamic-code-docs/INDEX.docx
@@ -65,7 +65,7 @@
         <w:pStyle w:val="FirstParagraph"/>
       </w:pPr>
       <w:r>
-        <w:t xml:space="preserve">Generated: 2026-09-24</w:t>
+        <w:t xml:space="preserve">Generated: 2026-09-29</w:t>
       </w:r>
     </w:p>
     <w:bookmarkEnd w:id="9"/>

--- a/docx/dynamic-code-docs/INDEX.docx
+++ b/docx/dynamic-code-docs/INDEX.docx
@@ -2,7 +2,7 @@
 <file path=word/document.xml><?xml version="1.0" encoding="utf-8"?>
 <w:document xmlns:w="http://schemas.openxmlformats.org/wordprocessingml/2006/main" xmlns:m="http://schemas.openxmlformats.org/officeDocument/2006/math" xmlns:r="http://schemas.openxmlformats.org/officeDocument/2006/relationships" xmlns:o="urn:schemas-microsoft-com:office:office" xmlns:v="urn:schemas-microsoft-com:vml" xmlns:w10="urn:schemas-microsoft-com:office:word" xmlns:a="http://schemas.openxmlformats.org/drawingml/2006/main" xmlns:pic="http://schemas.openxmlformats.org/drawingml/2006/picture" xmlns:wp="http://schemas.openxmlformats.org/drawingml/2006/wordprocessingDrawing">
   <w:body>
-    <w:bookmarkStart w:id="235" w:name="sec1"/>
+    <w:bookmarkStart w:id="236" w:name="sec1"/>
     <w:p>
       <w:pPr>
         <w:pStyle w:val="Heading1"/>
@@ -65,11 +65,11 @@
         <w:pStyle w:val="FirstParagraph"/>
       </w:pPr>
       <w:r>
-        <w:t xml:space="preserve">Generated: 2026-09-29</w:t>
+        <w:t xml:space="preserve">Generated: 2026-10-01</w:t>
       </w:r>
     </w:p>
     <w:bookmarkEnd w:id="9"/>
-    <w:bookmarkStart w:id="234" w:name="sec3"/>
+    <w:bookmarkStart w:id="235" w:name="sec3"/>
     <w:p>
       <w:pPr>
         <w:pStyle w:val="Heading2"/>
@@ -1553,6 +1553,23 @@
           <w:rPr>
             <w:rStyle w:val="Hyperlink"/>
           </w:rPr>
+          <w:t xml:space="preserve">Get-OneViewActiveCredential</w:t>
+        </w:r>
+      </w:hyperlink>
+    </w:p>
+    <w:p>
+      <w:pPr>
+        <w:pStyle w:val="Compact"/>
+        <w:numPr>
+          <w:ilvl w:val="0"/>
+          <w:numId w:val="1002"/>
+        </w:numPr>
+      </w:pPr>
+      <w:hyperlink r:id="rId97">
+        <w:r>
+          <w:rPr>
+            <w:rStyle w:val="Hyperlink"/>
+          </w:rPr>
           <w:t xml:space="preserve">Get-OneViewActiveSession</w:t>
         </w:r>
       </w:hyperlink>
@@ -1565,7 +1582,7 @@
           <w:numId w:val="1002"/>
         </w:numPr>
       </w:pPr>
-      <w:hyperlink r:id="rId97">
+      <w:hyperlink r:id="rId98">
         <w:r>
           <w:rPr>
             <w:rStyle w:val="Hyperlink"/>
@@ -1582,7 +1599,7 @@
           <w:numId w:val="1002"/>
         </w:numPr>
       </w:pPr>
-      <w:hyperlink r:id="rId98">
+      <w:hyperlink r:id="rId99">
         <w:r>
           <w:rPr>
             <w:rStyle w:val="Hyperlink"/>
@@ -1599,7 +1616,7 @@
           <w:numId w:val="1002"/>
         </w:numPr>
       </w:pPr>
-      <w:hyperlink r:id="rId99">
+      <w:hyperlink r:id="rId100">
         <w:r>
           <w:rPr>
             <w:rStyle w:val="Hyperlink"/>
@@ -1616,7 +1633,7 @@
           <w:numId w:val="1002"/>
         </w:numPr>
       </w:pPr>
-      <w:hyperlink r:id="rId100">
+      <w:hyperlink r:id="rId101">
         <w:r>
           <w:rPr>
             <w:rStyle w:val="Hyperlink"/>
@@ -1633,7 +1650,7 @@
           <w:numId w:val="1002"/>
         </w:numPr>
       </w:pPr>
-      <w:hyperlink r:id="rId101">
+      <w:hyperlink r:id="rId102">
         <w:r>
           <w:rPr>
             <w:rStyle w:val="Hyperlink"/>
@@ -1650,7 +1667,7 @@
           <w:numId w:val="1002"/>
         </w:numPr>
       </w:pPr>
-      <w:hyperlink r:id="rId102">
+      <w:hyperlink r:id="rId103">
         <w:r>
           <w:rPr>
             <w:rStyle w:val="Hyperlink"/>
@@ -1667,7 +1684,7 @@
           <w:numId w:val="1002"/>
         </w:numPr>
       </w:pPr>
-      <w:hyperlink r:id="rId103">
+      <w:hyperlink r:id="rId104">
         <w:r>
           <w:rPr>
             <w:rStyle w:val="Hyperlink"/>
@@ -1684,7 +1701,7 @@
           <w:numId w:val="1002"/>
         </w:numPr>
       </w:pPr>
-      <w:hyperlink r:id="rId104">
+      <w:hyperlink r:id="rId105">
         <w:r>
           <w:rPr>
             <w:rStyle w:val="Hyperlink"/>
@@ -1701,7 +1718,7 @@
           <w:numId w:val="1002"/>
         </w:numPr>
       </w:pPr>
-      <w:hyperlink r:id="rId105">
+      <w:hyperlink r:id="rId106">
         <w:r>
           <w:rPr>
             <w:rStyle w:val="Hyperlink"/>
@@ -1718,7 +1735,7 @@
           <w:numId w:val="1002"/>
         </w:numPr>
       </w:pPr>
-      <w:hyperlink r:id="rId106">
+      <w:hyperlink r:id="rId107">
         <w:r>
           <w:rPr>
             <w:rStyle w:val="Hyperlink"/>
@@ -1735,7 +1752,7 @@
           <w:numId w:val="1002"/>
         </w:numPr>
       </w:pPr>
-      <w:hyperlink r:id="rId107">
+      <w:hyperlink r:id="rId108">
         <w:r>
           <w:rPr>
             <w:rStyle w:val="Hyperlink"/>
@@ -1752,7 +1769,7 @@
           <w:numId w:val="1002"/>
         </w:numPr>
       </w:pPr>
-      <w:hyperlink r:id="rId108">
+      <w:hyperlink r:id="rId109">
         <w:r>
           <w:rPr>
             <w:rStyle w:val="Hyperlink"/>
@@ -1769,7 +1786,7 @@
           <w:numId w:val="1002"/>
         </w:numPr>
       </w:pPr>
-      <w:hyperlink r:id="rId109">
+      <w:hyperlink r:id="rId110">
         <w:r>
           <w:rPr>
             <w:rStyle w:val="Hyperlink"/>
@@ -1786,7 +1803,7 @@
           <w:numId w:val="1002"/>
         </w:numPr>
       </w:pPr>
-      <w:hyperlink r:id="rId110">
+      <w:hyperlink r:id="rId111">
         <w:r>
           <w:rPr>
             <w:rStyle w:val="Hyperlink"/>
@@ -1803,7 +1820,7 @@
           <w:numId w:val="1002"/>
         </w:numPr>
       </w:pPr>
-      <w:hyperlink r:id="rId111">
+      <w:hyperlink r:id="rId112">
         <w:r>
           <w:rPr>
             <w:rStyle w:val="Hyperlink"/>
@@ -1820,7 +1837,7 @@
           <w:numId w:val="1002"/>
         </w:numPr>
       </w:pPr>
-      <w:hyperlink r:id="rId112">
+      <w:hyperlink r:id="rId113">
         <w:r>
           <w:rPr>
             <w:rStyle w:val="Hyperlink"/>
@@ -1837,7 +1854,7 @@
           <w:numId w:val="1002"/>
         </w:numPr>
       </w:pPr>
-      <w:hyperlink r:id="rId113">
+      <w:hyperlink r:id="rId114">
         <w:r>
           <w:rPr>
             <w:rStyle w:val="Hyperlink"/>
@@ -1854,7 +1871,7 @@
           <w:numId w:val="1002"/>
         </w:numPr>
       </w:pPr>
-      <w:hyperlink r:id="rId114">
+      <w:hyperlink r:id="rId115">
         <w:r>
           <w:rPr>
             <w:rStyle w:val="Hyperlink"/>
@@ -1871,7 +1888,7 @@
           <w:numId w:val="1002"/>
         </w:numPr>
       </w:pPr>
-      <w:hyperlink r:id="rId115">
+      <w:hyperlink r:id="rId116">
         <w:r>
           <w:rPr>
             <w:rStyle w:val="Hyperlink"/>
@@ -1888,7 +1905,7 @@
           <w:numId w:val="1002"/>
         </w:numPr>
       </w:pPr>
-      <w:hyperlink r:id="rId116">
+      <w:hyperlink r:id="rId117">
         <w:r>
           <w:rPr>
             <w:rStyle w:val="Hyperlink"/>
@@ -1905,7 +1922,7 @@
           <w:numId w:val="1002"/>
         </w:numPr>
       </w:pPr>
-      <w:hyperlink r:id="rId117">
+      <w:hyperlink r:id="rId118">
         <w:r>
           <w:rPr>
             <w:rStyle w:val="Hyperlink"/>
@@ -1922,7 +1939,7 @@
           <w:numId w:val="1002"/>
         </w:numPr>
       </w:pPr>
-      <w:hyperlink r:id="rId118">
+      <w:hyperlink r:id="rId119">
         <w:r>
           <w:rPr>
             <w:rStyle w:val="Hyperlink"/>
@@ -1939,7 +1956,7 @@
           <w:numId w:val="1002"/>
         </w:numPr>
       </w:pPr>
-      <w:hyperlink r:id="rId119">
+      <w:hyperlink r:id="rId120">
         <w:r>
           <w:rPr>
             <w:rStyle w:val="Hyperlink"/>
@@ -1956,7 +1973,7 @@
           <w:numId w:val="1002"/>
         </w:numPr>
       </w:pPr>
-      <w:hyperlink r:id="rId120">
+      <w:hyperlink r:id="rId121">
         <w:r>
           <w:rPr>
             <w:rStyle w:val="Hyperlink"/>
@@ -1973,7 +1990,7 @@
           <w:numId w:val="1002"/>
         </w:numPr>
       </w:pPr>
-      <w:hyperlink r:id="rId121">
+      <w:hyperlink r:id="rId122">
         <w:r>
           <w:rPr>
             <w:rStyle w:val="Hyperlink"/>
@@ -1990,7 +2007,7 @@
           <w:numId w:val="1002"/>
         </w:numPr>
       </w:pPr>
-      <w:hyperlink r:id="rId122">
+      <w:hyperlink r:id="rId123">
         <w:r>
           <w:rPr>
             <w:rStyle w:val="Hyperlink"/>
@@ -2007,7 +2024,7 @@
           <w:numId w:val="1002"/>
         </w:numPr>
       </w:pPr>
-      <w:hyperlink r:id="rId123">
+      <w:hyperlink r:id="rId124">
         <w:r>
           <w:rPr>
             <w:rStyle w:val="Hyperlink"/>
@@ -2024,7 +2041,7 @@
           <w:numId w:val="1002"/>
         </w:numPr>
       </w:pPr>
-      <w:hyperlink r:id="rId124">
+      <w:hyperlink r:id="rId125">
         <w:r>
           <w:rPr>
             <w:rStyle w:val="Hyperlink"/>
@@ -2041,7 +2058,7 @@
           <w:numId w:val="1002"/>
         </w:numPr>
       </w:pPr>
-      <w:hyperlink r:id="rId125">
+      <w:hyperlink r:id="rId126">
         <w:r>
           <w:rPr>
             <w:rStyle w:val="Hyperlink"/>
@@ -2058,7 +2075,7 @@
           <w:numId w:val="1002"/>
         </w:numPr>
       </w:pPr>
-      <w:hyperlink r:id="rId126">
+      <w:hyperlink r:id="rId127">
         <w:r>
           <w:rPr>
             <w:rStyle w:val="Hyperlink"/>
@@ -2075,7 +2092,7 @@
           <w:numId w:val="1002"/>
         </w:numPr>
       </w:pPr>
-      <w:hyperlink r:id="rId127">
+      <w:hyperlink r:id="rId128">
         <w:r>
           <w:rPr>
             <w:rStyle w:val="Hyperlink"/>
@@ -2092,7 +2109,7 @@
           <w:numId w:val="1002"/>
         </w:numPr>
       </w:pPr>
-      <w:hyperlink r:id="rId128">
+      <w:hyperlink r:id="rId129">
         <w:r>
           <w:rPr>
             <w:rStyle w:val="Hyperlink"/>
@@ -2109,7 +2126,7 @@
           <w:numId w:val="1002"/>
         </w:numPr>
       </w:pPr>
-      <w:hyperlink r:id="rId129">
+      <w:hyperlink r:id="rId130">
         <w:r>
           <w:rPr>
             <w:rStyle w:val="Hyperlink"/>
@@ -2126,7 +2143,7 @@
           <w:numId w:val="1002"/>
         </w:numPr>
       </w:pPr>
-      <w:hyperlink r:id="rId130">
+      <w:hyperlink r:id="rId131">
         <w:r>
           <w:rPr>
             <w:rStyle w:val="Hyperlink"/>
@@ -2143,7 +2160,7 @@
           <w:numId w:val="1002"/>
         </w:numPr>
       </w:pPr>
-      <w:hyperlink r:id="rId131">
+      <w:hyperlink r:id="rId132">
         <w:r>
           <w:rPr>
             <w:rStyle w:val="Hyperlink"/>
@@ -2160,7 +2177,7 @@
           <w:numId w:val="1002"/>
         </w:numPr>
       </w:pPr>
-      <w:hyperlink r:id="rId132">
+      <w:hyperlink r:id="rId133">
         <w:r>
           <w:rPr>
             <w:rStyle w:val="Hyperlink"/>
@@ -2177,7 +2194,7 @@
           <w:numId w:val="1002"/>
         </w:numPr>
       </w:pPr>
-      <w:hyperlink r:id="rId133">
+      <w:hyperlink r:id="rId134">
         <w:r>
           <w:rPr>
             <w:rStyle w:val="Hyperlink"/>
@@ -2194,7 +2211,7 @@
           <w:numId w:val="1002"/>
         </w:numPr>
       </w:pPr>
-      <w:hyperlink r:id="rId134">
+      <w:hyperlink r:id="rId135">
         <w:r>
           <w:rPr>
             <w:rStyle w:val="Hyperlink"/>
@@ -2211,7 +2228,7 @@
           <w:numId w:val="1002"/>
         </w:numPr>
       </w:pPr>
-      <w:hyperlink r:id="rId135">
+      <w:hyperlink r:id="rId136">
         <w:r>
           <w:rPr>
             <w:rStyle w:val="Hyperlink"/>
@@ -2228,7 +2245,7 @@
           <w:numId w:val="1002"/>
         </w:numPr>
       </w:pPr>
-      <w:hyperlink r:id="rId136">
+      <w:hyperlink r:id="rId137">
         <w:r>
           <w:rPr>
             <w:rStyle w:val="Hyperlink"/>
@@ -2245,7 +2262,7 @@
           <w:numId w:val="1002"/>
         </w:numPr>
       </w:pPr>
-      <w:hyperlink r:id="rId137">
+      <w:hyperlink r:id="rId138">
         <w:r>
           <w:rPr>
             <w:rStyle w:val="Hyperlink"/>
@@ -2262,7 +2279,7 @@
           <w:numId w:val="1002"/>
         </w:numPr>
       </w:pPr>
-      <w:hyperlink r:id="rId138">
+      <w:hyperlink r:id="rId139">
         <w:r>
           <w:rPr>
             <w:rStyle w:val="Hyperlink"/>
@@ -2279,7 +2296,7 @@
           <w:numId w:val="1002"/>
         </w:numPr>
       </w:pPr>
-      <w:hyperlink r:id="rId139">
+      <w:hyperlink r:id="rId140">
         <w:r>
           <w:rPr>
             <w:rStyle w:val="Hyperlink"/>
@@ -2296,7 +2313,7 @@
           <w:numId w:val="1002"/>
         </w:numPr>
       </w:pPr>
-      <w:hyperlink r:id="rId140">
+      <w:hyperlink r:id="rId141">
         <w:r>
           <w:rPr>
             <w:rStyle w:val="Hyperlink"/>
@@ -2313,7 +2330,7 @@
           <w:numId w:val="1002"/>
         </w:numPr>
       </w:pPr>
-      <w:hyperlink r:id="rId141">
+      <w:hyperlink r:id="rId142">
         <w:r>
           <w:rPr>
             <w:rStyle w:val="Hyperlink"/>
@@ -2330,7 +2347,7 @@
           <w:numId w:val="1002"/>
         </w:numPr>
       </w:pPr>
-      <w:hyperlink r:id="rId142">
+      <w:hyperlink r:id="rId143">
         <w:r>
           <w:rPr>
             <w:rStyle w:val="Hyperlink"/>
@@ -2347,7 +2364,7 @@
           <w:numId w:val="1002"/>
         </w:numPr>
       </w:pPr>
-      <w:hyperlink r:id="rId143">
+      <w:hyperlink r:id="rId144">
         <w:r>
           <w:rPr>
             <w:rStyle w:val="Hyperlink"/>
@@ -2364,7 +2381,7 @@
           <w:numId w:val="1002"/>
         </w:numPr>
       </w:pPr>
-      <w:hyperlink r:id="rId144">
+      <w:hyperlink r:id="rId145">
         <w:r>
           <w:rPr>
             <w:rStyle w:val="Hyperlink"/>
@@ -2381,7 +2398,7 @@
           <w:numId w:val="1002"/>
         </w:numPr>
       </w:pPr>
-      <w:hyperlink r:id="rId145">
+      <w:hyperlink r:id="rId146">
         <w:r>
           <w:rPr>
             <w:rStyle w:val="Hyperlink"/>
@@ -2398,7 +2415,7 @@
           <w:numId w:val="1002"/>
         </w:numPr>
       </w:pPr>
-      <w:hyperlink r:id="rId146">
+      <w:hyperlink r:id="rId147">
         <w:r>
           <w:rPr>
             <w:rStyle w:val="Hyperlink"/>
@@ -2415,7 +2432,7 @@
           <w:numId w:val="1002"/>
         </w:numPr>
       </w:pPr>
-      <w:hyperlink r:id="rId147">
+      <w:hyperlink r:id="rId148">
         <w:r>
           <w:rPr>
             <w:rStyle w:val="Hyperlink"/>
@@ -2432,7 +2449,7 @@
           <w:numId w:val="1002"/>
         </w:numPr>
       </w:pPr>
-      <w:hyperlink r:id="rId148">
+      <w:hyperlink r:id="rId149">
         <w:r>
           <w:rPr>
             <w:rStyle w:val="Hyperlink"/>
@@ -2449,7 +2466,7 @@
           <w:numId w:val="1002"/>
         </w:numPr>
       </w:pPr>
-      <w:hyperlink r:id="rId149">
+      <w:hyperlink r:id="rId150">
         <w:r>
           <w:rPr>
             <w:rStyle w:val="Hyperlink"/>
@@ -2466,7 +2483,7 @@
           <w:numId w:val="1002"/>
         </w:numPr>
       </w:pPr>
-      <w:hyperlink r:id="rId150">
+      <w:hyperlink r:id="rId151">
         <w:r>
           <w:rPr>
             <w:rStyle w:val="Hyperlink"/>
@@ -2483,7 +2500,7 @@
           <w:numId w:val="1002"/>
         </w:numPr>
       </w:pPr>
-      <w:hyperlink r:id="rId151">
+      <w:hyperlink r:id="rId152">
         <w:r>
           <w:rPr>
             <w:rStyle w:val="Hyperlink"/>
@@ -2500,7 +2517,7 @@
           <w:numId w:val="1002"/>
         </w:numPr>
       </w:pPr>
-      <w:hyperlink r:id="rId152">
+      <w:hyperlink r:id="rId153">
         <w:r>
           <w:rPr>
             <w:rStyle w:val="Hyperlink"/>
@@ -2517,7 +2534,7 @@
           <w:numId w:val="1002"/>
         </w:numPr>
       </w:pPr>
-      <w:hyperlink r:id="rId153">
+      <w:hyperlink r:id="rId154">
         <w:r>
           <w:rPr>
             <w:rStyle w:val="Hyperlink"/>
@@ -2534,7 +2551,7 @@
           <w:numId w:val="1002"/>
         </w:numPr>
       </w:pPr>
-      <w:hyperlink r:id="rId154">
+      <w:hyperlink r:id="rId155">
         <w:r>
           <w:rPr>
             <w:rStyle w:val="Hyperlink"/>
@@ -2551,7 +2568,7 @@
           <w:numId w:val="1002"/>
         </w:numPr>
       </w:pPr>
-      <w:hyperlink r:id="rId155">
+      <w:hyperlink r:id="rId156">
         <w:r>
           <w:rPr>
             <w:rStyle w:val="Hyperlink"/>
@@ -2568,7 +2585,7 @@
           <w:numId w:val="1002"/>
         </w:numPr>
       </w:pPr>
-      <w:hyperlink r:id="rId156">
+      <w:hyperlink r:id="rId157">
         <w:r>
           <w:rPr>
             <w:rStyle w:val="Hyperlink"/>
@@ -2585,7 +2602,7 @@
           <w:numId w:val="1002"/>
         </w:numPr>
       </w:pPr>
-      <w:hyperlink r:id="rId157">
+      <w:hyperlink r:id="rId158">
         <w:r>
           <w:rPr>
             <w:rStyle w:val="Hyperlink"/>
@@ -2602,7 +2619,7 @@
           <w:numId w:val="1002"/>
         </w:numPr>
       </w:pPr>
-      <w:hyperlink r:id="rId158">
+      <w:hyperlink r:id="rId159">
         <w:r>
           <w:rPr>
             <w:rStyle w:val="Hyperlink"/>
@@ -2619,7 +2636,7 @@
           <w:numId w:val="1002"/>
         </w:numPr>
       </w:pPr>
-      <w:hyperlink r:id="rId159">
+      <w:hyperlink r:id="rId160">
         <w:r>
           <w:rPr>
             <w:rStyle w:val="Hyperlink"/>
@@ -2636,7 +2653,7 @@
           <w:numId w:val="1002"/>
         </w:numPr>
       </w:pPr>
-      <w:hyperlink r:id="rId160">
+      <w:hyperlink r:id="rId161">
         <w:r>
           <w:rPr>
             <w:rStyle w:val="Hyperlink"/>
@@ -2653,7 +2670,7 @@
           <w:numId w:val="1002"/>
         </w:numPr>
       </w:pPr>
-      <w:hyperlink r:id="rId161">
+      <w:hyperlink r:id="rId162">
         <w:r>
           <w:rPr>
             <w:rStyle w:val="Hyperlink"/>
@@ -2670,7 +2687,7 @@
           <w:numId w:val="1002"/>
         </w:numPr>
       </w:pPr>
-      <w:hyperlink r:id="rId162">
+      <w:hyperlink r:id="rId163">
         <w:r>
           <w:rPr>
             <w:rStyle w:val="Hyperlink"/>
@@ -2687,7 +2704,7 @@
           <w:numId w:val="1002"/>
         </w:numPr>
       </w:pPr>
-      <w:hyperlink r:id="rId163">
+      <w:hyperlink r:id="rId164">
         <w:r>
           <w:rPr>
             <w:rStyle w:val="Hyperlink"/>
@@ -2704,7 +2721,7 @@
           <w:numId w:val="1002"/>
         </w:numPr>
       </w:pPr>
-      <w:hyperlink r:id="rId164">
+      <w:hyperlink r:id="rId165">
         <w:r>
           <w:rPr>
             <w:rStyle w:val="Hyperlink"/>
@@ -2721,7 +2738,7 @@
           <w:numId w:val="1002"/>
         </w:numPr>
       </w:pPr>
-      <w:hyperlink r:id="rId165">
+      <w:hyperlink r:id="rId166">
         <w:r>
           <w:rPr>
             <w:rStyle w:val="Hyperlink"/>
@@ -2738,7 +2755,7 @@
           <w:numId w:val="1002"/>
         </w:numPr>
       </w:pPr>
-      <w:hyperlink r:id="rId166">
+      <w:hyperlink r:id="rId167">
         <w:r>
           <w:rPr>
             <w:rStyle w:val="Hyperlink"/>
@@ -2755,7 +2772,7 @@
           <w:numId w:val="1002"/>
         </w:numPr>
       </w:pPr>
-      <w:hyperlink r:id="rId167">
+      <w:hyperlink r:id="rId168">
         <w:r>
           <w:rPr>
             <w:rStyle w:val="Hyperlink"/>
@@ -2772,7 +2789,7 @@
           <w:numId w:val="1002"/>
         </w:numPr>
       </w:pPr>
-      <w:hyperlink r:id="rId168">
+      <w:hyperlink r:id="rId169">
         <w:r>
           <w:rPr>
             <w:rStyle w:val="Hyperlink"/>
@@ -2789,7 +2806,7 @@
           <w:numId w:val="1002"/>
         </w:numPr>
       </w:pPr>
-      <w:hyperlink r:id="rId169">
+      <w:hyperlink r:id="rId170">
         <w:r>
           <w:rPr>
             <w:rStyle w:val="Hyperlink"/>
@@ -2806,7 +2823,7 @@
           <w:numId w:val="1002"/>
         </w:numPr>
       </w:pPr>
-      <w:hyperlink r:id="rId170">
+      <w:hyperlink r:id="rId171">
         <w:r>
           <w:rPr>
             <w:rStyle w:val="Hyperlink"/>
@@ -2823,7 +2840,7 @@
           <w:numId w:val="1002"/>
         </w:numPr>
       </w:pPr>
-      <w:hyperlink r:id="rId171">
+      <w:hyperlink r:id="rId172">
         <w:r>
           <w:rPr>
             <w:rStyle w:val="Hyperlink"/>
@@ -2840,7 +2857,7 @@
           <w:numId w:val="1002"/>
         </w:numPr>
       </w:pPr>
-      <w:hyperlink r:id="rId172">
+      <w:hyperlink r:id="rId173">
         <w:r>
           <w:rPr>
             <w:rStyle w:val="Hyperlink"/>
@@ -2857,7 +2874,7 @@
           <w:numId w:val="1002"/>
         </w:numPr>
       </w:pPr>
-      <w:hyperlink r:id="rId173">
+      <w:hyperlink r:id="rId174">
         <w:r>
           <w:rPr>
             <w:rStyle w:val="Hyperlink"/>
@@ -2874,7 +2891,7 @@
           <w:numId w:val="1002"/>
         </w:numPr>
       </w:pPr>
-      <w:hyperlink r:id="rId174">
+      <w:hyperlink r:id="rId175">
         <w:r>
           <w:rPr>
             <w:rStyle w:val="Hyperlink"/>
@@ -2891,7 +2908,7 @@
           <w:numId w:val="1002"/>
         </w:numPr>
       </w:pPr>
-      <w:hyperlink r:id="rId175">
+      <w:hyperlink r:id="rId176">
         <w:r>
           <w:rPr>
             <w:rStyle w:val="Hyperlink"/>
@@ -2908,7 +2925,7 @@
           <w:numId w:val="1002"/>
         </w:numPr>
       </w:pPr>
-      <w:hyperlink r:id="rId176">
+      <w:hyperlink r:id="rId177">
         <w:r>
           <w:rPr>
             <w:rStyle w:val="Hyperlink"/>
@@ -2925,7 +2942,7 @@
           <w:numId w:val="1002"/>
         </w:numPr>
       </w:pPr>
-      <w:hyperlink r:id="rId177">
+      <w:hyperlink r:id="rId178">
         <w:r>
           <w:rPr>
             <w:rStyle w:val="Hyperlink"/>
@@ -2942,7 +2959,7 @@
           <w:numId w:val="1002"/>
         </w:numPr>
       </w:pPr>
-      <w:hyperlink r:id="rId178">
+      <w:hyperlink r:id="rId179">
         <w:r>
           <w:rPr>
             <w:rStyle w:val="Hyperlink"/>
@@ -2959,7 +2976,7 @@
           <w:numId w:val="1002"/>
         </w:numPr>
       </w:pPr>
-      <w:hyperlink r:id="rId179">
+      <w:hyperlink r:id="rId180">
         <w:r>
           <w:rPr>
             <w:rStyle w:val="Hyperlink"/>
@@ -2976,7 +2993,7 @@
           <w:numId w:val="1002"/>
         </w:numPr>
       </w:pPr>
-      <w:hyperlink r:id="rId180">
+      <w:hyperlink r:id="rId181">
         <w:r>
           <w:rPr>
             <w:rStyle w:val="Hyperlink"/>
@@ -2993,7 +3010,7 @@
           <w:numId w:val="1002"/>
         </w:numPr>
       </w:pPr>
-      <w:hyperlink r:id="rId181">
+      <w:hyperlink r:id="rId182">
         <w:r>
           <w:rPr>
             <w:rStyle w:val="Hyperlink"/>
@@ -3010,7 +3027,7 @@
           <w:numId w:val="1002"/>
         </w:numPr>
       </w:pPr>
-      <w:hyperlink r:id="rId182">
+      <w:hyperlink r:id="rId183">
         <w:r>
           <w:rPr>
             <w:rStyle w:val="Hyperlink"/>
@@ -3027,7 +3044,7 @@
           <w:numId w:val="1002"/>
         </w:numPr>
       </w:pPr>
-      <w:hyperlink r:id="rId183">
+      <w:hyperlink r:id="rId184">
         <w:r>
           <w:rPr>
             <w:rStyle w:val="Hyperlink"/>
@@ -3044,7 +3061,7 @@
           <w:numId w:val="1002"/>
         </w:numPr>
       </w:pPr>
-      <w:hyperlink r:id="rId184">
+      <w:hyperlink r:id="rId185">
         <w:r>
           <w:rPr>
             <w:rStyle w:val="Hyperlink"/>
@@ -3061,7 +3078,7 @@
           <w:numId w:val="1002"/>
         </w:numPr>
       </w:pPr>
-      <w:hyperlink r:id="rId185">
+      <w:hyperlink r:id="rId186">
         <w:r>
           <w:rPr>
             <w:rStyle w:val="Hyperlink"/>
@@ -3078,7 +3095,7 @@
           <w:numId w:val="1002"/>
         </w:numPr>
       </w:pPr>
-      <w:hyperlink r:id="rId186">
+      <w:hyperlink r:id="rId187">
         <w:r>
           <w:rPr>
             <w:rStyle w:val="Hyperlink"/>
@@ -3095,7 +3112,7 @@
           <w:numId w:val="1002"/>
         </w:numPr>
       </w:pPr>
-      <w:hyperlink r:id="rId187">
+      <w:hyperlink r:id="rId188">
         <w:r>
           <w:rPr>
             <w:rStyle w:val="Hyperlink"/>
@@ -3112,7 +3129,7 @@
           <w:numId w:val="1002"/>
         </w:numPr>
       </w:pPr>
-      <w:hyperlink r:id="rId188">
+      <w:hyperlink r:id="rId189">
         <w:r>
           <w:rPr>
             <w:rStyle w:val="Hyperlink"/>
@@ -3129,7 +3146,7 @@
           <w:numId w:val="1002"/>
         </w:numPr>
       </w:pPr>
-      <w:hyperlink r:id="rId189">
+      <w:hyperlink r:id="rId190">
         <w:r>
           <w:rPr>
             <w:rStyle w:val="Hyperlink"/>
@@ -3146,7 +3163,7 @@
           <w:numId w:val="1002"/>
         </w:numPr>
       </w:pPr>
-      <w:hyperlink r:id="rId190">
+      <w:hyperlink r:id="rId191">
         <w:r>
           <w:rPr>
             <w:rStyle w:val="Hyperlink"/>
@@ -3163,7 +3180,7 @@
           <w:numId w:val="1002"/>
         </w:numPr>
       </w:pPr>
-      <w:hyperlink r:id="rId191">
+      <w:hyperlink r:id="rId192">
         <w:r>
           <w:rPr>
             <w:rStyle w:val="Hyperlink"/>
@@ -3180,7 +3197,7 @@
           <w:numId w:val="1002"/>
         </w:numPr>
       </w:pPr>
-      <w:hyperlink r:id="rId192">
+      <w:hyperlink r:id="rId193">
         <w:r>
           <w:rPr>
             <w:rStyle w:val="Hyperlink"/>
@@ -3197,7 +3214,7 @@
           <w:numId w:val="1002"/>
         </w:numPr>
       </w:pPr>
-      <w:hyperlink r:id="rId193">
+      <w:hyperlink r:id="rId194">
         <w:r>
           <w:rPr>
             <w:rStyle w:val="Hyperlink"/>
@@ -3214,7 +3231,7 @@
           <w:numId w:val="1002"/>
         </w:numPr>
       </w:pPr>
-      <w:hyperlink r:id="rId194">
+      <w:hyperlink r:id="rId195">
         <w:r>
           <w:rPr>
             <w:rStyle w:val="Hyperlink"/>
@@ -3231,7 +3248,7 @@
           <w:numId w:val="1002"/>
         </w:numPr>
       </w:pPr>
-      <w:hyperlink r:id="rId195">
+      <w:hyperlink r:id="rId196">
         <w:r>
           <w:rPr>
             <w:rStyle w:val="Hyperlink"/>
@@ -3248,7 +3265,7 @@
           <w:numId w:val="1002"/>
         </w:numPr>
       </w:pPr>
-      <w:hyperlink r:id="rId196">
+      <w:hyperlink r:id="rId197">
         <w:r>
           <w:rPr>
             <w:rStyle w:val="Hyperlink"/>
@@ -3265,7 +3282,7 @@
           <w:numId w:val="1002"/>
         </w:numPr>
       </w:pPr>
-      <w:hyperlink r:id="rId197">
+      <w:hyperlink r:id="rId198">
         <w:r>
           <w:rPr>
             <w:rStyle w:val="Hyperlink"/>
@@ -3282,7 +3299,7 @@
           <w:numId w:val="1002"/>
         </w:numPr>
       </w:pPr>
-      <w:hyperlink r:id="rId198">
+      <w:hyperlink r:id="rId199">
         <w:r>
           <w:rPr>
             <w:rStyle w:val="Hyperlink"/>
@@ -3299,7 +3316,7 @@
           <w:numId w:val="1002"/>
         </w:numPr>
       </w:pPr>
-      <w:hyperlink r:id="rId199">
+      <w:hyperlink r:id="rId200">
         <w:r>
           <w:rPr>
             <w:rStyle w:val="Hyperlink"/>
@@ -3316,7 +3333,7 @@
           <w:numId w:val="1002"/>
         </w:numPr>
       </w:pPr>
-      <w:hyperlink r:id="rId200">
+      <w:hyperlink r:id="rId201">
         <w:r>
           <w:rPr>
             <w:rStyle w:val="Hyperlink"/>
@@ -3333,7 +3350,7 @@
           <w:numId w:val="1002"/>
         </w:numPr>
       </w:pPr>
-      <w:hyperlink r:id="rId201">
+      <w:hyperlink r:id="rId202">
         <w:r>
           <w:rPr>
             <w:rStyle w:val="Hyperlink"/>
@@ -3350,7 +3367,7 @@
           <w:numId w:val="1002"/>
         </w:numPr>
       </w:pPr>
-      <w:hyperlink r:id="rId202">
+      <w:hyperlink r:id="rId203">
         <w:r>
           <w:rPr>
             <w:rStyle w:val="Hyperlink"/>
@@ -3367,7 +3384,7 @@
           <w:numId w:val="1002"/>
         </w:numPr>
       </w:pPr>
-      <w:hyperlink r:id="rId203">
+      <w:hyperlink r:id="rId204">
         <w:r>
           <w:rPr>
             <w:rStyle w:val="Hyperlink"/>
@@ -3384,7 +3401,7 @@
           <w:numId w:val="1002"/>
         </w:numPr>
       </w:pPr>
-      <w:hyperlink r:id="rId204">
+      <w:hyperlink r:id="rId205">
         <w:r>
           <w:rPr>
             <w:rStyle w:val="Hyperlink"/>
@@ -3401,7 +3418,7 @@
           <w:numId w:val="1002"/>
         </w:numPr>
       </w:pPr>
-      <w:hyperlink r:id="rId205">
+      <w:hyperlink r:id="rId206">
         <w:r>
           <w:rPr>
             <w:rStyle w:val="Hyperlink"/>
@@ -3418,7 +3435,7 @@
           <w:numId w:val="1002"/>
         </w:numPr>
       </w:pPr>
-      <w:hyperlink r:id="rId206">
+      <w:hyperlink r:id="rId207">
         <w:r>
           <w:rPr>
             <w:rStyle w:val="Hyperlink"/>
@@ -3435,7 +3452,7 @@
           <w:numId w:val="1002"/>
         </w:numPr>
       </w:pPr>
-      <w:hyperlink r:id="rId207">
+      <w:hyperlink r:id="rId208">
         <w:r>
           <w:rPr>
             <w:rStyle w:val="Hyperlink"/>
@@ -3452,7 +3469,7 @@
           <w:numId w:val="1002"/>
         </w:numPr>
       </w:pPr>
-      <w:hyperlink r:id="rId208">
+      <w:hyperlink r:id="rId209">
         <w:r>
           <w:rPr>
             <w:rStyle w:val="Hyperlink"/>
@@ -3469,7 +3486,7 @@
           <w:numId w:val="1002"/>
         </w:numPr>
       </w:pPr>
-      <w:hyperlink r:id="rId209">
+      <w:hyperlink r:id="rId210">
         <w:r>
           <w:rPr>
             <w:rStyle w:val="Hyperlink"/>
@@ -3486,7 +3503,7 @@
           <w:numId w:val="1002"/>
         </w:numPr>
       </w:pPr>
-      <w:hyperlink r:id="rId210">
+      <w:hyperlink r:id="rId211">
         <w:r>
           <w:rPr>
             <w:rStyle w:val="Hyperlink"/>
@@ -3503,7 +3520,7 @@
           <w:numId w:val="1002"/>
         </w:numPr>
       </w:pPr>
-      <w:hyperlink r:id="rId211">
+      <w:hyperlink r:id="rId212">
         <w:r>
           <w:rPr>
             <w:rStyle w:val="Hyperlink"/>
@@ -3520,7 +3537,7 @@
           <w:numId w:val="1002"/>
         </w:numPr>
       </w:pPr>
-      <w:hyperlink r:id="rId212">
+      <w:hyperlink r:id="rId213">
         <w:r>
           <w:rPr>
             <w:rStyle w:val="Hyperlink"/>
@@ -3537,7 +3554,7 @@
           <w:numId w:val="1002"/>
         </w:numPr>
       </w:pPr>
-      <w:hyperlink r:id="rId213">
+      <w:hyperlink r:id="rId214">
         <w:r>
           <w:rPr>
             <w:rStyle w:val="Hyperlink"/>
@@ -3554,7 +3571,7 @@
           <w:numId w:val="1002"/>
         </w:numPr>
       </w:pPr>
-      <w:hyperlink r:id="rId214">
+      <w:hyperlink r:id="rId215">
         <w:r>
           <w:rPr>
             <w:rStyle w:val="Hyperlink"/>
@@ -3571,7 +3588,7 @@
           <w:numId w:val="1002"/>
         </w:numPr>
       </w:pPr>
-      <w:hyperlink r:id="rId215">
+      <w:hyperlink r:id="rId216">
         <w:r>
           <w:rPr>
             <w:rStyle w:val="Hyperlink"/>
@@ -3588,7 +3605,7 @@
           <w:numId w:val="1002"/>
         </w:numPr>
       </w:pPr>
-      <w:hyperlink r:id="rId216">
+      <w:hyperlink r:id="rId217">
         <w:r>
           <w:rPr>
             <w:rStyle w:val="Hyperlink"/>
@@ -3605,7 +3622,7 @@
           <w:numId w:val="1002"/>
         </w:numPr>
       </w:pPr>
-      <w:hyperlink r:id="rId217">
+      <w:hyperlink r:id="rId218">
         <w:r>
           <w:rPr>
             <w:rStyle w:val="Hyperlink"/>
@@ -3622,7 +3639,7 @@
           <w:numId w:val="1002"/>
         </w:numPr>
       </w:pPr>
-      <w:hyperlink r:id="rId218">
+      <w:hyperlink r:id="rId219">
         <w:r>
           <w:rPr>
             <w:rStyle w:val="Hyperlink"/>
@@ -3639,7 +3656,7 @@
           <w:numId w:val="1002"/>
         </w:numPr>
       </w:pPr>
-      <w:hyperlink r:id="rId219">
+      <w:hyperlink r:id="rId220">
         <w:r>
           <w:rPr>
             <w:rStyle w:val="Hyperlink"/>
@@ -3656,7 +3673,7 @@
           <w:numId w:val="1002"/>
         </w:numPr>
       </w:pPr>
-      <w:hyperlink r:id="rId220">
+      <w:hyperlink r:id="rId221">
         <w:r>
           <w:rPr>
             <w:rStyle w:val="Hyperlink"/>
@@ -3673,7 +3690,7 @@
           <w:numId w:val="1002"/>
         </w:numPr>
       </w:pPr>
-      <w:hyperlink r:id="rId221">
+      <w:hyperlink r:id="rId222">
         <w:r>
           <w:rPr>
             <w:rStyle w:val="Hyperlink"/>
@@ -3690,7 +3707,7 @@
           <w:numId w:val="1002"/>
         </w:numPr>
       </w:pPr>
-      <w:hyperlink r:id="rId222">
+      <w:hyperlink r:id="rId223">
         <w:r>
           <w:rPr>
             <w:rStyle w:val="Hyperlink"/>
@@ -3707,7 +3724,7 @@
           <w:numId w:val="1002"/>
         </w:numPr>
       </w:pPr>
-      <w:hyperlink r:id="rId223">
+      <w:hyperlink r:id="rId224">
         <w:r>
           <w:rPr>
             <w:rStyle w:val="Hyperlink"/>
@@ -3724,7 +3741,7 @@
           <w:numId w:val="1002"/>
         </w:numPr>
       </w:pPr>
-      <w:hyperlink r:id="rId224">
+      <w:hyperlink r:id="rId225">
         <w:r>
           <w:rPr>
             <w:rStyle w:val="Hyperlink"/>
@@ -3741,7 +3758,7 @@
           <w:numId w:val="1002"/>
         </w:numPr>
       </w:pPr>
-      <w:hyperlink r:id="rId225">
+      <w:hyperlink r:id="rId226">
         <w:r>
           <w:rPr>
             <w:rStyle w:val="Hyperlink"/>
@@ -3758,7 +3775,7 @@
           <w:numId w:val="1002"/>
         </w:numPr>
       </w:pPr>
-      <w:hyperlink r:id="rId226">
+      <w:hyperlink r:id="rId227">
         <w:r>
           <w:rPr>
             <w:rStyle w:val="Hyperlink"/>
@@ -3775,7 +3792,7 @@
           <w:numId w:val="1002"/>
         </w:numPr>
       </w:pPr>
-      <w:hyperlink r:id="rId227">
+      <w:hyperlink r:id="rId228">
         <w:r>
           <w:rPr>
             <w:rStyle w:val="Hyperlink"/>
@@ -3792,7 +3809,7 @@
           <w:numId w:val="1002"/>
         </w:numPr>
       </w:pPr>
-      <w:hyperlink r:id="rId228">
+      <w:hyperlink r:id="rId229">
         <w:r>
           <w:rPr>
             <w:rStyle w:val="Hyperlink"/>
@@ -3809,7 +3826,7 @@
           <w:numId w:val="1002"/>
         </w:numPr>
       </w:pPr>
-      <w:hyperlink r:id="rId229">
+      <w:hyperlink r:id="rId230">
         <w:r>
           <w:rPr>
             <w:rStyle w:val="Hyperlink"/>
@@ -3826,7 +3843,7 @@
           <w:numId w:val="1002"/>
         </w:numPr>
       </w:pPr>
-      <w:hyperlink r:id="rId230">
+      <w:hyperlink r:id="rId231">
         <w:r>
           <w:rPr>
             <w:rStyle w:val="Hyperlink"/>
@@ -3843,7 +3860,7 @@
           <w:numId w:val="1002"/>
         </w:numPr>
       </w:pPr>
-      <w:hyperlink r:id="rId231">
+      <w:hyperlink r:id="rId232">
         <w:r>
           <w:rPr>
             <w:rStyle w:val="Hyperlink"/>
@@ -3860,7 +3877,7 @@
           <w:numId w:val="1002"/>
         </w:numPr>
       </w:pPr>
-      <w:hyperlink r:id="rId232">
+      <w:hyperlink r:id="rId233">
         <w:r>
           <w:rPr>
             <w:rStyle w:val="Hyperlink"/>
@@ -3877,7 +3894,7 @@
           <w:numId w:val="1002"/>
         </w:numPr>
       </w:pPr>
-      <w:hyperlink r:id="rId233">
+      <w:hyperlink r:id="rId234">
         <w:r>
           <w:rPr>
             <w:rStyle w:val="Hyperlink"/>
@@ -3893,8 +3910,8 @@
         </w:pict>
       </w:r>
     </w:p>
-    <w:bookmarkEnd w:id="234"/>
     <w:bookmarkEnd w:id="235"/>
+    <w:bookmarkEnd w:id="236"/>
     <w:sectPr>
       <w:pgSz w:w="16838" w:h="11906" w:orient="landscape"/>
       <w:footnotePr>

--- a/docx/dynamic-code-docs/INDEX.docx
+++ b/docx/dynamic-code-docs/INDEX.docx
@@ -2,7 +2,7 @@
 <file path=word/document.xml><?xml version="1.0" encoding="utf-8"?>
 <w:document xmlns:w="http://schemas.openxmlformats.org/wordprocessingml/2006/main" xmlns:m="http://schemas.openxmlformats.org/officeDocument/2006/math" xmlns:r="http://schemas.openxmlformats.org/officeDocument/2006/relationships" xmlns:o="urn:schemas-microsoft-com:office:office" xmlns:v="urn:schemas-microsoft-com:vml" xmlns:w10="urn:schemas-microsoft-com:office:word" xmlns:a="http://schemas.openxmlformats.org/drawingml/2006/main" xmlns:pic="http://schemas.openxmlformats.org/drawingml/2006/picture" xmlns:wp="http://schemas.openxmlformats.org/drawingml/2006/wordprocessingDrawing">
   <w:body>
-    <w:bookmarkStart w:id="236" w:name="sec1"/>
+    <w:bookmarkStart w:id="239" w:name="sec1"/>
     <w:p>
       <w:pPr>
         <w:pStyle w:val="Heading1"/>
@@ -65,11 +65,11 @@
         <w:pStyle w:val="FirstParagraph"/>
       </w:pPr>
       <w:r>
-        <w:t xml:space="preserve">Generated: 2026-10-01</w:t>
+        <w:t xml:space="preserve">Generated: 2026-10-14</w:t>
       </w:r>
     </w:p>
     <w:bookmarkEnd w:id="9"/>
-    <w:bookmarkStart w:id="235" w:name="sec3"/>
+    <w:bookmarkStart w:id="238" w:name="sec3"/>
     <w:p>
       <w:pPr>
         <w:pStyle w:val="Heading2"/>
@@ -992,7 +992,7 @@
           <w:rPr>
             <w:rStyle w:val="Hyperlink"/>
           </w:rPr>
-          <w:t xml:space="preserve">Copy-ModuleToUserPath</w:t>
+          <w:t xml:space="preserve">coverage-report</w:t>
         </w:r>
       </w:hyperlink>
     </w:p>
@@ -1009,7 +1009,7 @@
           <w:rPr>
             <w:rStyle w:val="Hyperlink"/>
           </w:rPr>
-          <w:t xml:space="preserve">coverage-report</w:t>
+          <w:t xml:space="preserve">CoverageSummary</w:t>
         </w:r>
       </w:hyperlink>
     </w:p>
@@ -1026,7 +1026,7 @@
           <w:rPr>
             <w:rStyle w:val="Hyperlink"/>
           </w:rPr>
-          <w:t xml:space="preserve">CoverageSummary</w:t>
+          <w:t xml:space="preserve">cyberark-bootstrap</w:t>
         </w:r>
       </w:hyperlink>
     </w:p>
@@ -1043,7 +1043,7 @@
           <w:rPr>
             <w:rStyle w:val="Hyperlink"/>
           </w:rPr>
-          <w:t xml:space="preserve">cyberark-bootstrap</w:t>
+          <w:t xml:space="preserve">Detect-Runner</w:t>
         </w:r>
       </w:hyperlink>
     </w:p>
@@ -1060,7 +1060,7 @@
           <w:rPr>
             <w:rStyle w:val="Hyperlink"/>
           </w:rPr>
-          <w:t xml:space="preserve">Detect-Runner</w:t>
+          <w:t xml:space="preserve">Disconnect-OneView</w:t>
         </w:r>
       </w:hyperlink>
     </w:p>
@@ -1077,7 +1077,7 @@
           <w:rPr>
             <w:rStyle w:val="Hyperlink"/>
           </w:rPr>
-          <w:t xml:space="preserve">Disconnect-OneView</w:t>
+          <w:t xml:space="preserve">Docs.Common</w:t>
         </w:r>
       </w:hyperlink>
     </w:p>
@@ -1094,7 +1094,7 @@
           <w:rPr>
             <w:rStyle w:val="Hyperlink"/>
           </w:rPr>
-          <w:t xml:space="preserve">Docs.Common</w:t>
+          <w:t xml:space="preserve">Ensure-DirectoryExists</w:t>
         </w:r>
       </w:hyperlink>
     </w:p>
@@ -1111,7 +1111,7 @@
           <w:rPr>
             <w:rStyle w:val="Hyperlink"/>
           </w:rPr>
-          <w:t xml:space="preserve">Ensure-DirectoryExists</w:t>
+          <w:t xml:space="preserve">Ensure-OfflineModulePath</w:t>
         </w:r>
       </w:hyperlink>
     </w:p>
@@ -1893,6 +1893,23 @@
           <w:rPr>
             <w:rStyle w:val="Hyperlink"/>
           </w:rPr>
+          <w:t xml:space="preserve">Get-TimestampedLogPath</w:t>
+        </w:r>
+      </w:hyperlink>
+    </w:p>
+    <w:p>
+      <w:pPr>
+        <w:pStyle w:val="Compact"/>
+        <w:numPr>
+          <w:ilvl w:val="0"/>
+          <w:numId w:val="1002"/>
+        </w:numPr>
+      </w:pPr>
+      <w:hyperlink r:id="rId117">
+        <w:r>
+          <w:rPr>
+            <w:rStyle w:val="Hyperlink"/>
+          </w:rPr>
           <w:t xml:space="preserve">Get-UserModulePath</w:t>
         </w:r>
       </w:hyperlink>
@@ -1905,7 +1922,7 @@
           <w:numId w:val="1002"/>
         </w:numPr>
       </w:pPr>
-      <w:hyperlink r:id="rId117">
+      <w:hyperlink r:id="rId118">
         <w:r>
           <w:rPr>
             <w:rStyle w:val="Hyperlink"/>
@@ -1922,7 +1939,7 @@
           <w:numId w:val="1002"/>
         </w:numPr>
       </w:pPr>
-      <w:hyperlink r:id="rId118">
+      <w:hyperlink r:id="rId119">
         <w:r>
           <w:rPr>
             <w:rStyle w:val="Hyperlink"/>
@@ -1939,7 +1956,7 @@
           <w:numId w:val="1002"/>
         </w:numPr>
       </w:pPr>
-      <w:hyperlink r:id="rId119">
+      <w:hyperlink r:id="rId120">
         <w:r>
           <w:rPr>
             <w:rStyle w:val="Hyperlink"/>
@@ -1956,7 +1973,7 @@
           <w:numId w:val="1002"/>
         </w:numPr>
       </w:pPr>
-      <w:hyperlink r:id="rId120">
+      <w:hyperlink r:id="rId121">
         <w:r>
           <w:rPr>
             <w:rStyle w:val="Hyperlink"/>
@@ -1973,7 +1990,7 @@
           <w:numId w:val="1002"/>
         </w:numPr>
       </w:pPr>
-      <w:hyperlink r:id="rId121">
+      <w:hyperlink r:id="rId122">
         <w:r>
           <w:rPr>
             <w:rStyle w:val="Hyperlink"/>
@@ -1990,7 +2007,7 @@
           <w:numId w:val="1002"/>
         </w:numPr>
       </w:pPr>
-      <w:hyperlink r:id="rId122">
+      <w:hyperlink r:id="rId123">
         <w:r>
           <w:rPr>
             <w:rStyle w:val="Hyperlink"/>
@@ -2007,7 +2024,7 @@
           <w:numId w:val="1002"/>
         </w:numPr>
       </w:pPr>
-      <w:hyperlink r:id="rId123">
+      <w:hyperlink r:id="rId124">
         <w:r>
           <w:rPr>
             <w:rStyle w:val="Hyperlink"/>
@@ -2024,7 +2041,7 @@
           <w:numId w:val="1002"/>
         </w:numPr>
       </w:pPr>
-      <w:hyperlink r:id="rId124">
+      <w:hyperlink r:id="rId125">
         <w:r>
           <w:rPr>
             <w:rStyle w:val="Hyperlink"/>
@@ -2041,7 +2058,7 @@
           <w:numId w:val="1002"/>
         </w:numPr>
       </w:pPr>
-      <w:hyperlink r:id="rId125">
+      <w:hyperlink r:id="rId126">
         <w:r>
           <w:rPr>
             <w:rStyle w:val="Hyperlink"/>
@@ -2058,7 +2075,7 @@
           <w:numId w:val="1002"/>
         </w:numPr>
       </w:pPr>
-      <w:hyperlink r:id="rId126">
+      <w:hyperlink r:id="rId127">
         <w:r>
           <w:rPr>
             <w:rStyle w:val="Hyperlink"/>
@@ -2075,7 +2092,7 @@
           <w:numId w:val="1002"/>
         </w:numPr>
       </w:pPr>
-      <w:hyperlink r:id="rId127">
+      <w:hyperlink r:id="rId128">
         <w:r>
           <w:rPr>
             <w:rStyle w:val="Hyperlink"/>
@@ -2092,7 +2109,7 @@
           <w:numId w:val="1002"/>
         </w:numPr>
       </w:pPr>
-      <w:hyperlink r:id="rId128">
+      <w:hyperlink r:id="rId129">
         <w:r>
           <w:rPr>
             <w:rStyle w:val="Hyperlink"/>
@@ -2109,7 +2126,7 @@
           <w:numId w:val="1002"/>
         </w:numPr>
       </w:pPr>
-      <w:hyperlink r:id="rId129">
+      <w:hyperlink r:id="rId130">
         <w:r>
           <w:rPr>
             <w:rStyle w:val="Hyperlink"/>
@@ -2126,7 +2143,7 @@
           <w:numId w:val="1002"/>
         </w:numPr>
       </w:pPr>
-      <w:hyperlink r:id="rId130">
+      <w:hyperlink r:id="rId131">
         <w:r>
           <w:rPr>
             <w:rStyle w:val="Hyperlink"/>
@@ -2143,7 +2160,7 @@
           <w:numId w:val="1002"/>
         </w:numPr>
       </w:pPr>
-      <w:hyperlink r:id="rId131">
+      <w:hyperlink r:id="rId132">
         <w:r>
           <w:rPr>
             <w:rStyle w:val="Hyperlink"/>
@@ -2160,7 +2177,7 @@
           <w:numId w:val="1002"/>
         </w:numPr>
       </w:pPr>
-      <w:hyperlink r:id="rId132">
+      <w:hyperlink r:id="rId133">
         <w:r>
           <w:rPr>
             <w:rStyle w:val="Hyperlink"/>
@@ -2177,7 +2194,7 @@
           <w:numId w:val="1002"/>
         </w:numPr>
       </w:pPr>
-      <w:hyperlink r:id="rId133">
+      <w:hyperlink r:id="rId134">
         <w:r>
           <w:rPr>
             <w:rStyle w:val="Hyperlink"/>
@@ -2194,7 +2211,7 @@
           <w:numId w:val="1002"/>
         </w:numPr>
       </w:pPr>
-      <w:hyperlink r:id="rId134">
+      <w:hyperlink r:id="rId135">
         <w:r>
           <w:rPr>
             <w:rStyle w:val="Hyperlink"/>
@@ -2211,7 +2228,7 @@
           <w:numId w:val="1002"/>
         </w:numPr>
       </w:pPr>
-      <w:hyperlink r:id="rId135">
+      <w:hyperlink r:id="rId136">
         <w:r>
           <w:rPr>
             <w:rStyle w:val="Hyperlink"/>
@@ -2228,7 +2245,7 @@
           <w:numId w:val="1002"/>
         </w:numPr>
       </w:pPr>
-      <w:hyperlink r:id="rId136">
+      <w:hyperlink r:id="rId137">
         <w:r>
           <w:rPr>
             <w:rStyle w:val="Hyperlink"/>
@@ -2245,7 +2262,7 @@
           <w:numId w:val="1002"/>
         </w:numPr>
       </w:pPr>
-      <w:hyperlink r:id="rId137">
+      <w:hyperlink r:id="rId138">
         <w:r>
           <w:rPr>
             <w:rStyle w:val="Hyperlink"/>
@@ -2262,7 +2279,7 @@
           <w:numId w:val="1002"/>
         </w:numPr>
       </w:pPr>
-      <w:hyperlink r:id="rId138">
+      <w:hyperlink r:id="rId139">
         <w:r>
           <w:rPr>
             <w:rStyle w:val="Hyperlink"/>
@@ -2279,7 +2296,7 @@
           <w:numId w:val="1002"/>
         </w:numPr>
       </w:pPr>
-      <w:hyperlink r:id="rId139">
+      <w:hyperlink r:id="rId140">
         <w:r>
           <w:rPr>
             <w:rStyle w:val="Hyperlink"/>
@@ -2296,7 +2313,7 @@
           <w:numId w:val="1002"/>
         </w:numPr>
       </w:pPr>
-      <w:hyperlink r:id="rId140">
+      <w:hyperlink r:id="rId141">
         <w:r>
           <w:rPr>
             <w:rStyle w:val="Hyperlink"/>
@@ -2313,7 +2330,7 @@
           <w:numId w:val="1002"/>
         </w:numPr>
       </w:pPr>
-      <w:hyperlink r:id="rId141">
+      <w:hyperlink r:id="rId142">
         <w:r>
           <w:rPr>
             <w:rStyle w:val="Hyperlink"/>
@@ -2330,7 +2347,7 @@
           <w:numId w:val="1002"/>
         </w:numPr>
       </w:pPr>
-      <w:hyperlink r:id="rId142">
+      <w:hyperlink r:id="rId143">
         <w:r>
           <w:rPr>
             <w:rStyle w:val="Hyperlink"/>
@@ -2347,7 +2364,7 @@
           <w:numId w:val="1002"/>
         </w:numPr>
       </w:pPr>
-      <w:hyperlink r:id="rId143">
+      <w:hyperlink r:id="rId144">
         <w:r>
           <w:rPr>
             <w:rStyle w:val="Hyperlink"/>
@@ -2364,7 +2381,7 @@
           <w:numId w:val="1002"/>
         </w:numPr>
       </w:pPr>
-      <w:hyperlink r:id="rId144">
+      <w:hyperlink r:id="rId145">
         <w:r>
           <w:rPr>
             <w:rStyle w:val="Hyperlink"/>
@@ -2381,7 +2398,7 @@
           <w:numId w:val="1002"/>
         </w:numPr>
       </w:pPr>
-      <w:hyperlink r:id="rId145">
+      <w:hyperlink r:id="rId146">
         <w:r>
           <w:rPr>
             <w:rStyle w:val="Hyperlink"/>
@@ -2398,7 +2415,7 @@
           <w:numId w:val="1002"/>
         </w:numPr>
       </w:pPr>
-      <w:hyperlink r:id="rId146">
+      <w:hyperlink r:id="rId147">
         <w:r>
           <w:rPr>
             <w:rStyle w:val="Hyperlink"/>
@@ -2415,7 +2432,7 @@
           <w:numId w:val="1002"/>
         </w:numPr>
       </w:pPr>
-      <w:hyperlink r:id="rId147">
+      <w:hyperlink r:id="rId148">
         <w:r>
           <w:rPr>
             <w:rStyle w:val="Hyperlink"/>
@@ -2432,7 +2449,7 @@
           <w:numId w:val="1002"/>
         </w:numPr>
       </w:pPr>
-      <w:hyperlink r:id="rId148">
+      <w:hyperlink r:id="rId149">
         <w:r>
           <w:rPr>
             <w:rStyle w:val="Hyperlink"/>
@@ -2449,7 +2466,7 @@
           <w:numId w:val="1002"/>
         </w:numPr>
       </w:pPr>
-      <w:hyperlink r:id="rId149">
+      <w:hyperlink r:id="rId150">
         <w:r>
           <w:rPr>
             <w:rStyle w:val="Hyperlink"/>
@@ -2466,7 +2483,7 @@
           <w:numId w:val="1002"/>
         </w:numPr>
       </w:pPr>
-      <w:hyperlink r:id="rId150">
+      <w:hyperlink r:id="rId151">
         <w:r>
           <w:rPr>
             <w:rStyle w:val="Hyperlink"/>
@@ -2483,7 +2500,7 @@
           <w:numId w:val="1002"/>
         </w:numPr>
       </w:pPr>
-      <w:hyperlink r:id="rId151">
+      <w:hyperlink r:id="rId152">
         <w:r>
           <w:rPr>
             <w:rStyle w:val="Hyperlink"/>
@@ -2500,7 +2517,7 @@
           <w:numId w:val="1002"/>
         </w:numPr>
       </w:pPr>
-      <w:hyperlink r:id="rId152">
+      <w:hyperlink r:id="rId153">
         <w:r>
           <w:rPr>
             <w:rStyle w:val="Hyperlink"/>
@@ -2517,7 +2534,7 @@
           <w:numId w:val="1002"/>
         </w:numPr>
       </w:pPr>
-      <w:hyperlink r:id="rId153">
+      <w:hyperlink r:id="rId154">
         <w:r>
           <w:rPr>
             <w:rStyle w:val="Hyperlink"/>
@@ -2534,7 +2551,7 @@
           <w:numId w:val="1002"/>
         </w:numPr>
       </w:pPr>
-      <w:hyperlink r:id="rId154">
+      <w:hyperlink r:id="rId155">
         <w:r>
           <w:rPr>
             <w:rStyle w:val="Hyperlink"/>
@@ -2551,7 +2568,7 @@
           <w:numId w:val="1002"/>
         </w:numPr>
       </w:pPr>
-      <w:hyperlink r:id="rId155">
+      <w:hyperlink r:id="rId156">
         <w:r>
           <w:rPr>
             <w:rStyle w:val="Hyperlink"/>
@@ -2568,7 +2585,7 @@
           <w:numId w:val="1002"/>
         </w:numPr>
       </w:pPr>
-      <w:hyperlink r:id="rId156">
+      <w:hyperlink r:id="rId157">
         <w:r>
           <w:rPr>
             <w:rStyle w:val="Hyperlink"/>
@@ -2585,7 +2602,7 @@
           <w:numId w:val="1002"/>
         </w:numPr>
       </w:pPr>
-      <w:hyperlink r:id="rId157">
+      <w:hyperlink r:id="rId158">
         <w:r>
           <w:rPr>
             <w:rStyle w:val="Hyperlink"/>
@@ -2602,7 +2619,7 @@
           <w:numId w:val="1002"/>
         </w:numPr>
       </w:pPr>
-      <w:hyperlink r:id="rId158">
+      <w:hyperlink r:id="rId159">
         <w:r>
           <w:rPr>
             <w:rStyle w:val="Hyperlink"/>
@@ -2619,7 +2636,7 @@
           <w:numId w:val="1002"/>
         </w:numPr>
       </w:pPr>
-      <w:hyperlink r:id="rId159">
+      <w:hyperlink r:id="rId160">
         <w:r>
           <w:rPr>
             <w:rStyle w:val="Hyperlink"/>
@@ -2636,7 +2653,7 @@
           <w:numId w:val="1002"/>
         </w:numPr>
       </w:pPr>
-      <w:hyperlink r:id="rId160">
+      <w:hyperlink r:id="rId161">
         <w:r>
           <w:rPr>
             <w:rStyle w:val="Hyperlink"/>
@@ -2653,7 +2670,7 @@
           <w:numId w:val="1002"/>
         </w:numPr>
       </w:pPr>
-      <w:hyperlink r:id="rId161">
+      <w:hyperlink r:id="rId162">
         <w:r>
           <w:rPr>
             <w:rStyle w:val="Hyperlink"/>
@@ -2670,7 +2687,7 @@
           <w:numId w:val="1002"/>
         </w:numPr>
       </w:pPr>
-      <w:hyperlink r:id="rId162">
+      <w:hyperlink r:id="rId163">
         <w:r>
           <w:rPr>
             <w:rStyle w:val="Hyperlink"/>
@@ -2687,7 +2704,7 @@
           <w:numId w:val="1002"/>
         </w:numPr>
       </w:pPr>
-      <w:hyperlink r:id="rId163">
+      <w:hyperlink r:id="rId164">
         <w:r>
           <w:rPr>
             <w:rStyle w:val="Hyperlink"/>
@@ -2704,7 +2721,7 @@
           <w:numId w:val="1002"/>
         </w:numPr>
       </w:pPr>
-      <w:hyperlink r:id="rId164">
+      <w:hyperlink r:id="rId165">
         <w:r>
           <w:rPr>
             <w:rStyle w:val="Hyperlink"/>
@@ -2721,7 +2738,7 @@
           <w:numId w:val="1002"/>
         </w:numPr>
       </w:pPr>
-      <w:hyperlink r:id="rId165">
+      <w:hyperlink r:id="rId166">
         <w:r>
           <w:rPr>
             <w:rStyle w:val="Hyperlink"/>
@@ -2738,7 +2755,7 @@
           <w:numId w:val="1002"/>
         </w:numPr>
       </w:pPr>
-      <w:hyperlink r:id="rId166">
+      <w:hyperlink r:id="rId167">
         <w:r>
           <w:rPr>
             <w:rStyle w:val="Hyperlink"/>
@@ -2755,7 +2772,7 @@
           <w:numId w:val="1002"/>
         </w:numPr>
       </w:pPr>
-      <w:hyperlink r:id="rId167">
+      <w:hyperlink r:id="rId168">
         <w:r>
           <w:rPr>
             <w:rStyle w:val="Hyperlink"/>
@@ -2772,7 +2789,7 @@
           <w:numId w:val="1002"/>
         </w:numPr>
       </w:pPr>
-      <w:hyperlink r:id="rId168">
+      <w:hyperlink r:id="rId169">
         <w:r>
           <w:rPr>
             <w:rStyle w:val="Hyperlink"/>
@@ -2789,7 +2806,7 @@
           <w:numId w:val="1002"/>
         </w:numPr>
       </w:pPr>
-      <w:hyperlink r:id="rId169">
+      <w:hyperlink r:id="rId170">
         <w:r>
           <w:rPr>
             <w:rStyle w:val="Hyperlink"/>
@@ -2806,7 +2823,7 @@
           <w:numId w:val="1002"/>
         </w:numPr>
       </w:pPr>
-      <w:hyperlink r:id="rId170">
+      <w:hyperlink r:id="rId171">
         <w:r>
           <w:rPr>
             <w:rStyle w:val="Hyperlink"/>
@@ -2823,7 +2840,7 @@
           <w:numId w:val="1002"/>
         </w:numPr>
       </w:pPr>
-      <w:hyperlink r:id="rId171">
+      <w:hyperlink r:id="rId172">
         <w:r>
           <w:rPr>
             <w:rStyle w:val="Hyperlink"/>
@@ -2840,7 +2857,7 @@
           <w:numId w:val="1002"/>
         </w:numPr>
       </w:pPr>
-      <w:hyperlink r:id="rId172">
+      <w:hyperlink r:id="rId173">
         <w:r>
           <w:rPr>
             <w:rStyle w:val="Hyperlink"/>
@@ -2857,7 +2874,7 @@
           <w:numId w:val="1002"/>
         </w:numPr>
       </w:pPr>
-      <w:hyperlink r:id="rId173">
+      <w:hyperlink r:id="rId174">
         <w:r>
           <w:rPr>
             <w:rStyle w:val="Hyperlink"/>
@@ -2874,7 +2891,7 @@
           <w:numId w:val="1002"/>
         </w:numPr>
       </w:pPr>
-      <w:hyperlink r:id="rId174">
+      <w:hyperlink r:id="rId175">
         <w:r>
           <w:rPr>
             <w:rStyle w:val="Hyperlink"/>
@@ -2891,7 +2908,7 @@
           <w:numId w:val="1002"/>
         </w:numPr>
       </w:pPr>
-      <w:hyperlink r:id="rId175">
+      <w:hyperlink r:id="rId176">
         <w:r>
           <w:rPr>
             <w:rStyle w:val="Hyperlink"/>
@@ -2908,7 +2925,7 @@
           <w:numId w:val="1002"/>
         </w:numPr>
       </w:pPr>
-      <w:hyperlink r:id="rId176">
+      <w:hyperlink r:id="rId177">
         <w:r>
           <w:rPr>
             <w:rStyle w:val="Hyperlink"/>
@@ -2925,7 +2942,7 @@
           <w:numId w:val="1002"/>
         </w:numPr>
       </w:pPr>
-      <w:hyperlink r:id="rId177">
+      <w:hyperlink r:id="rId178">
         <w:r>
           <w:rPr>
             <w:rStyle w:val="Hyperlink"/>
@@ -2942,7 +2959,7 @@
           <w:numId w:val="1002"/>
         </w:numPr>
       </w:pPr>
-      <w:hyperlink r:id="rId178">
+      <w:hyperlink r:id="rId179">
         <w:r>
           <w:rPr>
             <w:rStyle w:val="Hyperlink"/>
@@ -2959,7 +2976,7 @@
           <w:numId w:val="1002"/>
         </w:numPr>
       </w:pPr>
-      <w:hyperlink r:id="rId179">
+      <w:hyperlink r:id="rId180">
         <w:r>
           <w:rPr>
             <w:rStyle w:val="Hyperlink"/>
@@ -2976,7 +2993,7 @@
           <w:numId w:val="1002"/>
         </w:numPr>
       </w:pPr>
-      <w:hyperlink r:id="rId180">
+      <w:hyperlink r:id="rId181">
         <w:r>
           <w:rPr>
             <w:rStyle w:val="Hyperlink"/>
@@ -2993,7 +3010,7 @@
           <w:numId w:val="1002"/>
         </w:numPr>
       </w:pPr>
-      <w:hyperlink r:id="rId181">
+      <w:hyperlink r:id="rId182">
         <w:r>
           <w:rPr>
             <w:rStyle w:val="Hyperlink"/>
@@ -3010,7 +3027,7 @@
           <w:numId w:val="1002"/>
         </w:numPr>
       </w:pPr>
-      <w:hyperlink r:id="rId182">
+      <w:hyperlink r:id="rId183">
         <w:r>
           <w:rPr>
             <w:rStyle w:val="Hyperlink"/>
@@ -3027,7 +3044,7 @@
           <w:numId w:val="1002"/>
         </w:numPr>
       </w:pPr>
-      <w:hyperlink r:id="rId183">
+      <w:hyperlink r:id="rId184">
         <w:r>
           <w:rPr>
             <w:rStyle w:val="Hyperlink"/>
@@ -3044,7 +3061,7 @@
           <w:numId w:val="1002"/>
         </w:numPr>
       </w:pPr>
-      <w:hyperlink r:id="rId184">
+      <w:hyperlink r:id="rId185">
         <w:r>
           <w:rPr>
             <w:rStyle w:val="Hyperlink"/>
@@ -3061,7 +3078,7 @@
           <w:numId w:val="1002"/>
         </w:numPr>
       </w:pPr>
-      <w:hyperlink r:id="rId185">
+      <w:hyperlink r:id="rId186">
         <w:r>
           <w:rPr>
             <w:rStyle w:val="Hyperlink"/>
@@ -3078,7 +3095,7 @@
           <w:numId w:val="1002"/>
         </w:numPr>
       </w:pPr>
-      <w:hyperlink r:id="rId186">
+      <w:hyperlink r:id="rId187">
         <w:r>
           <w:rPr>
             <w:rStyle w:val="Hyperlink"/>
@@ -3095,7 +3112,7 @@
           <w:numId w:val="1002"/>
         </w:numPr>
       </w:pPr>
-      <w:hyperlink r:id="rId187">
+      <w:hyperlink r:id="rId188">
         <w:r>
           <w:rPr>
             <w:rStyle w:val="Hyperlink"/>
@@ -3112,7 +3129,7 @@
           <w:numId w:val="1002"/>
         </w:numPr>
       </w:pPr>
-      <w:hyperlink r:id="rId188">
+      <w:hyperlink r:id="rId189">
         <w:r>
           <w:rPr>
             <w:rStyle w:val="Hyperlink"/>
@@ -3129,7 +3146,7 @@
           <w:numId w:val="1002"/>
         </w:numPr>
       </w:pPr>
-      <w:hyperlink r:id="rId189">
+      <w:hyperlink r:id="rId190">
         <w:r>
           <w:rPr>
             <w:rStyle w:val="Hyperlink"/>
@@ -3146,7 +3163,7 @@
           <w:numId w:val="1002"/>
         </w:numPr>
       </w:pPr>
-      <w:hyperlink r:id="rId190">
+      <w:hyperlink r:id="rId191">
         <w:r>
           <w:rPr>
             <w:rStyle w:val="Hyperlink"/>
@@ -3163,7 +3180,7 @@
           <w:numId w:val="1002"/>
         </w:numPr>
       </w:pPr>
-      <w:hyperlink r:id="rId191">
+      <w:hyperlink r:id="rId192">
         <w:r>
           <w:rPr>
             <w:rStyle w:val="Hyperlink"/>
@@ -3180,7 +3197,7 @@
           <w:numId w:val="1002"/>
         </w:numPr>
       </w:pPr>
-      <w:hyperlink r:id="rId192">
+      <w:hyperlink r:id="rId193">
         <w:r>
           <w:rPr>
             <w:rStyle w:val="Hyperlink"/>
@@ -3197,7 +3214,7 @@
           <w:numId w:val="1002"/>
         </w:numPr>
       </w:pPr>
-      <w:hyperlink r:id="rId193">
+      <w:hyperlink r:id="rId194">
         <w:r>
           <w:rPr>
             <w:rStyle w:val="Hyperlink"/>
@@ -3214,7 +3231,7 @@
           <w:numId w:val="1002"/>
         </w:numPr>
       </w:pPr>
-      <w:hyperlink r:id="rId194">
+      <w:hyperlink r:id="rId195">
         <w:r>
           <w:rPr>
             <w:rStyle w:val="Hyperlink"/>
@@ -3231,7 +3248,7 @@
           <w:numId w:val="1002"/>
         </w:numPr>
       </w:pPr>
-      <w:hyperlink r:id="rId195">
+      <w:hyperlink r:id="rId196">
         <w:r>
           <w:rPr>
             <w:rStyle w:val="Hyperlink"/>
@@ -3248,7 +3265,7 @@
           <w:numId w:val="1002"/>
         </w:numPr>
       </w:pPr>
-      <w:hyperlink r:id="rId196">
+      <w:hyperlink r:id="rId197">
         <w:r>
           <w:rPr>
             <w:rStyle w:val="Hyperlink"/>
@@ -3265,7 +3282,7 @@
           <w:numId w:val="1002"/>
         </w:numPr>
       </w:pPr>
-      <w:hyperlink r:id="rId197">
+      <w:hyperlink r:id="rId198">
         <w:r>
           <w:rPr>
             <w:rStyle w:val="Hyperlink"/>
@@ -3282,7 +3299,7 @@
           <w:numId w:val="1002"/>
         </w:numPr>
       </w:pPr>
-      <w:hyperlink r:id="rId198">
+      <w:hyperlink r:id="rId199">
         <w:r>
           <w:rPr>
             <w:rStyle w:val="Hyperlink"/>
@@ -3299,7 +3316,7 @@
           <w:numId w:val="1002"/>
         </w:numPr>
       </w:pPr>
-      <w:hyperlink r:id="rId199">
+      <w:hyperlink r:id="rId200">
         <w:r>
           <w:rPr>
             <w:rStyle w:val="Hyperlink"/>
@@ -3316,7 +3333,7 @@
           <w:numId w:val="1002"/>
         </w:numPr>
       </w:pPr>
-      <w:hyperlink r:id="rId200">
+      <w:hyperlink r:id="rId201">
         <w:r>
           <w:rPr>
             <w:rStyle w:val="Hyperlink"/>
@@ -3333,7 +3350,7 @@
           <w:numId w:val="1002"/>
         </w:numPr>
       </w:pPr>
-      <w:hyperlink r:id="rId201">
+      <w:hyperlink r:id="rId202">
         <w:r>
           <w:rPr>
             <w:rStyle w:val="Hyperlink"/>
@@ -3350,7 +3367,7 @@
           <w:numId w:val="1002"/>
         </w:numPr>
       </w:pPr>
-      <w:hyperlink r:id="rId202">
+      <w:hyperlink r:id="rId203">
         <w:r>
           <w:rPr>
             <w:rStyle w:val="Hyperlink"/>
@@ -3367,7 +3384,24 @@
           <w:numId w:val="1002"/>
         </w:numPr>
       </w:pPr>
-      <w:hyperlink r:id="rId203">
+      <w:hyperlink r:id="rId204">
+        <w:r>
+          <w:rPr>
+            <w:rStyle w:val="Hyperlink"/>
+          </w:rPr>
+          <w:t xml:space="preserve">Test-IloAuthentication</w:t>
+        </w:r>
+      </w:hyperlink>
+    </w:p>
+    <w:p>
+      <w:pPr>
+        <w:pStyle w:val="Compact"/>
+        <w:numPr>
+          <w:ilvl w:val="0"/>
+          <w:numId w:val="1002"/>
+        </w:numPr>
+      </w:pPr>
+      <w:hyperlink r:id="rId205">
         <w:r>
           <w:rPr>
             <w:rStyle w:val="Hyperlink"/>
@@ -3384,7 +3418,24 @@
           <w:numId w:val="1002"/>
         </w:numPr>
       </w:pPr>
-      <w:hyperlink r:id="rId204">
+      <w:hyperlink r:id="rId206">
+        <w:r>
+          <w:rPr>
+            <w:rStyle w:val="Hyperlink"/>
+          </w:rPr>
+          <w:t xml:space="preserve">Test-ModuleImportIsolated</w:t>
+        </w:r>
+      </w:hyperlink>
+    </w:p>
+    <w:p>
+      <w:pPr>
+        <w:pStyle w:val="Compact"/>
+        <w:numPr>
+          <w:ilvl w:val="0"/>
+          <w:numId w:val="1002"/>
+        </w:numPr>
+      </w:pPr>
+      <w:hyperlink r:id="rId207">
         <w:r>
           <w:rPr>
             <w:rStyle w:val="Hyperlink"/>
@@ -3401,7 +3452,7 @@
           <w:numId w:val="1002"/>
         </w:numPr>
       </w:pPr>
-      <w:hyperlink r:id="rId205">
+      <w:hyperlink r:id="rId208">
         <w:r>
           <w:rPr>
             <w:rStyle w:val="Hyperlink"/>
@@ -3418,7 +3469,7 @@
           <w:numId w:val="1002"/>
         </w:numPr>
       </w:pPr>
-      <w:hyperlink r:id="rId206">
+      <w:hyperlink r:id="rId209">
         <w:r>
           <w:rPr>
             <w:rStyle w:val="Hyperlink"/>
@@ -3435,7 +3486,7 @@
           <w:numId w:val="1002"/>
         </w:numPr>
       </w:pPr>
-      <w:hyperlink r:id="rId207">
+      <w:hyperlink r:id="rId210">
         <w:r>
           <w:rPr>
             <w:rStyle w:val="Hyperlink"/>
@@ -3452,7 +3503,7 @@
           <w:numId w:val="1002"/>
         </w:numPr>
       </w:pPr>
-      <w:hyperlink r:id="rId208">
+      <w:hyperlink r:id="rId211">
         <w:r>
           <w:rPr>
             <w:rStyle w:val="Hyperlink"/>
@@ -3469,7 +3520,7 @@
           <w:numId w:val="1002"/>
         </w:numPr>
       </w:pPr>
-      <w:hyperlink r:id="rId209">
+      <w:hyperlink r:id="rId212">
         <w:r>
           <w:rPr>
             <w:rStyle w:val="Hyperlink"/>
@@ -3486,7 +3537,7 @@
           <w:numId w:val="1002"/>
         </w:numPr>
       </w:pPr>
-      <w:hyperlink r:id="rId210">
+      <w:hyperlink r:id="rId213">
         <w:r>
           <w:rPr>
             <w:rStyle w:val="Hyperlink"/>
@@ -3503,7 +3554,7 @@
           <w:numId w:val="1002"/>
         </w:numPr>
       </w:pPr>
-      <w:hyperlink r:id="rId211">
+      <w:hyperlink r:id="rId214">
         <w:r>
           <w:rPr>
             <w:rStyle w:val="Hyperlink"/>
@@ -3520,7 +3571,7 @@
           <w:numId w:val="1002"/>
         </w:numPr>
       </w:pPr>
-      <w:hyperlink r:id="rId212">
+      <w:hyperlink r:id="rId215">
         <w:r>
           <w:rPr>
             <w:rStyle w:val="Hyperlink"/>
@@ -3537,7 +3588,7 @@
           <w:numId w:val="1002"/>
         </w:numPr>
       </w:pPr>
-      <w:hyperlink r:id="rId213">
+      <w:hyperlink r:id="rId216">
         <w:r>
           <w:rPr>
             <w:rStyle w:val="Hyperlink"/>
@@ -3554,7 +3605,7 @@
           <w:numId w:val="1002"/>
         </w:numPr>
       </w:pPr>
-      <w:hyperlink r:id="rId214">
+      <w:hyperlink r:id="rId217">
         <w:r>
           <w:rPr>
             <w:rStyle w:val="Hyperlink"/>
@@ -3571,7 +3622,7 @@
           <w:numId w:val="1002"/>
         </w:numPr>
       </w:pPr>
-      <w:hyperlink r:id="rId215">
+      <w:hyperlink r:id="rId218">
         <w:r>
           <w:rPr>
             <w:rStyle w:val="Hyperlink"/>
@@ -3588,7 +3639,7 @@
           <w:numId w:val="1002"/>
         </w:numPr>
       </w:pPr>
-      <w:hyperlink r:id="rId216">
+      <w:hyperlink r:id="rId219">
         <w:r>
           <w:rPr>
             <w:rStyle w:val="Hyperlink"/>
@@ -3605,7 +3656,7 @@
           <w:numId w:val="1002"/>
         </w:numPr>
       </w:pPr>
-      <w:hyperlink r:id="rId217">
+      <w:hyperlink r:id="rId220">
         <w:r>
           <w:rPr>
             <w:rStyle w:val="Hyperlink"/>
@@ -3622,7 +3673,7 @@
           <w:numId w:val="1002"/>
         </w:numPr>
       </w:pPr>
-      <w:hyperlink r:id="rId218">
+      <w:hyperlink r:id="rId221">
         <w:r>
           <w:rPr>
             <w:rStyle w:val="Hyperlink"/>
@@ -3639,7 +3690,7 @@
           <w:numId w:val="1002"/>
         </w:numPr>
       </w:pPr>
-      <w:hyperlink r:id="rId219">
+      <w:hyperlink r:id="rId222">
         <w:r>
           <w:rPr>
             <w:rStyle w:val="Hyperlink"/>
@@ -3656,7 +3707,7 @@
           <w:numId w:val="1002"/>
         </w:numPr>
       </w:pPr>
-      <w:hyperlink r:id="rId220">
+      <w:hyperlink r:id="rId223">
         <w:r>
           <w:rPr>
             <w:rStyle w:val="Hyperlink"/>
@@ -3673,7 +3724,7 @@
           <w:numId w:val="1002"/>
         </w:numPr>
       </w:pPr>
-      <w:hyperlink r:id="rId221">
+      <w:hyperlink r:id="rId224">
         <w:r>
           <w:rPr>
             <w:rStyle w:val="Hyperlink"/>
@@ -3690,7 +3741,7 @@
           <w:numId w:val="1002"/>
         </w:numPr>
       </w:pPr>
-      <w:hyperlink r:id="rId222">
+      <w:hyperlink r:id="rId225">
         <w:r>
           <w:rPr>
             <w:rStyle w:val="Hyperlink"/>
@@ -3707,7 +3758,7 @@
           <w:numId w:val="1002"/>
         </w:numPr>
       </w:pPr>
-      <w:hyperlink r:id="rId223">
+      <w:hyperlink r:id="rId226">
         <w:r>
           <w:rPr>
             <w:rStyle w:val="Hyperlink"/>
@@ -3724,7 +3775,7 @@
           <w:numId w:val="1002"/>
         </w:numPr>
       </w:pPr>
-      <w:hyperlink r:id="rId224">
+      <w:hyperlink r:id="rId227">
         <w:r>
           <w:rPr>
             <w:rStyle w:val="Hyperlink"/>
@@ -3741,7 +3792,7 @@
           <w:numId w:val="1002"/>
         </w:numPr>
       </w:pPr>
-      <w:hyperlink r:id="rId225">
+      <w:hyperlink r:id="rId228">
         <w:r>
           <w:rPr>
             <w:rStyle w:val="Hyperlink"/>
@@ -3758,7 +3809,7 @@
           <w:numId w:val="1002"/>
         </w:numPr>
       </w:pPr>
-      <w:hyperlink r:id="rId226">
+      <w:hyperlink r:id="rId229">
         <w:r>
           <w:rPr>
             <w:rStyle w:val="Hyperlink"/>
@@ -3775,7 +3826,7 @@
           <w:numId w:val="1002"/>
         </w:numPr>
       </w:pPr>
-      <w:hyperlink r:id="rId227">
+      <w:hyperlink r:id="rId230">
         <w:r>
           <w:rPr>
             <w:rStyle w:val="Hyperlink"/>
@@ -3792,7 +3843,7 @@
           <w:numId w:val="1002"/>
         </w:numPr>
       </w:pPr>
-      <w:hyperlink r:id="rId228">
+      <w:hyperlink r:id="rId231">
         <w:r>
           <w:rPr>
             <w:rStyle w:val="Hyperlink"/>
@@ -3809,7 +3860,7 @@
           <w:numId w:val="1002"/>
         </w:numPr>
       </w:pPr>
-      <w:hyperlink r:id="rId229">
+      <w:hyperlink r:id="rId232">
         <w:r>
           <w:rPr>
             <w:rStyle w:val="Hyperlink"/>
@@ -3826,7 +3877,7 @@
           <w:numId w:val="1002"/>
         </w:numPr>
       </w:pPr>
-      <w:hyperlink r:id="rId230">
+      <w:hyperlink r:id="rId233">
         <w:r>
           <w:rPr>
             <w:rStyle w:val="Hyperlink"/>
@@ -3843,7 +3894,7 @@
           <w:numId w:val="1002"/>
         </w:numPr>
       </w:pPr>
-      <w:hyperlink r:id="rId231">
+      <w:hyperlink r:id="rId234">
         <w:r>
           <w:rPr>
             <w:rStyle w:val="Hyperlink"/>
@@ -3860,7 +3911,7 @@
           <w:numId w:val="1002"/>
         </w:numPr>
       </w:pPr>
-      <w:hyperlink r:id="rId232">
+      <w:hyperlink r:id="rId235">
         <w:r>
           <w:rPr>
             <w:rStyle w:val="Hyperlink"/>
@@ -3877,7 +3928,7 @@
           <w:numId w:val="1002"/>
         </w:numPr>
       </w:pPr>
-      <w:hyperlink r:id="rId233">
+      <w:hyperlink r:id="rId236">
         <w:r>
           <w:rPr>
             <w:rStyle w:val="Hyperlink"/>
@@ -3894,7 +3945,7 @@
           <w:numId w:val="1002"/>
         </w:numPr>
       </w:pPr>
-      <w:hyperlink r:id="rId234">
+      <w:hyperlink r:id="rId237">
         <w:r>
           <w:rPr>
             <w:rStyle w:val="Hyperlink"/>
@@ -3910,8 +3961,8 @@
         </w:pict>
       </w:r>
     </w:p>
-    <w:bookmarkEnd w:id="235"/>
-    <w:bookmarkEnd w:id="236"/>
+    <w:bookmarkEnd w:id="238"/>
+    <w:bookmarkEnd w:id="239"/>
     <w:sectPr>
       <w:pgSz w:w="16838" w:h="11906" w:orient="landscape"/>
       <w:footnotePr>

--- a/docx/dynamic-code-docs/INDEX.docx
+++ b/docx/dynamic-code-docs/INDEX.docx
@@ -2,7 +2,7 @@
 <file path=word/document.xml><?xml version="1.0" encoding="utf-8"?>
 <w:document xmlns:w="http://schemas.openxmlformats.org/wordprocessingml/2006/main" xmlns:m="http://schemas.openxmlformats.org/officeDocument/2006/math" xmlns:r="http://schemas.openxmlformats.org/officeDocument/2006/relationships" xmlns:o="urn:schemas-microsoft-com:office:office" xmlns:v="urn:schemas-microsoft-com:vml" xmlns:w10="urn:schemas-microsoft-com:office:word" xmlns:a="http://schemas.openxmlformats.org/drawingml/2006/main" xmlns:pic="http://schemas.openxmlformats.org/drawingml/2006/picture" xmlns:wp="http://schemas.openxmlformats.org/drawingml/2006/wordprocessingDrawing">
   <w:body>
-    <w:bookmarkStart w:id="239" w:name="sec1"/>
+    <w:bookmarkStart w:id="240" w:name="sec1"/>
     <w:p>
       <w:pPr>
         <w:pStyle w:val="Heading1"/>
@@ -65,11 +65,11 @@
         <w:pStyle w:val="FirstParagraph"/>
       </w:pPr>
       <w:r>
-        <w:t xml:space="preserve">Generated: 2026-10-14</w:t>
+        <w:t xml:space="preserve">Generated: 2026-10-16</w:t>
       </w:r>
     </w:p>
     <w:bookmarkEnd w:id="9"/>
-    <w:bookmarkStart w:id="238" w:name="sec3"/>
+    <w:bookmarkStart w:id="239" w:name="sec3"/>
     <w:p>
       <w:pPr>
         <w:pStyle w:val="Heading2"/>
@@ -2692,6 +2692,23 @@
           <w:rPr>
             <w:rStyle w:val="Hyperlink"/>
           </w:rPr>
+          <w:t xml:space="preserve">Resolve-OneViewModuleLoadAction</w:t>
+        </w:r>
+      </w:hyperlink>
+    </w:p>
+    <w:p>
+      <w:pPr>
+        <w:pStyle w:val="Compact"/>
+        <w:numPr>
+          <w:ilvl w:val="0"/>
+          <w:numId w:val="1002"/>
+        </w:numPr>
+      </w:pPr>
+      <w:hyperlink r:id="rId164">
+        <w:r>
+          <w:rPr>
+            <w:rStyle w:val="Hyperlink"/>
+          </w:rPr>
           <w:t xml:space="preserve">Resolve-OneViewSession</w:t>
         </w:r>
       </w:hyperlink>
@@ -2704,7 +2721,7 @@
           <w:numId w:val="1002"/>
         </w:numPr>
       </w:pPr>
-      <w:hyperlink r:id="rId164">
+      <w:hyperlink r:id="rId165">
         <w:r>
           <w:rPr>
             <w:rStyle w:val="Hyperlink"/>
@@ -2721,7 +2738,7 @@
           <w:numId w:val="1002"/>
         </w:numPr>
       </w:pPr>
-      <w:hyperlink r:id="rId165">
+      <w:hyperlink r:id="rId166">
         <w:r>
           <w:rPr>
             <w:rStyle w:val="Hyperlink"/>
@@ -2738,7 +2755,7 @@
           <w:numId w:val="1002"/>
         </w:numPr>
       </w:pPr>
-      <w:hyperlink r:id="rId166">
+      <w:hyperlink r:id="rId167">
         <w:r>
           <w:rPr>
             <w:rStyle w:val="Hyperlink"/>
@@ -2755,7 +2772,7 @@
           <w:numId w:val="1002"/>
         </w:numPr>
       </w:pPr>
-      <w:hyperlink r:id="rId167">
+      <w:hyperlink r:id="rId168">
         <w:r>
           <w:rPr>
             <w:rStyle w:val="Hyperlink"/>
@@ -2772,7 +2789,7 @@
           <w:numId w:val="1002"/>
         </w:numPr>
       </w:pPr>
-      <w:hyperlink r:id="rId168">
+      <w:hyperlink r:id="rId169">
         <w:r>
           <w:rPr>
             <w:rStyle w:val="Hyperlink"/>
@@ -2789,7 +2806,7 @@
           <w:numId w:val="1002"/>
         </w:numPr>
       </w:pPr>
-      <w:hyperlink r:id="rId169">
+      <w:hyperlink r:id="rId170">
         <w:r>
           <w:rPr>
             <w:rStyle w:val="Hyperlink"/>
@@ -2806,7 +2823,7 @@
           <w:numId w:val="1002"/>
         </w:numPr>
       </w:pPr>
-      <w:hyperlink r:id="rId170">
+      <w:hyperlink r:id="rId171">
         <w:r>
           <w:rPr>
             <w:rStyle w:val="Hyperlink"/>
@@ -2823,7 +2840,7 @@
           <w:numId w:val="1002"/>
         </w:numPr>
       </w:pPr>
-      <w:hyperlink r:id="rId171">
+      <w:hyperlink r:id="rId172">
         <w:r>
           <w:rPr>
             <w:rStyle w:val="Hyperlink"/>
@@ -2840,7 +2857,7 @@
           <w:numId w:val="1002"/>
         </w:numPr>
       </w:pPr>
-      <w:hyperlink r:id="rId172">
+      <w:hyperlink r:id="rId173">
         <w:r>
           <w:rPr>
             <w:rStyle w:val="Hyperlink"/>
@@ -2857,7 +2874,7 @@
           <w:numId w:val="1002"/>
         </w:numPr>
       </w:pPr>
-      <w:hyperlink r:id="rId173">
+      <w:hyperlink r:id="rId174">
         <w:r>
           <w:rPr>
             <w:rStyle w:val="Hyperlink"/>
@@ -2874,7 +2891,7 @@
           <w:numId w:val="1002"/>
         </w:numPr>
       </w:pPr>
-      <w:hyperlink r:id="rId174">
+      <w:hyperlink r:id="rId175">
         <w:r>
           <w:rPr>
             <w:rStyle w:val="Hyperlink"/>
@@ -2891,7 +2908,7 @@
           <w:numId w:val="1002"/>
         </w:numPr>
       </w:pPr>
-      <w:hyperlink r:id="rId175">
+      <w:hyperlink r:id="rId176">
         <w:r>
           <w:rPr>
             <w:rStyle w:val="Hyperlink"/>
@@ -2908,7 +2925,7 @@
           <w:numId w:val="1002"/>
         </w:numPr>
       </w:pPr>
-      <w:hyperlink r:id="rId176">
+      <w:hyperlink r:id="rId177">
         <w:r>
           <w:rPr>
             <w:rStyle w:val="Hyperlink"/>
@@ -2925,7 +2942,7 @@
           <w:numId w:val="1002"/>
         </w:numPr>
       </w:pPr>
-      <w:hyperlink r:id="rId177">
+      <w:hyperlink r:id="rId178">
         <w:r>
           <w:rPr>
             <w:rStyle w:val="Hyperlink"/>
@@ -2942,7 +2959,7 @@
           <w:numId w:val="1002"/>
         </w:numPr>
       </w:pPr>
-      <w:hyperlink r:id="rId178">
+      <w:hyperlink r:id="rId179">
         <w:r>
           <w:rPr>
             <w:rStyle w:val="Hyperlink"/>
@@ -2959,7 +2976,7 @@
           <w:numId w:val="1002"/>
         </w:numPr>
       </w:pPr>
-      <w:hyperlink r:id="rId179">
+      <w:hyperlink r:id="rId180">
         <w:r>
           <w:rPr>
             <w:rStyle w:val="Hyperlink"/>
@@ -2976,7 +2993,7 @@
           <w:numId w:val="1002"/>
         </w:numPr>
       </w:pPr>
-      <w:hyperlink r:id="rId180">
+      <w:hyperlink r:id="rId181">
         <w:r>
           <w:rPr>
             <w:rStyle w:val="Hyperlink"/>
@@ -2993,7 +3010,7 @@
           <w:numId w:val="1002"/>
         </w:numPr>
       </w:pPr>
-      <w:hyperlink r:id="rId181">
+      <w:hyperlink r:id="rId182">
         <w:r>
           <w:rPr>
             <w:rStyle w:val="Hyperlink"/>
@@ -3010,7 +3027,7 @@
           <w:numId w:val="1002"/>
         </w:numPr>
       </w:pPr>
-      <w:hyperlink r:id="rId182">
+      <w:hyperlink r:id="rId183">
         <w:r>
           <w:rPr>
             <w:rStyle w:val="Hyperlink"/>
@@ -3027,7 +3044,7 @@
           <w:numId w:val="1002"/>
         </w:numPr>
       </w:pPr>
-      <w:hyperlink r:id="rId183">
+      <w:hyperlink r:id="rId184">
         <w:r>
           <w:rPr>
             <w:rStyle w:val="Hyperlink"/>
@@ -3044,7 +3061,7 @@
           <w:numId w:val="1002"/>
         </w:numPr>
       </w:pPr>
-      <w:hyperlink r:id="rId184">
+      <w:hyperlink r:id="rId185">
         <w:r>
           <w:rPr>
             <w:rStyle w:val="Hyperlink"/>
@@ -3061,7 +3078,7 @@
           <w:numId w:val="1002"/>
         </w:numPr>
       </w:pPr>
-      <w:hyperlink r:id="rId185">
+      <w:hyperlink r:id="rId186">
         <w:r>
           <w:rPr>
             <w:rStyle w:val="Hyperlink"/>
@@ -3078,7 +3095,7 @@
           <w:numId w:val="1002"/>
         </w:numPr>
       </w:pPr>
-      <w:hyperlink r:id="rId186">
+      <w:hyperlink r:id="rId187">
         <w:r>
           <w:rPr>
             <w:rStyle w:val="Hyperlink"/>
@@ -3095,7 +3112,7 @@
           <w:numId w:val="1002"/>
         </w:numPr>
       </w:pPr>
-      <w:hyperlink r:id="rId187">
+      <w:hyperlink r:id="rId188">
         <w:r>
           <w:rPr>
             <w:rStyle w:val="Hyperlink"/>
@@ -3112,7 +3129,7 @@
           <w:numId w:val="1002"/>
         </w:numPr>
       </w:pPr>
-      <w:hyperlink r:id="rId188">
+      <w:hyperlink r:id="rId189">
         <w:r>
           <w:rPr>
             <w:rStyle w:val="Hyperlink"/>
@@ -3129,7 +3146,7 @@
           <w:numId w:val="1002"/>
         </w:numPr>
       </w:pPr>
-      <w:hyperlink r:id="rId189">
+      <w:hyperlink r:id="rId190">
         <w:r>
           <w:rPr>
             <w:rStyle w:val="Hyperlink"/>
@@ -3146,7 +3163,7 @@
           <w:numId w:val="1002"/>
         </w:numPr>
       </w:pPr>
-      <w:hyperlink r:id="rId190">
+      <w:hyperlink r:id="rId191">
         <w:r>
           <w:rPr>
             <w:rStyle w:val="Hyperlink"/>
@@ -3163,7 +3180,7 @@
           <w:numId w:val="1002"/>
         </w:numPr>
       </w:pPr>
-      <w:hyperlink r:id="rId191">
+      <w:hyperlink r:id="rId192">
         <w:r>
           <w:rPr>
             <w:rStyle w:val="Hyperlink"/>
@@ -3180,7 +3197,7 @@
           <w:numId w:val="1002"/>
         </w:numPr>
       </w:pPr>
-      <w:hyperlink r:id="rId192">
+      <w:hyperlink r:id="rId193">
         <w:r>
           <w:rPr>
             <w:rStyle w:val="Hyperlink"/>
@@ -3197,7 +3214,7 @@
           <w:numId w:val="1002"/>
         </w:numPr>
       </w:pPr>
-      <w:hyperlink r:id="rId193">
+      <w:hyperlink r:id="rId194">
         <w:r>
           <w:rPr>
             <w:rStyle w:val="Hyperlink"/>
@@ -3214,7 +3231,7 @@
           <w:numId w:val="1002"/>
         </w:numPr>
       </w:pPr>
-      <w:hyperlink r:id="rId194">
+      <w:hyperlink r:id="rId195">
         <w:r>
           <w:rPr>
             <w:rStyle w:val="Hyperlink"/>
@@ -3231,7 +3248,7 @@
           <w:numId w:val="1002"/>
         </w:numPr>
       </w:pPr>
-      <w:hyperlink r:id="rId195">
+      <w:hyperlink r:id="rId196">
         <w:r>
           <w:rPr>
             <w:rStyle w:val="Hyperlink"/>
@@ -3248,7 +3265,7 @@
           <w:numId w:val="1002"/>
         </w:numPr>
       </w:pPr>
-      <w:hyperlink r:id="rId196">
+      <w:hyperlink r:id="rId197">
         <w:r>
           <w:rPr>
             <w:rStyle w:val="Hyperlink"/>
@@ -3265,7 +3282,7 @@
           <w:numId w:val="1002"/>
         </w:numPr>
       </w:pPr>
-      <w:hyperlink r:id="rId197">
+      <w:hyperlink r:id="rId198">
         <w:r>
           <w:rPr>
             <w:rStyle w:val="Hyperlink"/>
@@ -3282,7 +3299,7 @@
           <w:numId w:val="1002"/>
         </w:numPr>
       </w:pPr>
-      <w:hyperlink r:id="rId198">
+      <w:hyperlink r:id="rId199">
         <w:r>
           <w:rPr>
             <w:rStyle w:val="Hyperlink"/>
@@ -3299,7 +3316,7 @@
           <w:numId w:val="1002"/>
         </w:numPr>
       </w:pPr>
-      <w:hyperlink r:id="rId199">
+      <w:hyperlink r:id="rId200">
         <w:r>
           <w:rPr>
             <w:rStyle w:val="Hyperlink"/>
@@ -3316,7 +3333,7 @@
           <w:numId w:val="1002"/>
         </w:numPr>
       </w:pPr>
-      <w:hyperlink r:id="rId200">
+      <w:hyperlink r:id="rId201">
         <w:r>
           <w:rPr>
             <w:rStyle w:val="Hyperlink"/>
@@ -3333,7 +3350,7 @@
           <w:numId w:val="1002"/>
         </w:numPr>
       </w:pPr>
-      <w:hyperlink r:id="rId201">
+      <w:hyperlink r:id="rId202">
         <w:r>
           <w:rPr>
             <w:rStyle w:val="Hyperlink"/>
@@ -3350,7 +3367,7 @@
           <w:numId w:val="1002"/>
         </w:numPr>
       </w:pPr>
-      <w:hyperlink r:id="rId202">
+      <w:hyperlink r:id="rId203">
         <w:r>
           <w:rPr>
             <w:rStyle w:val="Hyperlink"/>
@@ -3367,7 +3384,7 @@
           <w:numId w:val="1002"/>
         </w:numPr>
       </w:pPr>
-      <w:hyperlink r:id="rId203">
+      <w:hyperlink r:id="rId204">
         <w:r>
           <w:rPr>
             <w:rStyle w:val="Hyperlink"/>
@@ -3384,7 +3401,7 @@
           <w:numId w:val="1002"/>
         </w:numPr>
       </w:pPr>
-      <w:hyperlink r:id="rId204">
+      <w:hyperlink r:id="rId205">
         <w:r>
           <w:rPr>
             <w:rStyle w:val="Hyperlink"/>
@@ -3401,7 +3418,7 @@
           <w:numId w:val="1002"/>
         </w:numPr>
       </w:pPr>
-      <w:hyperlink r:id="rId205">
+      <w:hyperlink r:id="rId206">
         <w:r>
           <w:rPr>
             <w:rStyle w:val="Hyperlink"/>
@@ -3418,7 +3435,7 @@
           <w:numId w:val="1002"/>
         </w:numPr>
       </w:pPr>
-      <w:hyperlink r:id="rId206">
+      <w:hyperlink r:id="rId207">
         <w:r>
           <w:rPr>
             <w:rStyle w:val="Hyperlink"/>
@@ -3435,7 +3452,7 @@
           <w:numId w:val="1002"/>
         </w:numPr>
       </w:pPr>
-      <w:hyperlink r:id="rId207">
+      <w:hyperlink r:id="rId208">
         <w:r>
           <w:rPr>
             <w:rStyle w:val="Hyperlink"/>
@@ -3452,7 +3469,7 @@
           <w:numId w:val="1002"/>
         </w:numPr>
       </w:pPr>
-      <w:hyperlink r:id="rId208">
+      <w:hyperlink r:id="rId209">
         <w:r>
           <w:rPr>
             <w:rStyle w:val="Hyperlink"/>
@@ -3469,7 +3486,7 @@
           <w:numId w:val="1002"/>
         </w:numPr>
       </w:pPr>
-      <w:hyperlink r:id="rId209">
+      <w:hyperlink r:id="rId210">
         <w:r>
           <w:rPr>
             <w:rStyle w:val="Hyperlink"/>
@@ -3486,7 +3503,7 @@
           <w:numId w:val="1002"/>
         </w:numPr>
       </w:pPr>
-      <w:hyperlink r:id="rId210">
+      <w:hyperlink r:id="rId211">
         <w:r>
           <w:rPr>
             <w:rStyle w:val="Hyperlink"/>
@@ -3503,7 +3520,7 @@
           <w:numId w:val="1002"/>
         </w:numPr>
       </w:pPr>
-      <w:hyperlink r:id="rId211">
+      <w:hyperlink r:id="rId212">
         <w:r>
           <w:rPr>
             <w:rStyle w:val="Hyperlink"/>
@@ -3520,7 +3537,7 @@
           <w:numId w:val="1002"/>
         </w:numPr>
       </w:pPr>
-      <w:hyperlink r:id="rId212">
+      <w:hyperlink r:id="rId213">
         <w:r>
           <w:rPr>
             <w:rStyle w:val="Hyperlink"/>
@@ -3537,7 +3554,7 @@
           <w:numId w:val="1002"/>
         </w:numPr>
       </w:pPr>
-      <w:hyperlink r:id="rId213">
+      <w:hyperlink r:id="rId214">
         <w:r>
           <w:rPr>
             <w:rStyle w:val="Hyperlink"/>
@@ -3554,7 +3571,7 @@
           <w:numId w:val="1002"/>
         </w:numPr>
       </w:pPr>
-      <w:hyperlink r:id="rId214">
+      <w:hyperlink r:id="rId215">
         <w:r>
           <w:rPr>
             <w:rStyle w:val="Hyperlink"/>
@@ -3571,7 +3588,7 @@
           <w:numId w:val="1002"/>
         </w:numPr>
       </w:pPr>
-      <w:hyperlink r:id="rId215">
+      <w:hyperlink r:id="rId216">
         <w:r>
           <w:rPr>
             <w:rStyle w:val="Hyperlink"/>
@@ -3588,7 +3605,7 @@
           <w:numId w:val="1002"/>
         </w:numPr>
       </w:pPr>
-      <w:hyperlink r:id="rId216">
+      <w:hyperlink r:id="rId217">
         <w:r>
           <w:rPr>
             <w:rStyle w:val="Hyperlink"/>
@@ -3605,7 +3622,7 @@
           <w:numId w:val="1002"/>
         </w:numPr>
       </w:pPr>
-      <w:hyperlink r:id="rId217">
+      <w:hyperlink r:id="rId218">
         <w:r>
           <w:rPr>
             <w:rStyle w:val="Hyperlink"/>
@@ -3622,7 +3639,7 @@
           <w:numId w:val="1002"/>
         </w:numPr>
       </w:pPr>
-      <w:hyperlink r:id="rId218">
+      <w:hyperlink r:id="rId219">
         <w:r>
           <w:rPr>
             <w:rStyle w:val="Hyperlink"/>
@@ -3639,7 +3656,7 @@
           <w:numId w:val="1002"/>
         </w:numPr>
       </w:pPr>
-      <w:hyperlink r:id="rId219">
+      <w:hyperlink r:id="rId220">
         <w:r>
           <w:rPr>
             <w:rStyle w:val="Hyperlink"/>
@@ -3656,7 +3673,7 @@
           <w:numId w:val="1002"/>
         </w:numPr>
       </w:pPr>
-      <w:hyperlink r:id="rId220">
+      <w:hyperlink r:id="rId221">
         <w:r>
           <w:rPr>
             <w:rStyle w:val="Hyperlink"/>
@@ -3673,7 +3690,7 @@
           <w:numId w:val="1002"/>
         </w:numPr>
       </w:pPr>
-      <w:hyperlink r:id="rId221">
+      <w:hyperlink r:id="rId222">
         <w:r>
           <w:rPr>
             <w:rStyle w:val="Hyperlink"/>
@@ -3690,7 +3707,7 @@
           <w:numId w:val="1002"/>
         </w:numPr>
       </w:pPr>
-      <w:hyperlink r:id="rId222">
+      <w:hyperlink r:id="rId223">
         <w:r>
           <w:rPr>
             <w:rStyle w:val="Hyperlink"/>
@@ -3707,7 +3724,7 @@
           <w:numId w:val="1002"/>
         </w:numPr>
       </w:pPr>
-      <w:hyperlink r:id="rId223">
+      <w:hyperlink r:id="rId224">
         <w:r>
           <w:rPr>
             <w:rStyle w:val="Hyperlink"/>
@@ -3724,7 +3741,7 @@
           <w:numId w:val="1002"/>
         </w:numPr>
       </w:pPr>
-      <w:hyperlink r:id="rId224">
+      <w:hyperlink r:id="rId225">
         <w:r>
           <w:rPr>
             <w:rStyle w:val="Hyperlink"/>
@@ -3741,7 +3758,7 @@
           <w:numId w:val="1002"/>
         </w:numPr>
       </w:pPr>
-      <w:hyperlink r:id="rId225">
+      <w:hyperlink r:id="rId226">
         <w:r>
           <w:rPr>
             <w:rStyle w:val="Hyperlink"/>
@@ -3758,7 +3775,7 @@
           <w:numId w:val="1002"/>
         </w:numPr>
       </w:pPr>
-      <w:hyperlink r:id="rId226">
+      <w:hyperlink r:id="rId227">
         <w:r>
           <w:rPr>
             <w:rStyle w:val="Hyperlink"/>
@@ -3775,7 +3792,7 @@
           <w:numId w:val="1002"/>
         </w:numPr>
       </w:pPr>
-      <w:hyperlink r:id="rId227">
+      <w:hyperlink r:id="rId228">
         <w:r>
           <w:rPr>
             <w:rStyle w:val="Hyperlink"/>
@@ -3792,7 +3809,7 @@
           <w:numId w:val="1002"/>
         </w:numPr>
       </w:pPr>
-      <w:hyperlink r:id="rId228">
+      <w:hyperlink r:id="rId229">
         <w:r>
           <w:rPr>
             <w:rStyle w:val="Hyperlink"/>
@@ -3809,7 +3826,7 @@
           <w:numId w:val="1002"/>
         </w:numPr>
       </w:pPr>
-      <w:hyperlink r:id="rId229">
+      <w:hyperlink r:id="rId230">
         <w:r>
           <w:rPr>
             <w:rStyle w:val="Hyperlink"/>
@@ -3826,7 +3843,7 @@
           <w:numId w:val="1002"/>
         </w:numPr>
       </w:pPr>
-      <w:hyperlink r:id="rId230">
+      <w:hyperlink r:id="rId231">
         <w:r>
           <w:rPr>
             <w:rStyle w:val="Hyperlink"/>
@@ -3843,7 +3860,7 @@
           <w:numId w:val="1002"/>
         </w:numPr>
       </w:pPr>
-      <w:hyperlink r:id="rId231">
+      <w:hyperlink r:id="rId232">
         <w:r>
           <w:rPr>
             <w:rStyle w:val="Hyperlink"/>
@@ -3860,7 +3877,7 @@
           <w:numId w:val="1002"/>
         </w:numPr>
       </w:pPr>
-      <w:hyperlink r:id="rId232">
+      <w:hyperlink r:id="rId233">
         <w:r>
           <w:rPr>
             <w:rStyle w:val="Hyperlink"/>
@@ -3877,7 +3894,7 @@
           <w:numId w:val="1002"/>
         </w:numPr>
       </w:pPr>
-      <w:hyperlink r:id="rId233">
+      <w:hyperlink r:id="rId234">
         <w:r>
           <w:rPr>
             <w:rStyle w:val="Hyperlink"/>
@@ -3894,7 +3911,7 @@
           <w:numId w:val="1002"/>
         </w:numPr>
       </w:pPr>
-      <w:hyperlink r:id="rId234">
+      <w:hyperlink r:id="rId235">
         <w:r>
           <w:rPr>
             <w:rStyle w:val="Hyperlink"/>
@@ -3911,7 +3928,7 @@
           <w:numId w:val="1002"/>
         </w:numPr>
       </w:pPr>
-      <w:hyperlink r:id="rId235">
+      <w:hyperlink r:id="rId236">
         <w:r>
           <w:rPr>
             <w:rStyle w:val="Hyperlink"/>
@@ -3928,7 +3945,7 @@
           <w:numId w:val="1002"/>
         </w:numPr>
       </w:pPr>
-      <w:hyperlink r:id="rId236">
+      <w:hyperlink r:id="rId237">
         <w:r>
           <w:rPr>
             <w:rStyle w:val="Hyperlink"/>
@@ -3945,7 +3962,7 @@
           <w:numId w:val="1002"/>
         </w:numPr>
       </w:pPr>
-      <w:hyperlink r:id="rId237">
+      <w:hyperlink r:id="rId238">
         <w:r>
           <w:rPr>
             <w:rStyle w:val="Hyperlink"/>
@@ -3961,8 +3978,8 @@
         </w:pict>
       </w:r>
     </w:p>
-    <w:bookmarkEnd w:id="238"/>
     <w:bookmarkEnd w:id="239"/>
+    <w:bookmarkEnd w:id="240"/>
     <w:sectPr>
       <w:pgSz w:w="16838" w:h="11906" w:orient="landscape"/>
       <w:footnotePr>
